--- a/chapters/mathematical-writing.docx
+++ b/chapters/mathematical-writing.docx
@@ -15,7 +15,7 @@
         <w:pStyle w:val="Date"/>
       </w:pPr>
       <w:r>
-        <w:t xml:space="preserve">Last modified: 2026-10-16 04:37:11 (PDT)</w:t>
+        <w:t xml:space="preserve">Last modified: 2026-10-16 04:52:23 (PDT)</w:t>
       </w:r>
     </w:p>
     <w:tbl>

--- a/chapters/mathematical-writing.docx
+++ b/chapters/mathematical-writing.docx
@@ -15,7 +15,7 @@
         <w:pStyle w:val="Date"/>
       </w:pPr>
       <w:r>
-        <w:t xml:space="preserve">Last modified: 2026-10-16 04:52:23 (PDT)</w:t>
+        <w:t xml:space="preserve">Last modified: 2026-10-16 04:57:30 (PDT)</w:t>
       </w:r>
     </w:p>
     <w:tbl>

--- a/chapters/mathematical-writing.docx
+++ b/chapters/mathematical-writing.docx
@@ -15,7 +15,7 @@
         <w:pStyle w:val="Date"/>
       </w:pPr>
       <w:r>
-        <w:t xml:space="preserve">Last modified: 2026-10-16 04:57:30 (PDT)</w:t>
+        <w:t xml:space="preserve">Last modified: 2026-10-16 05:04:39 (PDT)</w:t>
       </w:r>
     </w:p>
     <w:tbl>

--- a/chapters/mathematical-writing.docx
+++ b/chapters/mathematical-writing.docx
@@ -15,7 +15,7 @@
         <w:pStyle w:val="Date"/>
       </w:pPr>
       <w:r>
-        <w:t xml:space="preserve">Last modified: 2026-10-16 05:04:39 (PDT)</w:t>
+        <w:t xml:space="preserve">Last modified: 2026-10-16 05:10:12 (PDT)</w:t>
       </w:r>
     </w:p>
     <w:tbl>

--- a/chapters/mathematical-writing.docx
+++ b/chapters/mathematical-writing.docx
@@ -15,7 +15,7 @@
         <w:pStyle w:val="Date"/>
       </w:pPr>
       <w:r>
-        <w:t xml:space="preserve">Last modified: 2026-10-16 05:10:12 (PDT)</w:t>
+        <w:t xml:space="preserve">Last modified: 2026-10-16 09:59:07 (PDT)</w:t>
       </w:r>
     </w:p>
     <w:tbl>

--- a/chapters/mathematical-writing.docx
+++ b/chapters/mathematical-writing.docx
@@ -15,7 +15,7 @@
         <w:pStyle w:val="Date"/>
       </w:pPr>
       <w:r>
-        <w:t xml:space="preserve">Last modified: 2026-10-16 09:59:07 (PDT)</w:t>
+        <w:t xml:space="preserve">Last modified: 2026-10-16 10:07:11 (PDT)</w:t>
       </w:r>
     </w:p>
     <w:tbl>

--- a/chapters/mathematical-writing.docx
+++ b/chapters/mathematical-writing.docx
@@ -15,7 +15,7 @@
         <w:pStyle w:val="Date"/>
       </w:pPr>
       <w:r>
-        <w:t xml:space="preserve">Last modified: 2026-10-16 10:07:11 (PDT)</w:t>
+        <w:t xml:space="preserve">Last modified: 2026-10-16 10:12:22 (PDT)</w:t>
       </w:r>
     </w:p>
     <w:tbl>

--- a/chapters/mathematical-writing.docx
+++ b/chapters/mathematical-writing.docx
@@ -15,7 +15,7 @@
         <w:pStyle w:val="Date"/>
       </w:pPr>
       <w:r>
-        <w:t xml:space="preserve">Last modified: 2026-10-16 10:12:22 (PDT)</w:t>
+        <w:t xml:space="preserve">Last modified: 2026-10-16 10:17:24 (PDT)</w:t>
       </w:r>
     </w:p>
     <w:tbl>

--- a/chapters/mathematical-writing.docx
+++ b/chapters/mathematical-writing.docx
@@ -15,7 +15,7 @@
         <w:pStyle w:val="Date"/>
       </w:pPr>
       <w:r>
-        <w:t xml:space="preserve">Last modified: 2026-10-16 10:17:24 (PDT)</w:t>
+        <w:t xml:space="preserve">Last modified: 2026-10-16 10:23:00 (PDT)</w:t>
       </w:r>
     </w:p>
     <w:tbl>

--- a/chapters/mathematical-writing.docx
+++ b/chapters/mathematical-writing.docx
@@ -15,7 +15,7 @@
         <w:pStyle w:val="Date"/>
       </w:pPr>
       <w:r>
-        <w:t xml:space="preserve">Last modified: 2026-10-16 10:23:00 (PDT)</w:t>
+        <w:t xml:space="preserve">Last modified: 2026-10-16 10:30:48 (PDT)</w:t>
       </w:r>
     </w:p>
     <w:tbl>

--- a/chapters/mathematical-writing.docx
+++ b/chapters/mathematical-writing.docx
@@ -15,7 +15,7 @@
         <w:pStyle w:val="Date"/>
       </w:pPr>
       <w:r>
-        <w:t xml:space="preserve">Last modified: 2026-10-16 10:30:48 (PDT)</w:t>
+        <w:t xml:space="preserve">Last modified: 2026-10-16 10:35:43 (PDT)</w:t>
       </w:r>
     </w:p>
     <w:tbl>

--- a/chapters/mathematical-writing.docx
+++ b/chapters/mathematical-writing.docx
@@ -15,7 +15,7 @@
         <w:pStyle w:val="Date"/>
       </w:pPr>
       <w:r>
-        <w:t xml:space="preserve">Last modified: 2026-10-16 10:35:43 (PDT)</w:t>
+        <w:t xml:space="preserve">Last modified: 2026-10-16 10:41:10 (PDT)</w:t>
       </w:r>
     </w:p>
     <w:tbl>

--- a/chapters/mathematical-writing.docx
+++ b/chapters/mathematical-writing.docx
@@ -15,7 +15,7 @@
         <w:pStyle w:val="Date"/>
       </w:pPr>
       <w:r>
-        <w:t xml:space="preserve">Last modified: 2026-10-16 10:41:10 (PDT)</w:t>
+        <w:t xml:space="preserve">Last modified: 2026-10-16 16:33:26 (PDT)</w:t>
       </w:r>
     </w:p>
     <w:tbl>

--- a/chapters/mathematical-writing.docx
+++ b/chapters/mathematical-writing.docx
@@ -15,7 +15,7 @@
         <w:pStyle w:val="Date"/>
       </w:pPr>
       <w:r>
-        <w:t xml:space="preserve">Last modified: 2026-10-16 16:33:26 (PDT)</w:t>
+        <w:t xml:space="preserve">Last modified: 2026-10-16 16:41:57 (PDT)</w:t>
       </w:r>
     </w:p>
     <w:tbl>

--- a/chapters/mathematical-writing.docx
+++ b/chapters/mathematical-writing.docx
@@ -15,7 +15,7 @@
         <w:pStyle w:val="Date"/>
       </w:pPr>
       <w:r>
-        <w:t xml:space="preserve">Last modified: 2026-10-16 16:41:57 (PDT)</w:t>
+        <w:t xml:space="preserve">Last modified: 2026-10-16 17:01:04 (PDT)</w:t>
       </w:r>
     </w:p>
     <w:tbl>

--- a/chapters/mathematical-writing.docx
+++ b/chapters/mathematical-writing.docx
@@ -15,7 +15,7 @@
         <w:pStyle w:val="Date"/>
       </w:pPr>
       <w:r>
-        <w:t xml:space="preserve">Last modified: 2026-10-16 17:01:04 (PDT)</w:t>
+        <w:t xml:space="preserve">Last modified: 2026-10-16 18:54:21 (PDT)</w:t>
       </w:r>
     </w:p>
     <w:tbl>

--- a/chapters/mathematical-writing.docx
+++ b/chapters/mathematical-writing.docx
@@ -15,7 +15,7 @@
         <w:pStyle w:val="Date"/>
       </w:pPr>
       <w:r>
-        <w:t xml:space="preserve">Last modified: 2026-10-16 18:54:21 (PDT)</w:t>
+        <w:t xml:space="preserve">Last modified: 2026-10-16 18:58:42 (PDT)</w:t>
       </w:r>
     </w:p>
     <w:tbl>

--- a/chapters/mathematical-writing.docx
+++ b/chapters/mathematical-writing.docx
@@ -15,7 +15,7 @@
         <w:pStyle w:val="Date"/>
       </w:pPr>
       <w:r>
-        <w:t xml:space="preserve">Last modified: 2026-10-16 18:58:42 (PDT)</w:t>
+        <w:t xml:space="preserve">Last modified: 2026-10-16 22:47:07 (PDT)</w:t>
       </w:r>
     </w:p>
     <w:tbl>

--- a/chapters/mathematical-writing.docx
+++ b/chapters/mathematical-writing.docx
@@ -15,7 +15,7 @@
         <w:pStyle w:val="Date"/>
       </w:pPr>
       <w:r>
-        <w:t xml:space="preserve">Last modified: 2026-10-16 22:47:07 (PDT)</w:t>
+        <w:t xml:space="preserve">Last modified: 2026-10-17 00:34:59 (PDT)</w:t>
       </w:r>
     </w:p>
     <w:tbl>

--- a/chapters/mathematical-writing.docx
+++ b/chapters/mathematical-writing.docx
@@ -15,7 +15,7 @@
         <w:pStyle w:val="Date"/>
       </w:pPr>
       <w:r>
-        <w:t xml:space="preserve">Last modified: 2026-10-17 00:34:59 (PDT)</w:t>
+        <w:t xml:space="preserve">Last modified: 2026-10-17 01:12:37 (PDT)</w:t>
       </w:r>
     </w:p>
     <w:tbl>

--- a/chapters/mathematical-writing.docx
+++ b/chapters/mathematical-writing.docx
@@ -15,7 +15,7 @@
         <w:pStyle w:val="Date"/>
       </w:pPr>
       <w:r>
-        <w:t xml:space="preserve">Last modified: 2026-10-17 01:12:37 (PDT)</w:t>
+        <w:t xml:space="preserve">Last modified: 2026-10-17 02:03:16 (PDT)</w:t>
       </w:r>
     </w:p>
     <w:tbl>

--- a/chapters/mathematical-writing.docx
+++ b/chapters/mathematical-writing.docx
@@ -15,7 +15,7 @@
         <w:pStyle w:val="Date"/>
       </w:pPr>
       <w:r>
-        <w:t xml:space="preserve">Last modified: 2026-10-17 02:03:16 (PDT)</w:t>
+        <w:t xml:space="preserve">Last modified: 2026-10-17 02:10:28 (PDT)</w:t>
       </w:r>
     </w:p>
     <w:tbl>

--- a/chapters/mathematical-writing.docx
+++ b/chapters/mathematical-writing.docx
@@ -15,7 +15,7 @@
         <w:pStyle w:val="Date"/>
       </w:pPr>
       <w:r>
-        <w:t xml:space="preserve">Last modified: 2026-10-17 02:10:28 (PDT)</w:t>
+        <w:t xml:space="preserve">Last modified: 2026-10-17 02:34:34 (PDT)</w:t>
       </w:r>
     </w:p>
     <w:tbl>

--- a/chapters/mathematical-writing.docx
+++ b/chapters/mathematical-writing.docx
@@ -15,7 +15,7 @@
         <w:pStyle w:val="Date"/>
       </w:pPr>
       <w:r>
-        <w:t xml:space="preserve">Last modified: 2026-10-17 02:34:34 (PDT)</w:t>
+        <w:t xml:space="preserve">Last modified: 2026-10-17 02:39:13 (PDT)</w:t>
       </w:r>
     </w:p>
     <w:tbl>

--- a/chapters/mathematical-writing.docx
+++ b/chapters/mathematical-writing.docx
@@ -15,7 +15,7 @@
         <w:pStyle w:val="Date"/>
       </w:pPr>
       <w:r>
-        <w:t xml:space="preserve">Last modified: 2026-10-17 02:39:13 (PDT)</w:t>
+        <w:t xml:space="preserve">Last modified: 2026-10-17 02:49:55 (PDT)</w:t>
       </w:r>
     </w:p>
     <w:tbl>

--- a/chapters/mathematical-writing.docx
+++ b/chapters/mathematical-writing.docx
@@ -15,7 +15,7 @@
         <w:pStyle w:val="Date"/>
       </w:pPr>
       <w:r>
-        <w:t xml:space="preserve">Last modified: 2026-10-17 02:49:55 (PDT)</w:t>
+        <w:t xml:space="preserve">Last modified: 2026-10-17 03:00:38 (PDT)</w:t>
       </w:r>
     </w:p>
     <w:tbl>

--- a/chapters/mathematical-writing.docx
+++ b/chapters/mathematical-writing.docx
@@ -15,7 +15,7 @@
         <w:pStyle w:val="Date"/>
       </w:pPr>
       <w:r>
-        <w:t xml:space="preserve">Last modified: 2026-10-17 03:00:38 (PDT)</w:t>
+        <w:t xml:space="preserve">Last modified: 2026-10-17 16:26:16 (PDT)</w:t>
       </w:r>
     </w:p>
     <w:tbl>

--- a/chapters/mathematical-writing.docx
+++ b/chapters/mathematical-writing.docx
@@ -15,7 +15,7 @@
         <w:pStyle w:val="Date"/>
       </w:pPr>
       <w:r>
-        <w:t xml:space="preserve">Last modified: 2026-10-17 16:26:16 (PDT)</w:t>
+        <w:t xml:space="preserve">Last modified: 2026-10-18 11:25:03 (PDT)</w:t>
       </w:r>
     </w:p>
     <w:tbl>

--- a/chapters/mathematical-writing.docx
+++ b/chapters/mathematical-writing.docx
@@ -15,7 +15,7 @@
         <w:pStyle w:val="Date"/>
       </w:pPr>
       <w:r>
-        <w:t xml:space="preserve">Last modified: 2026-10-18 11:25:03 (PDT)</w:t>
+        <w:t xml:space="preserve">Last modified: 2026-10-18 11:31:22 (PDT)</w:t>
       </w:r>
     </w:p>
     <w:tbl>

--- a/chapters/mathematical-writing.docx
+++ b/chapters/mathematical-writing.docx
@@ -15,7 +15,7 @@
         <w:pStyle w:val="Date"/>
       </w:pPr>
       <w:r>
-        <w:t xml:space="preserve">Last modified: 2026-10-18 11:31:22 (PDT)</w:t>
+        <w:t xml:space="preserve">Last modified: 2026-10-18 13:18:24 (PDT)</w:t>
       </w:r>
     </w:p>
     <w:tbl>

--- a/chapters/mathematical-writing.docx
+++ b/chapters/mathematical-writing.docx
@@ -15,7 +15,7 @@
         <w:pStyle w:val="Date"/>
       </w:pPr>
       <w:r>
-        <w:t xml:space="preserve">Last modified: 2026-10-18 13:18:24 (PDT)</w:t>
+        <w:t xml:space="preserve">Last modified: 2026-10-18 13:23:31 (PDT)</w:t>
       </w:r>
     </w:p>
     <w:tbl>

--- a/chapters/mathematical-writing.docx
+++ b/chapters/mathematical-writing.docx
@@ -15,7 +15,7 @@
         <w:pStyle w:val="Date"/>
       </w:pPr>
       <w:r>
-        <w:t xml:space="preserve">Last modified: 2026-10-18 13:23:31 (PDT)</w:t>
+        <w:t xml:space="preserve">Last modified: 2026-10-18 14:45:14 (PDT)</w:t>
       </w:r>
     </w:p>
     <w:tbl>
@@ -222,7 +222,7 @@
         <w:t xml:space="preserve">The notes also cover spelling, punctuation and refereeing, which this book does not.</w:t>
       </w:r>
     </w:p>
-    <w:bookmarkStart w:id="19" w:name="keep-formulas-inside-sentences"/>
+    <w:bookmarkStart w:id="23" w:name="keep-formulas-inside-sentences"/>
     <w:p>
       <w:pPr>
         <w:pStyle w:val="Heading2"/>
@@ -779,14 +779,13 @@
       </w:r>
     </w:p>
     <w:bookmarkEnd w:id="18"/>
-    <w:bookmarkEnd w:id="19"/>
-    <w:bookmarkStart w:id="21" w:name="introduce-a-theorem-with-a-sentence"/>
-    <w:p>
-      <w:pPr>
-        <w:pStyle w:val="Heading2"/>
-      </w:pPr>
-      <w:r>
-        <w:t xml:space="preserve">2 Introduce a theorem with a sentence</w:t>
+    <w:bookmarkStart w:id="22" w:name="make-the-prose-say-what-the-formula-says"/>
+    <w:p>
+      <w:pPr>
+        <w:pStyle w:val="Heading3"/>
+      </w:pPr>
+      <w:r>
+        <w:t xml:space="preserve">1.6 Make the prose say what the formula says</w:t>
       </w:r>
     </w:p>
     <w:p>
@@ -794,34 +793,28 @@
         <w:pStyle w:val="FirstParagraph"/>
       </w:pPr>
       <w:r>
-        <w:t xml:space="preserve">The line before a theorem, lemma or algorithm should be a complete sentence,</w:t>
-      </w:r>
-      <w:r>
-        <w:t xml:space="preserve"> </w:t>
-      </w:r>
-      <w:r>
-        <w:t xml:space="preserve">or end with a colon.</w:t>
-      </w:r>
-      <w:r>
-        <w:t xml:space="preserve"> </w:t>
-      </w:r>
-      <w:r>
-        <w:t xml:space="preserve">Do not let a heading such as</w:t>
-      </w:r>
-      <w:r>
-        <w:t xml:space="preserve"> </w:t>
-      </w:r>
-      <w:r>
-        <w:t xml:space="preserve">“Theorem”</w:t>
-      </w:r>
-      <w:r>
-        <w:t xml:space="preserve"> </w:t>
-      </w:r>
-      <w:r>
-        <w:t xml:space="preserve">finish a sentence that began above it.</w:t>
-      </w:r>
-    </w:p>
-    <w:bookmarkStart w:id="20" w:name="exm-introduce-theorem"/>
+        <w:t xml:space="preserve">The sentence that introduces or interprets a formula must describe that formula.</w:t>
+      </w:r>
+      <w:r>
+        <w:t xml:space="preserve"> </w:t>
+      </w:r>
+      <w:r>
+        <w:t xml:space="preserve">Check every term in the sentence against the formula, symbol by symbol.</w:t>
+      </w:r>
+      <w:r>
+        <w:t xml:space="preserve"> </w:t>
+      </w:r>
+      <w:r>
+        <w:t xml:space="preserve">The words and the symbols must name the same quantity, the same data, and the same kind of average.</w:t>
+      </w:r>
+      <w:r>
+        <w:t xml:space="preserve"> </w:t>
+      </w:r>
+      <w:r>
+        <w:t xml:space="preserve">When you change one, change the other in the same edit.</w:t>
+      </w:r>
+    </w:p>
+    <w:bookmarkStart w:id="19" w:name="exm-prose-matches-math"/>
     <w:p>
       <w:pPr>
         <w:pStyle w:val="BodyText"/>
@@ -831,7 +824,190 @@
           <w:b/>
           <w:bCs/>
         </w:rPr>
-        <w:t xml:space="preserve">Example 3 (Introducing a theorem)</w:t>
+        <w:t xml:space="preserve">Example 3 (A sentence that names the wrong average)</w:t>
+      </w:r>
+      <w:r>
+        <w:t xml:space="preserve"> </w:t>
+      </w:r>
+      <w:r>
+        <w:t xml:space="preserve">Suppose the formula is</w:t>
+      </w:r>
+      <w:r>
+        <w:t xml:space="preserve"> </w:t>
+      </w:r>
+      <w:r>
+        <w:t xml:space="preserve">$\E{\paren{\newoutvar - \predvalf{\predvar}}^2}$</w:t>
+      </w:r>
+      <w:r>
+        <w:t xml:space="preserve">, a population mean at one covariate value</w:t>
+      </w:r>
+      <w:r>
+        <w:t xml:space="preserve"> </w:t>
+      </w:r>
+      <w:r>
+        <w:t xml:space="preserve">$\predvar$</w:t>
+      </w:r>
+      <w:r>
+        <w:t xml:space="preserve">.</w:t>
+      </w:r>
+      <w:r>
+        <w:t xml:space="preserve"> </w:t>
+      </w:r>
+      <w:r>
+        <w:t xml:space="preserve">The sentence</w:t>
+      </w:r>
+      <w:r>
+        <w:t xml:space="preserve"> </w:t>
+      </w:r>
+      <w:r>
+        <w:t xml:space="preserve">“the average squared error over the training set”</w:t>
+      </w:r>
+      <w:r>
+        <w:t xml:space="preserve"> </w:t>
+      </w:r>
+      <w:r>
+        <w:t xml:space="preserve">does not describe it.</w:t>
+      </w:r>
+      <w:r>
+        <w:t xml:space="preserve"> </w:t>
+      </w:r>
+      <w:r>
+        <w:t xml:space="preserve">It names a sample average over many observations.</w:t>
+      </w:r>
+      <w:r>
+        <w:t xml:space="preserve"> </w:t>
+      </w:r>
+      <w:r>
+        <w:t xml:space="preserve">Write</w:t>
+      </w:r>
+      <w:r>
+        <w:t xml:space="preserve"> </w:t>
+      </w:r>
+      <w:r>
+        <w:t xml:space="preserve">“the expected squared prediction error at</w:t>
+      </w:r>
+      <w:r>
+        <w:t xml:space="preserve"> </w:t>
+      </w:r>
+      <w:r>
+        <w:t xml:space="preserve">$\predvar$</w:t>
+      </w:r>
+      <w:r>
+        <w:t xml:space="preserve">”</w:t>
+      </w:r>
+      <w:r>
+        <w:t xml:space="preserve"> </w:t>
+      </w:r>
+      <w:r>
+        <w:t xml:space="preserve">instead.</w:t>
+      </w:r>
+    </w:p>
+    <w:bookmarkEnd w:id="19"/>
+    <w:p>
+      <w:pPr>
+        <w:pStyle w:val="BodyText"/>
+      </w:pPr>
+      <w:r>
+        <w:t xml:space="preserve">Before you submit, reread each formula next to the sentence that describes it.</w:t>
+      </w:r>
+      <w:r>
+        <w:t xml:space="preserve"> </w:t>
+      </w:r>
+      <w:r>
+        <w:t xml:space="preserve">Do the same after every edit to either one.</w:t>
+      </w:r>
+      <w:r>
+        <w:t xml:space="preserve"> </w:t>
+      </w:r>
+      <w:r>
+        <w:t xml:space="preserve">Related rules cover</w:t>
+      </w:r>
+      <w:r>
+        <w:t xml:space="preserve"> </w:t>
+      </w:r>
+      <w:hyperlink r:id="rId20">
+        <w:r>
+          <w:rPr>
+            <w:rStyle w:val="Hyperlink"/>
+          </w:rPr>
+          <w:t xml:space="preserve">using one notation for one thing</w:t>
+        </w:r>
+      </w:hyperlink>
+      <w:r>
+        <w:t xml:space="preserve"> </w:t>
+      </w:r>
+      <w:r>
+        <w:t xml:space="preserve">and</w:t>
+      </w:r>
+      <w:r>
+        <w:t xml:space="preserve"> </w:t>
+      </w:r>
+      <w:hyperlink r:id="rId21">
+        <w:r>
+          <w:rPr>
+            <w:rStyle w:val="Hyperlink"/>
+          </w:rPr>
+          <w:t xml:space="preserve">defining every variable when you introduce it</w:t>
+        </w:r>
+      </w:hyperlink>
+      <w:r>
+        <w:t xml:space="preserve">.</w:t>
+      </w:r>
+    </w:p>
+    <w:bookmarkEnd w:id="22"/>
+    <w:bookmarkEnd w:id="23"/>
+    <w:bookmarkStart w:id="25" w:name="introduce-a-theorem-with-a-sentence"/>
+    <w:p>
+      <w:pPr>
+        <w:pStyle w:val="Heading2"/>
+      </w:pPr>
+      <w:r>
+        <w:t xml:space="preserve">2 Introduce a theorem with a sentence</w:t>
+      </w:r>
+    </w:p>
+    <w:p>
+      <w:pPr>
+        <w:pStyle w:val="FirstParagraph"/>
+      </w:pPr>
+      <w:r>
+        <w:t xml:space="preserve">The line before a theorem, lemma or algorithm should be a complete sentence,</w:t>
+      </w:r>
+      <w:r>
+        <w:t xml:space="preserve"> </w:t>
+      </w:r>
+      <w:r>
+        <w:t xml:space="preserve">or end with a colon.</w:t>
+      </w:r>
+      <w:r>
+        <w:t xml:space="preserve"> </w:t>
+      </w:r>
+      <w:r>
+        <w:t xml:space="preserve">Do not let a heading such as</w:t>
+      </w:r>
+      <w:r>
+        <w:t xml:space="preserve"> </w:t>
+      </w:r>
+      <w:r>
+        <w:t xml:space="preserve">“Theorem”</w:t>
+      </w:r>
+      <w:r>
+        <w:t xml:space="preserve"> </w:t>
+      </w:r>
+      <w:r>
+        <w:t xml:space="preserve">finish a sentence that began above it.</w:t>
+      </w:r>
+    </w:p>
+    <w:bookmarkStart w:id="24" w:name="exm-introduce-theorem"/>
+    <w:p>
+      <w:pPr>
+        <w:pStyle w:val="BodyText"/>
+      </w:pPr>
+      <w:r>
+        <w:rPr>
+          <w:b/>
+          <w:bCs/>
+        </w:rPr>
+        <w:t xml:space="preserve">Example 4 (Introducing a theorem)</w:t>
       </w:r>
       <w:r>
         <w:t xml:space="preserve"> </w:t>
@@ -954,7 +1130,7 @@
         <w:t xml:space="preserve">The ✅ version uses a complete sentence, and the theorem names its object.</w:t>
       </w:r>
     </w:p>
-    <w:bookmarkEnd w:id="20"/>
+    <w:bookmarkEnd w:id="24"/>
     <w:p>
       <w:pPr>
         <w:pStyle w:val="BodyText"/>
@@ -975,8 +1151,8 @@
         <w:t xml:space="preserve">so repeat them in the statement.</w:t>
       </w:r>
     </w:p>
-    <w:bookmarkEnd w:id="21"/>
-    <w:bookmarkStart w:id="23" w:name="X635c8c263491261849c5951c600a7c8b3b0ab19"/>
+    <w:bookmarkEnd w:id="25"/>
+    <w:bookmarkStart w:id="27" w:name="X635c8c263491261849c5951c600a7c8b3b0ab19"/>
     <w:p>
       <w:pPr>
         <w:pStyle w:val="Heading2"/>
@@ -1013,7 +1189,7 @@
       <w:r>
         <w:t xml:space="preserve"> </w:t>
       </w:r>
-      <w:hyperlink r:id="rId22">
+      <w:hyperlink r:id="rId26">
         <w:r>
           <w:rPr>
             <w:rStyle w:val="Hyperlink"/>
@@ -1028,8 +1204,8 @@
         <w:t xml:space="preserve">number a display and let you link to it.</w:t>
       </w:r>
     </w:p>
-    <w:bookmarkEnd w:id="23"/>
-    <w:bookmarkStart w:id="24" w:name="Xa3cf6e4bc6fc8e3d4315c77eaadbd0b034cebd2"/>
+    <w:bookmarkEnd w:id="27"/>
+    <w:bookmarkStart w:id="28" w:name="Xa3cf6e4bc6fc8e3d4315c77eaadbd0b034cebd2"/>
     <w:p>
       <w:pPr>
         <w:pStyle w:val="Heading2"/>
@@ -1106,8 +1282,8 @@
         <w:t xml:space="preserve">.</w:t>
       </w:r>
     </w:p>
-    <w:bookmarkEnd w:id="24"/>
-    <w:bookmarkStart w:id="25" w:name="keep-subscripts-under-control"/>
+    <w:bookmarkEnd w:id="28"/>
+    <w:bookmarkStart w:id="29" w:name="keep-subscripts-under-control"/>
     <w:p>
       <w:pPr>
         <w:pStyle w:val="Heading2"/>
@@ -1433,8 +1609,8 @@
         <w:t xml:space="preserve">only when you need two specified elements.</w:t>
       </w:r>
     </w:p>
-    <w:bookmarkEnd w:id="25"/>
-    <w:bookmarkStart w:id="26" w:name="choose-the-voice-and-the-person"/>
+    <w:bookmarkEnd w:id="29"/>
+    <w:bookmarkStart w:id="30" w:name="choose-the-voice-and-the-person"/>
     <w:p>
       <w:pPr>
         <w:pStyle w:val="Heading2"/>
@@ -1656,8 +1832,8 @@
         <w:t xml:space="preserve">.</w:t>
       </w:r>
     </w:p>
-    <w:bookmarkEnd w:id="26"/>
-    <w:bookmarkStart w:id="27" w:name="choose-the-proof-that-fits-the-claim"/>
+    <w:bookmarkEnd w:id="30"/>
+    <w:bookmarkStart w:id="31" w:name="choose-the-proof-that-fits-the-claim"/>
     <w:p>
       <w:pPr>
         <w:pStyle w:val="Heading2"/>
@@ -1692,8 +1868,8 @@
         <w:t xml:space="preserve">and it does not assume that the entries are integers or restate their ordering.</w:t>
       </w:r>
     </w:p>
-    <w:bookmarkEnd w:id="27"/>
-    <w:bookmarkStart w:id="40" w:name="rules-that-other-chapters-cover"/>
+    <w:bookmarkEnd w:id="31"/>
+    <w:bookmarkStart w:id="42" w:name="rules-that-other-chapters-cover"/>
     <w:p>
       <w:pPr>
         <w:pStyle w:val="Heading2"/>
@@ -1734,7 +1910,7 @@
       <w:tr>
         <w:tc>
           <w:tcPr/>
-          <w:bookmarkStart w:id="36" w:name="tbl-knuth-elsewhere"/>
+          <w:bookmarkStart w:id="38" w:name="tbl-knuth-elsewhere"/>
           <w:p>
             <w:pPr>
               <w:jc w:val="center"/>
@@ -1808,7 +1984,7 @@
                     <w:pStyle w:val="Compact"/>
                     <w:jc w:val="center"/>
                   </w:pPr>
-                  <w:hyperlink r:id="rId28">
+                  <w:hyperlink r:id="rId21">
                     <w:r>
                       <w:rPr>
                         <w:rStyle w:val="Hyperlink"/>
@@ -1839,7 +2015,7 @@
                     <w:pStyle w:val="Compact"/>
                     <w:jc w:val="center"/>
                   </w:pPr>
-                  <w:hyperlink r:id="rId29">
+                  <w:hyperlink r:id="rId20">
                     <w:r>
                       <w:rPr>
                         <w:rStyle w:val="Hyperlink"/>
@@ -1870,7 +2046,7 @@
                     <w:pStyle w:val="Compact"/>
                     <w:jc w:val="center"/>
                   </w:pPr>
-                  <w:hyperlink r:id="rId30">
+                  <w:hyperlink r:id="rId32">
                     <w:r>
                       <w:rPr>
                         <w:rStyle w:val="Hyperlink"/>
@@ -1901,7 +2077,7 @@
                     <w:pStyle w:val="Compact"/>
                     <w:jc w:val="center"/>
                   </w:pPr>
-                  <w:hyperlink r:id="rId31">
+                  <w:hyperlink r:id="rId33">
                     <w:r>
                       <w:rPr>
                         <w:rStyle w:val="Hyperlink"/>
@@ -1932,7 +2108,7 @@
                     <w:pStyle w:val="Compact"/>
                     <w:jc w:val="center"/>
                   </w:pPr>
-                  <w:hyperlink r:id="rId32">
+                  <w:hyperlink r:id="rId34">
                     <w:r>
                       <w:rPr>
                         <w:rStyle w:val="Hyperlink"/>
@@ -1963,7 +2139,7 @@
                     <w:pStyle w:val="Compact"/>
                     <w:jc w:val="center"/>
                   </w:pPr>
-                  <w:hyperlink r:id="rId33">
+                  <w:hyperlink r:id="rId35">
                     <w:r>
                       <w:rPr>
                         <w:rStyle w:val="Hyperlink"/>
@@ -2018,7 +2194,7 @@
                     <w:pStyle w:val="Compact"/>
                     <w:jc w:val="center"/>
                   </w:pPr>
-                  <w:hyperlink r:id="rId34">
+                  <w:hyperlink r:id="rId36">
                     <w:r>
                       <w:rPr>
                         <w:rStyle w:val="Hyperlink"/>
@@ -2049,7 +2225,7 @@
                     <w:pStyle w:val="Compact"/>
                     <w:jc w:val="center"/>
                   </w:pPr>
-                  <w:hyperlink r:id="rId35">
+                  <w:hyperlink r:id="rId37">
                     <w:r>
                       <w:rPr>
                         <w:rStyle w:val="Hyperlink"/>
@@ -2061,13 +2237,13 @@
               </w:tc>
             </w:tr>
           </w:tbl>
-          <w:bookmarkEnd w:id="36"/>
+          <w:bookmarkEnd w:id="38"/>
           <w:p/>
         </w:tc>
       </w:tr>
     </w:tbl>
-    <w:bookmarkStart w:id="39" w:name="refs"/>
-    <w:bookmarkStart w:id="38" w:name="ref-knuth1987mathematical"/>
+    <w:bookmarkStart w:id="41" w:name="refs"/>
+    <w:bookmarkStart w:id="40" w:name="ref-knuth1987mathematical"/>
     <w:p>
       <w:pPr>
         <w:pStyle w:val="Bibliography"/>
@@ -2091,7 +2267,7 @@
       <w:r>
         <w:t xml:space="preserve"> </w:t>
       </w:r>
-      <w:hyperlink r:id="rId37">
+      <w:hyperlink r:id="rId39">
         <w:r>
           <w:rPr>
             <w:rStyle w:val="Hyperlink"/>
@@ -2103,9 +2279,9 @@
         <w:t xml:space="preserve">.</w:t>
       </w:r>
     </w:p>
-    <w:bookmarkEnd w:id="38"/>
-    <w:bookmarkEnd w:id="39"/>
     <w:bookmarkEnd w:id="40"/>
+    <w:bookmarkEnd w:id="41"/>
+    <w:bookmarkEnd w:id="42"/>
     <w:sectPr>
       <w:footnotePr>
         <w:numRestart w:val="eachSect"/>

--- a/chapters/mathematical-writing.docx
+++ b/chapters/mathematical-writing.docx
@@ -15,7 +15,7 @@
         <w:pStyle w:val="Date"/>
       </w:pPr>
       <w:r>
-        <w:t xml:space="preserve">Last modified: 2026-10-18 14:45:14 (PDT)</w:t>
+        <w:t xml:space="preserve">Last modified: 2026-10-18 23:00:30 (PDT)</w:t>
       </w:r>
     </w:p>
     <w:tbl>

--- a/chapters/mathematical-writing.docx
+++ b/chapters/mathematical-writing.docx
@@ -15,7 +15,7 @@
         <w:pStyle w:val="Date"/>
       </w:pPr>
       <w:r>
-        <w:t xml:space="preserve">Last modified: 2026-10-18 23:00:30 (PDT)</w:t>
+        <w:t xml:space="preserve">Last modified: 2026-10-18 23:56:20 (PDT)</w:t>
       </w:r>
     </w:p>
     <w:tbl>

--- a/chapters/mathematical-writing.docx
+++ b/chapters/mathematical-writing.docx
@@ -15,7 +15,7 @@
         <w:pStyle w:val="Date"/>
       </w:pPr>
       <w:r>
-        <w:t xml:space="preserve">Last modified: 2026-10-18 23:56:20 (PDT)</w:t>
+        <w:t xml:space="preserve">Last modified: 2026-10-19 00:03:25 (PDT)</w:t>
       </w:r>
     </w:p>
     <w:tbl>

--- a/chapters/mathematical-writing.docx
+++ b/chapters/mathematical-writing.docx
@@ -15,7 +15,7 @@
         <w:pStyle w:val="Date"/>
       </w:pPr>
       <w:r>
-        <w:t xml:space="preserve">Last modified: 2026-10-19 00:03:25 (PDT)</w:t>
+        <w:t xml:space="preserve">Last modified: 2026-10-19 00:16:56 (PDT)</w:t>
       </w:r>
     </w:p>
     <w:tbl>

--- a/chapters/mathematical-writing.docx
+++ b/chapters/mathematical-writing.docx
@@ -15,7 +15,7 @@
         <w:pStyle w:val="Date"/>
       </w:pPr>
       <w:r>
-        <w:t xml:space="preserve">Last modified: 2026-10-19 00:16:56 (PDT)</w:t>
+        <w:t xml:space="preserve">Last modified: 2026-10-19 00:24:16 (PDT)</w:t>
       </w:r>
     </w:p>
     <w:tbl>

--- a/chapters/mathematical-writing.docx
+++ b/chapters/mathematical-writing.docx
@@ -15,7 +15,7 @@
         <w:pStyle w:val="Date"/>
       </w:pPr>
       <w:r>
-        <w:t xml:space="preserve">Last modified: 2026-10-19 00:24:16 (PDT)</w:t>
+        <w:t xml:space="preserve">Last modified: 2026-10-19 00:31:38 (PDT)</w:t>
       </w:r>
     </w:p>
     <w:tbl>

--- a/chapters/mathematical-writing.docx
+++ b/chapters/mathematical-writing.docx
@@ -15,7 +15,7 @@
         <w:pStyle w:val="Date"/>
       </w:pPr>
       <w:r>
-        <w:t xml:space="preserve">Last modified: 2026-10-19 00:31:38 (PDT)</w:t>
+        <w:t xml:space="preserve">Last modified: 2026-10-19 00:38:42 (PDT)</w:t>
       </w:r>
     </w:p>
     <w:tbl>

--- a/chapters/mathematical-writing.docx
+++ b/chapters/mathematical-writing.docx
@@ -15,7 +15,7 @@
         <w:pStyle w:val="Date"/>
       </w:pPr>
       <w:r>
-        <w:t xml:space="preserve">Last modified: 2026-10-19 00:38:42 (PDT)</w:t>
+        <w:t xml:space="preserve">Last modified: 2026-10-19 00:51:56 (PDT)</w:t>
       </w:r>
     </w:p>
     <w:tbl>

--- a/chapters/mathematical-writing.docx
+++ b/chapters/mathematical-writing.docx
@@ -15,7 +15,7 @@
         <w:pStyle w:val="Date"/>
       </w:pPr>
       <w:r>
-        <w:t xml:space="preserve">Last modified: 2026-10-19 00:51:56 (PDT)</w:t>
+        <w:t xml:space="preserve">Last modified: 2026-10-19 01:18:03 (PDT)</w:t>
       </w:r>
     </w:p>
     <w:tbl>

--- a/chapters/mathematical-writing.docx
+++ b/chapters/mathematical-writing.docx
@@ -15,7 +15,7 @@
         <w:pStyle w:val="Date"/>
       </w:pPr>
       <w:r>
-        <w:t xml:space="preserve">Last modified: 2026-10-19 01:18:03 (PDT)</w:t>
+        <w:t xml:space="preserve">Last modified: 2026-10-19 02:57:24 (PDT)</w:t>
       </w:r>
     </w:p>
     <w:tbl>

--- a/chapters/mathematical-writing.docx
+++ b/chapters/mathematical-writing.docx
@@ -15,7 +15,7 @@
         <w:pStyle w:val="Date"/>
       </w:pPr>
       <w:r>
-        <w:t xml:space="preserve">Last modified: 2026-10-19 02:57:24 (PDT)</w:t>
+        <w:t xml:space="preserve">Last modified: 2026-10-19 03:32:07 (PDT)</w:t>
       </w:r>
     </w:p>
     <w:tbl>

--- a/chapters/mathematical-writing.docx
+++ b/chapters/mathematical-writing.docx
@@ -15,7 +15,7 @@
         <w:pStyle w:val="Date"/>
       </w:pPr>
       <w:r>
-        <w:t xml:space="preserve">Last modified: 2026-10-19 03:32:07 (PDT)</w:t>
+        <w:t xml:space="preserve">Last modified: 2026-10-19 09:41:21 (PDT)</w:t>
       </w:r>
     </w:p>
     <w:tbl>

--- a/chapters/mathematical-writing.docx
+++ b/chapters/mathematical-writing.docx
@@ -15,7 +15,7 @@
         <w:pStyle w:val="Date"/>
       </w:pPr>
       <w:r>
-        <w:t xml:space="preserve">Last modified: 2026-10-19 09:41:21 (PDT)</w:t>
+        <w:t xml:space="preserve">Last modified: 2026-10-19 10:00:51 (PDT)</w:t>
       </w:r>
     </w:p>
     <w:tbl>

--- a/chapters/mathematical-writing.docx
+++ b/chapters/mathematical-writing.docx
@@ -15,7 +15,7 @@
         <w:pStyle w:val="Date"/>
       </w:pPr>
       <w:r>
-        <w:t xml:space="preserve">Last modified: 2026-10-19 10:00:51 (PDT)</w:t>
+        <w:t xml:space="preserve">Last modified: 2026-10-19 10:35:29 (PDT)</w:t>
       </w:r>
     </w:p>
     <w:tbl>

--- a/chapters/mathematical-writing.docx
+++ b/chapters/mathematical-writing.docx
@@ -15,7 +15,7 @@
         <w:pStyle w:val="Date"/>
       </w:pPr>
       <w:r>
-        <w:t xml:space="preserve">Last modified: 2026-10-19 10:35:29 (PDT)</w:t>
+        <w:t xml:space="preserve">Last modified: 2026-10-19 23:24:54 (PDT)</w:t>
       </w:r>
     </w:p>
     <w:tbl>

--- a/chapters/mathematical-writing.docx
+++ b/chapters/mathematical-writing.docx
@@ -15,7 +15,7 @@
         <w:pStyle w:val="Date"/>
       </w:pPr>
       <w:r>
-        <w:t xml:space="preserve">Last modified: 2026-10-19 23:24:54 (PDT)</w:t>
+        <w:t xml:space="preserve">Last modified: 2026-10-19 23:30:24 (PDT)</w:t>
       </w:r>
     </w:p>
     <w:tbl>

--- a/chapters/mathematical-writing.docx
+++ b/chapters/mathematical-writing.docx
@@ -15,7 +15,7 @@
         <w:pStyle w:val="Date"/>
       </w:pPr>
       <w:r>
-        <w:t xml:space="preserve">Last modified: 2026-10-19 23:30:24 (PDT)</w:t>
+        <w:t xml:space="preserve">Last modified: 2026-10-20 00:37:42 (PDT)</w:t>
       </w:r>
     </w:p>
     <w:tbl>

--- a/chapters/mathematical-writing.docx
+++ b/chapters/mathematical-writing.docx
@@ -15,7 +15,7 @@
         <w:pStyle w:val="Date"/>
       </w:pPr>
       <w:r>
-        <w:t xml:space="preserve">Last modified: 2026-10-20 00:37:42 (PDT)</w:t>
+        <w:t xml:space="preserve">Last modified: 2026-10-20 10:34:33 (PDT)</w:t>
       </w:r>
     </w:p>
     <w:tbl>

--- a/chapters/mathematical-writing.docx
+++ b/chapters/mathematical-writing.docx
@@ -15,7 +15,7 @@
         <w:pStyle w:val="Date"/>
       </w:pPr>
       <w:r>
-        <w:t xml:space="preserve">Last modified: 2026-10-20 10:34:33 (PDT)</w:t>
+        <w:t xml:space="preserve">Last modified: 2026-10-22 00:49:48 (PDT)</w:t>
       </w:r>
     </w:p>
     <w:tbl>

--- a/chapters/mathematical-writing.docx
+++ b/chapters/mathematical-writing.docx
@@ -15,7 +15,7 @@
         <w:pStyle w:val="Date"/>
       </w:pPr>
       <w:r>
-        <w:t xml:space="preserve">Last modified: 2026-10-22 00:49:48 (PDT)</w:t>
+        <w:t xml:space="preserve">Last modified: 2026-10-22 15:35:41 (PDT)</w:t>
       </w:r>
     </w:p>
     <w:tbl>

--- a/chapters/mathematical-writing.docx
+++ b/chapters/mathematical-writing.docx
@@ -15,7 +15,7 @@
         <w:pStyle w:val="Date"/>
       </w:pPr>
       <w:r>
-        <w:t xml:space="preserve">Last modified: 2026-10-22 15:35:41 (PDT)</w:t>
+        <w:t xml:space="preserve">Last modified: 2026-10-22 16:04:26 (PDT)</w:t>
       </w:r>
     </w:p>
     <w:tbl>

--- a/chapters/mathematical-writing.docx
+++ b/chapters/mathematical-writing.docx
@@ -15,7 +15,7 @@
         <w:pStyle w:val="Date"/>
       </w:pPr>
       <w:r>
-        <w:t xml:space="preserve">Last modified: 2026-10-22 16:04:26 (PDT)</w:t>
+        <w:t xml:space="preserve">Last modified: 2026-10-22 20:23:53 (PDT)</w:t>
       </w:r>
     </w:p>
     <w:tbl>

--- a/chapters/mathematical-writing.docx
+++ b/chapters/mathematical-writing.docx
@@ -15,7 +15,7 @@
         <w:pStyle w:val="Date"/>
       </w:pPr>
       <w:r>
-        <w:t xml:space="preserve">Last modified: 2026-10-22 20:23:53 (PDT)</w:t>
+        <w:t xml:space="preserve">Last modified: 2026-10-23 00:08:24 (PDT)</w:t>
       </w:r>
     </w:p>
     <w:tbl>

--- a/chapters/mathematical-writing.docx
+++ b/chapters/mathematical-writing.docx
@@ -15,7 +15,7 @@
         <w:pStyle w:val="Date"/>
       </w:pPr>
       <w:r>
-        <w:t xml:space="preserve">Last modified: 2026-10-23 00:08:24 (PDT)</w:t>
+        <w:t xml:space="preserve">Last modified: 2026-10-23 00:13:07 (PDT)</w:t>
       </w:r>
     </w:p>
     <w:tbl>

--- a/chapters/mathematical-writing.docx
+++ b/chapters/mathematical-writing.docx
@@ -15,7 +15,7 @@
         <w:pStyle w:val="Date"/>
       </w:pPr>
       <w:r>
-        <w:t xml:space="preserve">Last modified: 2026-10-23 00:13:07 (PDT)</w:t>
+        <w:t xml:space="preserve">Last modified: 2026-10-23 11:24:10 (PDT)</w:t>
       </w:r>
     </w:p>
     <w:tbl>

--- a/chapters/mathematical-writing.docx
+++ b/chapters/mathematical-writing.docx
@@ -15,7 +15,7 @@
         <w:pStyle w:val="Date"/>
       </w:pPr>
       <w:r>
-        <w:t xml:space="preserve">Last modified: 2026-10-23 11:24:10 (PDT)</w:t>
+        <w:t xml:space="preserve">Last modified: 2026-10-23 13:27:37 (PDT)</w:t>
       </w:r>
     </w:p>
     <w:tbl>

--- a/chapters/mathematical-writing.docx
+++ b/chapters/mathematical-writing.docx
@@ -15,7 +15,7 @@
         <w:pStyle w:val="Date"/>
       </w:pPr>
       <w:r>
-        <w:t xml:space="preserve">Last modified: 2026-10-23 13:27:37 (PDT)</w:t>
+        <w:t xml:space="preserve">Last modified: 2026-10-23 16:19:37 (PDT)</w:t>
       </w:r>
     </w:p>
     <w:tbl>

--- a/chapters/mathematical-writing.docx
+++ b/chapters/mathematical-writing.docx
@@ -15,7 +15,7 @@
         <w:pStyle w:val="Date"/>
       </w:pPr>
       <w:r>
-        <w:t xml:space="preserve">Last modified: 2026-10-23 16:19:37 (PDT)</w:t>
+        <w:t xml:space="preserve">Last modified: 2026-10-23 16:25:18 (PDT)</w:t>
       </w:r>
     </w:p>
     <w:tbl>

--- a/chapters/mathematical-writing.docx
+++ b/chapters/mathematical-writing.docx
@@ -15,7 +15,7 @@
         <w:pStyle w:val="Date"/>
       </w:pPr>
       <w:r>
-        <w:t xml:space="preserve">Last modified: 2026-10-23 16:25:18 (PDT)</w:t>
+        <w:t xml:space="preserve">Last modified: 2026-10-23 23:02:19 (PDT)</w:t>
       </w:r>
     </w:p>
     <w:tbl>

--- a/chapters/mathematical-writing.docx
+++ b/chapters/mathematical-writing.docx
@@ -15,7 +15,7 @@
         <w:pStyle w:val="Date"/>
       </w:pPr>
       <w:r>
-        <w:t xml:space="preserve">Last modified: 2026-10-23 23:02:19 (PDT)</w:t>
+        <w:t xml:space="preserve">Last modified: 2026-10-24 17:51:57 (PDT)</w:t>
       </w:r>
     </w:p>
     <w:tbl>

--- a/chapters/mathematical-writing.docx
+++ b/chapters/mathematical-writing.docx
@@ -15,7 +15,7 @@
         <w:pStyle w:val="Date"/>
       </w:pPr>
       <w:r>
-        <w:t xml:space="preserve">Last modified: 2026-10-24 17:51:57 (PDT)</w:t>
+        <w:t xml:space="preserve">Last modified: 2026-10-24 21:51:54 (PDT)</w:t>
       </w:r>
     </w:p>
     <w:tbl>

--- a/chapters/mathematical-writing.docx
+++ b/chapters/mathematical-writing.docx
@@ -15,7 +15,7 @@
         <w:pStyle w:val="Date"/>
       </w:pPr>
       <w:r>
-        <w:t xml:space="preserve">Last modified: 2026-10-24 21:51:54 (PDT)</w:t>
+        <w:t xml:space="preserve">Last modified: 2026-10-25 19:24:30 (PDT)</w:t>
       </w:r>
     </w:p>
     <w:tbl>

--- a/chapters/mathematical-writing.docx
+++ b/chapters/mathematical-writing.docx
@@ -15,7 +15,7 @@
         <w:pStyle w:val="Date"/>
       </w:pPr>
       <w:r>
-        <w:t xml:space="preserve">Last modified: 2026-10-25 19:24:30 (PDT)</w:t>
+        <w:t xml:space="preserve">Last modified: 2026-10-25 19:43:06 (PDT)</w:t>
       </w:r>
     </w:p>
     <w:tbl>

--- a/chapters/mathematical-writing.docx
+++ b/chapters/mathematical-writing.docx
@@ -15,7 +15,7 @@
         <w:pStyle w:val="Date"/>
       </w:pPr>
       <w:r>
-        <w:t xml:space="preserve">Last modified: 2026-10-25 19:43:06 (PDT)</w:t>
+        <w:t xml:space="preserve">Last modified: 2026-10-25 19:48:50 (PDT)</w:t>
       </w:r>
     </w:p>
     <w:tbl>

--- a/chapters/mathematical-writing.docx
+++ b/chapters/mathematical-writing.docx
@@ -15,7 +15,7 @@
         <w:pStyle w:val="Date"/>
       </w:pPr>
       <w:r>
-        <w:t xml:space="preserve">Last modified: 2026-10-25 19:48:50 (PDT)</w:t>
+        <w:t xml:space="preserve">Last modified: 2026-10-26 00:55:25 (PDT)</w:t>
       </w:r>
     </w:p>
     <w:tbl>

--- a/chapters/mathematical-writing.docx
+++ b/chapters/mathematical-writing.docx
@@ -15,7 +15,7 @@
         <w:pStyle w:val="Date"/>
       </w:pPr>
       <w:r>
-        <w:t xml:space="preserve">Last modified: 2026-10-26 00:55:25 (PDT)</w:t>
+        <w:t xml:space="preserve">Last modified: 2026-10-26 01:27:11 (PDT)</w:t>
       </w:r>
     </w:p>
     <w:tbl>
@@ -236,7 +236,7 @@
         <w:pStyle w:val="FirstParagraph"/>
       </w:pPr>
       <w:r>
-        <w:t xml:space="preserve">Readers meet a formula as part of a sentence,</w:t>
+        <w:t xml:space="preserve">Readers encounter a formula as part of a sentence,</w:t>
       </w:r>
       <w:r>
         <w:t xml:space="preserve"> </w:t>

--- a/chapters/mathematical-writing.docx
+++ b/chapters/mathematical-writing.docx
@@ -15,7 +15,7 @@
         <w:pStyle w:val="Date"/>
       </w:pPr>
       <w:r>
-        <w:t xml:space="preserve">Last modified: 2026-10-26 01:27:11 (PDT)</w:t>
+        <w:t xml:space="preserve">Last modified: 2026-10-26 01:33:48 (PDT)</w:t>
       </w:r>
     </w:p>
     <w:tbl>

--- a/chapters/mathematical-writing.docx
+++ b/chapters/mathematical-writing.docx
@@ -15,7 +15,7 @@
         <w:pStyle w:val="Date"/>
       </w:pPr>
       <w:r>
-        <w:t xml:space="preserve">Last modified: 2026-10-26 01:33:48 (PDT)</w:t>
+        <w:t xml:space="preserve">Last modified: 2026-10-26 01:48:18 (PDT)</w:t>
       </w:r>
     </w:p>
     <w:tbl>

--- a/chapters/mathematical-writing.docx
+++ b/chapters/mathematical-writing.docx
@@ -15,7 +15,7 @@
         <w:pStyle w:val="Date"/>
       </w:pPr>
       <w:r>
-        <w:t xml:space="preserve">Last modified: 2026-10-26 01:48:18 (PDT)</w:t>
+        <w:t xml:space="preserve">Last modified: 2026-10-26 02:03:35 (PDT)</w:t>
       </w:r>
     </w:p>
     <w:tbl>

--- a/chapters/mathematical-writing.docx
+++ b/chapters/mathematical-writing.docx
@@ -15,7 +15,7 @@
         <w:pStyle w:val="Date"/>
       </w:pPr>
       <w:r>
-        <w:t xml:space="preserve">Last modified: 2026-10-26 02:03:35 (PDT)</w:t>
+        <w:t xml:space="preserve">Last modified: 2026-10-26 02:09:13 (PDT)</w:t>
       </w:r>
     </w:p>
     <w:tbl>

--- a/chapters/mathematical-writing.docx
+++ b/chapters/mathematical-writing.docx
@@ -15,7 +15,7 @@
         <w:pStyle w:val="Date"/>
       </w:pPr>
       <w:r>
-        <w:t xml:space="preserve">Last modified: 2026-10-26 02:09:13 (PDT)</w:t>
+        <w:t xml:space="preserve">Last modified: 2026-10-26 09:06:18 (PDT)</w:t>
       </w:r>
     </w:p>
     <w:tbl>

--- a/chapters/mathematical-writing.docx
+++ b/chapters/mathematical-writing.docx
@@ -15,7 +15,7 @@
         <w:pStyle w:val="Date"/>
       </w:pPr>
       <w:r>
-        <w:t xml:space="preserve">Last modified: 2026-10-26 09:06:18 (PDT)</w:t>
+        <w:t xml:space="preserve">Last modified: 2026-10-26 10:30:09 (PDT)</w:t>
       </w:r>
     </w:p>
     <w:tbl>

--- a/chapters/mathematical-writing.docx
+++ b/chapters/mathematical-writing.docx
@@ -15,7 +15,7 @@
         <w:pStyle w:val="Date"/>
       </w:pPr>
       <w:r>
-        <w:t xml:space="preserve">Last modified: 2026-10-26 10:30:09 (PDT)</w:t>
+        <w:t xml:space="preserve">Last modified: 2026-10-26 10:59:23 (PDT)</w:t>
       </w:r>
     </w:p>
     <w:tbl>

--- a/chapters/mathematical-writing.docx
+++ b/chapters/mathematical-writing.docx
@@ -15,7 +15,7 @@
         <w:pStyle w:val="Date"/>
       </w:pPr>
       <w:r>
-        <w:t xml:space="preserve">Last modified: 2026-10-26 10:59:23 (PDT)</w:t>
+        <w:t xml:space="preserve">Last modified: 2026-10-26 13:08:28 (PDT)</w:t>
       </w:r>
     </w:p>
     <w:tbl>
@@ -1869,13 +1869,606 @@
       </w:r>
     </w:p>
     <w:bookmarkEnd w:id="31"/>
-    <w:bookmarkStart w:id="42" w:name="rules-that-other-chapters-cover"/>
+    <w:bookmarkStart w:id="35" w:name="cite-results-not-solutions"/>
     <w:p>
       <w:pPr>
         <w:pStyle w:val="Heading2"/>
       </w:pPr>
       <w:r>
-        <w:t xml:space="preserve">8 Rules that other chapters cover</w:t>
+        <w:t xml:space="preserve">8 Cite results, not solutions</w:t>
+      </w:r>
+    </w:p>
+    <w:p>
+      <w:pPr>
+        <w:pStyle w:val="FirstParagraph"/>
+      </w:pPr>
+      <w:r>
+        <w:t xml:space="preserve">A proof, or any derivation that supports a result, never cites a solution to an exercise.</w:t>
+      </w:r>
+      <w:r>
+        <w:t xml:space="preserve"> </w:t>
+      </w:r>
+      <w:r>
+        <w:t xml:space="preserve">A solution answers an exercise for the reader who attempted the exercise,</w:t>
+      </w:r>
+      <w:r>
+        <w:t xml:space="preserve"> </w:t>
+      </w:r>
+      <w:r>
+        <w:t xml:space="preserve">so the solution is not a result that other arguments can build on.</w:t>
+      </w:r>
+      <w:r>
+        <w:t xml:space="preserve"> </w:t>
+      </w:r>
+      <w:r>
+        <w:t xml:space="preserve">Follow each solution that contains a reusable result with a result div (a theorem, lemma, corollary or proposition) that states the claim.</w:t>
+      </w:r>
+      <w:r>
+        <w:t xml:space="preserve"> </w:t>
+      </w:r>
+      <w:r>
+        <w:t xml:space="preserve">The test is whether the solution contains a result that other arguments could use,</w:t>
+      </w:r>
+      <w:r>
+        <w:t xml:space="preserve"> </w:t>
+      </w:r>
+      <w:r>
+        <w:t xml:space="preserve">not whether any later argument currently relies on it.</w:t>
+      </w:r>
+      <w:r>
+        <w:t xml:space="preserve"> </w:t>
+      </w:r>
+      <w:r>
+        <w:t xml:space="preserve">Cite that result div in every argument that uses the claim.</w:t>
+      </w:r>
+    </w:p>
+    <w:bookmarkStart w:id="32" w:name="exm-cite-results"/>
+    <w:p>
+      <w:pPr>
+        <w:pStyle w:val="BodyText"/>
+      </w:pPr>
+      <w:r>
+        <w:rPr>
+          <w:b/>
+          <w:bCs/>
+        </w:rPr>
+        <w:t xml:space="preserve">Example 5 (Citing a result div)</w:t>
+      </w:r>
+      <w:r>
+        <w:t xml:space="preserve"> </w:t>
+      </w:r>
+      <w:r>
+        <w:t xml:space="preserve"> </w:t>
+      </w:r>
+    </w:p>
+    <w:p>
+      <w:pPr>
+        <w:pStyle w:val="BlockText"/>
+      </w:pPr>
+      <w:r>
+        <w:t xml:space="preserve">❌</w:t>
+      </w:r>
+      <w:r>
+        <w:t xml:space="preserve"> </w:t>
+      </w:r>
+      <w:r>
+        <w:rPr>
+          <w:b/>
+          <w:bCs/>
+        </w:rPr>
+        <w:t xml:space="preserve">Proof.</w:t>
+      </w:r>
+      <w:r>
+        <w:t xml:space="preserve"> </w:t>
+      </w:r>
+      <w:r>
+        <w:t xml:space="preserve">By Solution 9 and Solution 10, the claim holds.</w:t>
+      </w:r>
+    </w:p>
+    <w:p>
+      <w:pPr>
+        <w:pStyle w:val="BlockText"/>
+      </w:pPr>
+      <w:r>
+        <w:t xml:space="preserve">✅</w:t>
+      </w:r>
+      <w:r>
+        <w:t xml:space="preserve"> </w:t>
+      </w:r>
+      <w:r>
+        <w:rPr>
+          <w:b/>
+          <w:bCs/>
+        </w:rPr>
+        <w:t xml:space="preserve">Proof.</w:t>
+      </w:r>
+      <w:r>
+        <w:t xml:space="preserve"> </w:t>
+      </w:r>
+      <w:r>
+        <w:t xml:space="preserve">By Lemma 4 and Lemma 5, the claim holds.</w:t>
+      </w:r>
+    </w:p>
+    <w:p>
+      <w:pPr>
+        <w:pStyle w:val="FirstParagraph"/>
+      </w:pPr>
+      <w:r>
+        <w:t xml:space="preserve">The ❌ version sends the reader to answers that the notes may reorder, hide or drop.</w:t>
+      </w:r>
+      <w:r>
+        <w:t xml:space="preserve"> </w:t>
+      </w:r>
+      <w:r>
+        <w:t xml:space="preserve">The ✅ version cites claims that the notes state, number and keep.</w:t>
+      </w:r>
+    </w:p>
+    <w:bookmarkEnd w:id="32"/>
+    <w:p>
+      <w:pPr>
+        <w:pStyle w:val="BodyText"/>
+      </w:pPr>
+      <w:r>
+        <w:t xml:space="preserve">Add an exercise and its solution just before every result div that you add or edit.</w:t>
+      </w:r>
+      <w:r>
+        <w:t xml:space="preserve"> </w:t>
+      </w:r>
+      <w:r>
+        <w:t xml:space="preserve">The exercise does not state the result.</w:t>
+      </w:r>
+      <w:r>
+        <w:t xml:space="preserve"> </w:t>
+      </w:r>
+      <w:r>
+        <w:t xml:space="preserve">It asks the student to find the result, such as</w:t>
+      </w:r>
+      <w:r>
+        <w:t xml:space="preserve"> </w:t>
+      </w:r>
+      <w:r>
+        <w:t xml:space="preserve">“find an expression for the spread of a random variable using its first two moments”</w:t>
+      </w:r>
+      <w:r>
+        <w:t xml:space="preserve">,</w:t>
+      </w:r>
+      <w:r>
+        <w:t xml:space="preserve"> </w:t>
+      </w:r>
+      <w:r>
+        <w:t xml:space="preserve">so that the reader discovers the result,</w:t>
+      </w:r>
+      <w:r>
+        <w:t xml:space="preserve"> </w:t>
+      </w:r>
+      <w:r>
+        <w:t xml:space="preserve">and the result div then states what the solution showed.</w:t>
+      </w:r>
+      <w:r>
+        <w:t xml:space="preserve"> </w:t>
+      </w:r>
+      <w:r>
+        <w:t xml:space="preserve">Every later argument cites the result div.</w:t>
+      </w:r>
+    </w:p>
+    <w:p>
+      <w:pPr>
+        <w:pStyle w:val="BodyText"/>
+      </w:pPr>
+      <w:r>
+        <w:t xml:space="preserve">The one exception to the citation rule follows from that pairing:</w:t>
+      </w:r>
+      <w:r>
+        <w:t xml:space="preserve"> </w:t>
+      </w:r>
+      <w:r>
+        <w:t xml:space="preserve">the proof of the result itself may cite the solution of the exercise that asks for that same result.</w:t>
+      </w:r>
+      <w:r>
+        <w:t xml:space="preserve"> </w:t>
+      </w:r>
+      <w:r>
+        <w:t xml:space="preserve">Such a proof does no derivation of its own: it is the one line</w:t>
+      </w:r>
+      <w:r>
+        <w:t xml:space="preserve"> </w:t>
+      </w:r>
+      <w:r>
+        <w:rPr>
+          <w:rStyle w:val="VerbatimChar"/>
+        </w:rPr>
+        <w:t xml:space="preserve">By @sol-x.</w:t>
+      </w:r>
+      <w:r>
+        <w:t xml:space="preserve">, with one citation.</w:t>
+      </w:r>
+      <w:r>
+        <w:t xml:space="preserve"> </w:t>
+      </w:r>
+      <w:r>
+        <w:t xml:space="preserve">This is the one place where a proof cites a solution.</w:t>
+      </w:r>
+      <w:r>
+        <w:t xml:space="preserve"> </w:t>
+      </w:r>
+      <w:hyperlink r:id="rId33">
+        <w:r>
+          <w:rPr>
+            <w:rStyle w:val="Hyperlink"/>
+          </w:rPr>
+          <w:t xml:space="preserve">Derivation format</w:t>
+        </w:r>
+      </w:hyperlink>
+      <w:r>
+        <w:t xml:space="preserve"> </w:t>
+      </w:r>
+      <w:r>
+        <w:t xml:space="preserve">describes the exercise, solution, theorem and proof pattern.</w:t>
+      </w:r>
+      <w:r>
+        <w:t xml:space="preserve"> </w:t>
+      </w:r>
+      <w:r>
+        <w:t xml:space="preserve">When the exercise has several parts, the line may cite each part, as in the line</w:t>
+      </w:r>
+      <w:r>
+        <w:t xml:space="preserve"> </w:t>
+      </w:r>
+      <w:r>
+        <w:rPr>
+          <w:rStyle w:val="VerbatimChar"/>
+        </w:rPr>
+        <w:t xml:space="preserve">By @sol-x and @sol-x-part2.</w:t>
+      </w:r>
+      <w:r>
+        <w:t xml:space="preserve">, which ends in a period.</w:t>
+      </w:r>
+      <w:r>
+        <w:t xml:space="preserve"> </w:t>
+      </w:r>
+      <w:r>
+        <w:t xml:space="preserve">A proof with its own steps or display math cites result divs instead.</w:t>
+      </w:r>
+    </w:p>
+    <w:p>
+      <w:pPr>
+        <w:pStyle w:val="BodyText"/>
+      </w:pPr>
+      <w:r>
+        <w:t xml:space="preserve">The</w:t>
+      </w:r>
+      <w:r>
+        <w:t xml:space="preserve"> </w:t>
+      </w:r>
+      <w:r>
+        <w:rPr>
+          <w:rStyle w:val="VerbatimChar"/>
+        </w:rPr>
+        <w:t xml:space="preserve">check-solution-citations</w:t>
+      </w:r>
+      <w:r>
+        <w:t xml:space="preserve"> </w:t>
+      </w:r>
+      <w:r>
+        <w:t xml:space="preserve">workflow in</w:t>
+      </w:r>
+      <w:r>
+        <w:t xml:space="preserve"> </w:t>
+      </w:r>
+      <w:hyperlink r:id="rId34">
+        <w:r>
+          <w:rPr>
+            <w:rStyle w:val="VerbatimChar"/>
+          </w:rPr>
+          <w:t xml:space="preserve">Morrison-Lab/gha</w:t>
+        </w:r>
+      </w:hyperlink>
+      <w:r>
+        <w:t xml:space="preserve"> </w:t>
+      </w:r>
+      <w:r>
+        <w:t xml:space="preserve">flags a</w:t>
+      </w:r>
+      <w:r>
+        <w:t xml:space="preserve"> </w:t>
+      </w:r>
+      <w:r>
+        <w:rPr>
+          <w:rStyle w:val="VerbatimChar"/>
+        </w:rPr>
+        <w:t xml:space="preserve">@sol-</w:t>
+      </w:r>
+      <w:r>
+        <w:t xml:space="preserve"> </w:t>
+      </w:r>
+      <w:r>
+        <w:t xml:space="preserve">cross-reference inside a proof or result div.</w:t>
+      </w:r>
+      <w:r>
+        <w:t xml:space="preserve"> </w:t>
+      </w:r>
+      <w:r>
+        <w:t xml:space="preserve">It lets a one-line proof with one citation pass.</w:t>
+      </w:r>
+      <w:r>
+        <w:t xml:space="preserve"> </w:t>
+      </w:r>
+      <w:r>
+        <w:t xml:space="preserve">For a one-line proof that cites several parts of the paired solution, the HTML comment</w:t>
+      </w:r>
+      <w:r>
+        <w:t xml:space="preserve"> </w:t>
+      </w:r>
+      <w:r>
+        <w:rPr>
+          <w:rStyle w:val="VerbatimChar"/>
+        </w:rPr>
+        <w:t xml:space="preserve">&lt;!-- check-solution-citations: allow --&gt;</w:t>
+      </w:r>
+      <w:r>
+        <w:t xml:space="preserve"> </w:t>
+      </w:r>
+      <w:r>
+        <w:t xml:space="preserve">on that line tells the workflow to skip that line.</w:t>
+      </w:r>
+      <w:r>
+        <w:t xml:space="preserve"> </w:t>
+      </w:r>
+      <w:r>
+        <w:t xml:space="preserve">Quarto removes the comment from the rendered page.</w:t>
+      </w:r>
+      <w:r>
+        <w:t xml:space="preserve"> </w:t>
+      </w:r>
+      <w:r>
+        <w:t xml:space="preserve">The workflow does not check prose outside proof and result divs, but the rule still applies there.</w:t>
+      </w:r>
+    </w:p>
+    <w:bookmarkEnd w:id="35"/>
+    <w:bookmarkStart w:id="37" w:name="keep-each-div-minimal-cite-never-inline"/>
+    <w:p>
+      <w:pPr>
+        <w:pStyle w:val="Heading2"/>
+      </w:pPr>
+      <w:r>
+        <w:t xml:space="preserve">9 Keep each div minimal: cite, never inline</w:t>
+      </w:r>
+    </w:p>
+    <w:p>
+      <w:pPr>
+        <w:pStyle w:val="FirstParagraph"/>
+      </w:pPr>
+      <w:r>
+        <w:t xml:space="preserve">Every result div states one result and every solution div answers one exercise, and each does no more.</w:t>
+      </w:r>
+      <w:r>
+        <w:t xml:space="preserve"> </w:t>
+      </w:r>
+      <w:r>
+        <w:t xml:space="preserve">When a proof or a solution needs a step that a reader could use elsewhere, state that step as its own result div, preceded by its exercise and solution, and cite that result div.</w:t>
+      </w:r>
+      <w:r>
+        <w:t xml:space="preserve"> </w:t>
+      </w:r>
+      <w:r>
+        <w:t xml:space="preserve">Never derive the step inline.</w:t>
+      </w:r>
+      <w:r>
+        <w:t xml:space="preserve"> </w:t>
+      </w:r>
+      <w:r>
+        <w:t xml:space="preserve">A solution decomposes the same way: each solution is the smallest argument that answers its exercise, and it cites result divs for the steps that other arguments also use.</w:t>
+      </w:r>
+    </w:p>
+    <w:bookmarkStart w:id="36" w:name="exm-never-inline"/>
+    <w:p>
+      <w:pPr>
+        <w:pStyle w:val="BodyText"/>
+      </w:pPr>
+      <w:r>
+        <w:rPr>
+          <w:b/>
+          <w:bCs/>
+        </w:rPr>
+        <w:t xml:space="preserve">Example 6 (Citing a step instead of deriving it)</w:t>
+      </w:r>
+      <w:r>
+        <w:t xml:space="preserve"> </w:t>
+      </w:r>
+      <w:r>
+        <w:t xml:space="preserve"> </w:t>
+      </w:r>
+    </w:p>
+    <w:p>
+      <w:pPr>
+        <w:pStyle w:val="BlockText"/>
+      </w:pPr>
+      <w:r>
+        <w:t xml:space="preserve">❌</w:t>
+      </w:r>
+      <w:r>
+        <w:t xml:space="preserve"> </w:t>
+      </w:r>
+      <w:r>
+        <w:rPr>
+          <w:b/>
+          <w:bCs/>
+        </w:rPr>
+        <w:t xml:space="preserve">Proof.</w:t>
+      </w:r>
+      <w:r>
+        <w:t xml:space="preserve"> </w:t>
+      </w:r>
+      <w:r>
+        <w:t xml:space="preserve">By the chain rule, the gradient of each summand is</w:t>
+      </w:r>
+      <w:r>
+        <w:t xml:space="preserve"> </w:t>
+      </w:r>
+      <w:r>
+        <w:t xml:space="preserve">$2 \resid_i \vfeatmap(\vx_i)$</w:t>
+      </w:r>
+      <w:r>
+        <w:t xml:space="preserve">, where</w:t>
+      </w:r>
+      <w:r>
+        <w:t xml:space="preserve"> </w:t>
+      </w:r>
+      <w:r>
+        <w:t xml:space="preserve">$\resid_i$</w:t>
+      </w:r>
+      <w:r>
+        <w:t xml:space="preserve"> </w:t>
+      </w:r>
+      <w:r>
+        <w:t xml:space="preserve">is the residual and</w:t>
+      </w:r>
+      <w:r>
+        <w:t xml:space="preserve"> </w:t>
+      </w:r>
+      <w:r>
+        <w:t xml:space="preserve">$\vfeatmap(\vx_i)$</w:t>
+      </w:r>
+      <w:r>
+        <w:t xml:space="preserve"> </w:t>
+      </w:r>
+      <w:r>
+        <w:t xml:space="preserve">the design vector, and summing over</w:t>
+      </w:r>
+      <w:r>
+        <w:t xml:space="preserve"> </w:t>
+      </w:r>
+      <m:oMath>
+        <m:r>
+          <m:t>i</m:t>
+        </m:r>
+      </m:oMath>
+      <w:r>
+        <w:t xml:space="preserve"> </w:t>
+      </w:r>
+      <w:r>
+        <w:t xml:space="preserve">gives the claim.</w:t>
+      </w:r>
+    </w:p>
+    <w:p>
+      <w:pPr>
+        <w:pStyle w:val="BlockText"/>
+      </w:pPr>
+      <w:r>
+        <w:t xml:space="preserve">✅</w:t>
+      </w:r>
+      <w:r>
+        <w:t xml:space="preserve"> </w:t>
+      </w:r>
+      <w:r>
+        <w:rPr>
+          <w:b/>
+          <w:bCs/>
+        </w:rPr>
+        <w:t xml:space="preserve">Proof.</w:t>
+      </w:r>
+      <w:r>
+        <w:t xml:space="preserve"> </w:t>
+      </w:r>
+      <w:r>
+        <w:t xml:space="preserve">Lemma 4 gives the gradient of each summand,</w:t>
+      </w:r>
+      <w:r>
+        <w:t xml:space="preserve"> </w:t>
+      </w:r>
+      <w:r>
+        <w:t xml:space="preserve">and Lemma 5 says that the gradient of a sum is the sum of the gradients,</w:t>
+      </w:r>
+      <w:r>
+        <w:t xml:space="preserve"> </w:t>
+      </w:r>
+      <w:r>
+        <w:t xml:space="preserve">so the gradient of the total is the sum of</w:t>
+      </w:r>
+      <w:r>
+        <w:t xml:space="preserve"> </w:t>
+      </w:r>
+      <w:r>
+        <w:t xml:space="preserve">$2 \resid_i \vfeatmap(\vx_i)$</w:t>
+      </w:r>
+      <w:r>
+        <w:t xml:space="preserve"> </w:t>
+      </w:r>
+      <w:r>
+        <w:t xml:space="preserve">over</w:t>
+      </w:r>
+      <w:r>
+        <w:t xml:space="preserve"> </w:t>
+      </w:r>
+      <m:oMath>
+        <m:r>
+          <m:t>i</m:t>
+        </m:r>
+      </m:oMath>
+      <w:r>
+        <w:t xml:space="preserve">.</w:t>
+      </w:r>
+    </w:p>
+    <w:p>
+      <w:pPr>
+        <w:pStyle w:val="FirstParagraph"/>
+      </w:pPr>
+      <w:r>
+        <w:t xml:space="preserve">The ❌ proof derives inline the result that Lemma 4 states, so a reader who needs that step elsewhere has nowhere to cite.</w:t>
+      </w:r>
+    </w:p>
+    <w:bookmarkEnd w:id="36"/>
+    <w:p>
+      <w:pPr>
+        <w:pStyle w:val="BodyText"/>
+      </w:pPr>
+      <w:r>
+        <w:t xml:space="preserve">No div repeats reasoning that it could cite instead.</w:t>
+      </w:r>
+      <w:r>
+        <w:t xml:space="preserve"> </w:t>
+      </w:r>
+      <w:r>
+        <w:t xml:space="preserve">Two arguments that share a step cite one result div, so a correction to the step is made once.</w:t>
+      </w:r>
+    </w:p>
+    <w:p>
+      <w:pPr>
+        <w:pStyle w:val="BodyText"/>
+      </w:pPr>
+      <w:r>
+        <w:t xml:space="preserve">No check can decide whether a step is reusable, so this rule stays a writing rule that review enforces.</w:t>
+      </w:r>
+      <w:r>
+        <w:t xml:space="preserve"> </w:t>
+      </w:r>
+      <w:r>
+        <w:t xml:space="preserve">The</w:t>
+      </w:r>
+      <w:r>
+        <w:t xml:space="preserve"> </w:t>
+      </w:r>
+      <w:r>
+        <w:rPr>
+          <w:rStyle w:val="VerbatimChar"/>
+        </w:rPr>
+        <w:t xml:space="preserve">check-solution-citations</w:t>
+      </w:r>
+      <w:r>
+        <w:t xml:space="preserve"> </w:t>
+      </w:r>
+      <w:r>
+        <w:t xml:space="preserve">workflow covers only the citation of solutions.</w:t>
+      </w:r>
+    </w:p>
+    <w:bookmarkEnd w:id="37"/>
+    <w:bookmarkStart w:id="48" w:name="rules-that-other-chapters-cover"/>
+    <w:p>
+      <w:pPr>
+        <w:pStyle w:val="Heading2"/>
+      </w:pPr>
+      <w:r>
+        <w:t xml:space="preserve">10 Rules that other chapters cover</w:t>
       </w:r>
     </w:p>
     <w:p>
@@ -1910,7 +2503,7 @@
       <w:tr>
         <w:tc>
           <w:tcPr/>
-          <w:bookmarkStart w:id="38" w:name="tbl-knuth-elsewhere"/>
+          <w:bookmarkStart w:id="44" w:name="tbl-knuth-elsewhere"/>
           <w:p>
             <w:pPr>
               <w:jc w:val="center"/>
@@ -2046,7 +2639,7 @@
                     <w:pStyle w:val="Compact"/>
                     <w:jc w:val="center"/>
                   </w:pPr>
-                  <w:hyperlink r:id="rId32">
+                  <w:hyperlink r:id="rId38">
                     <w:r>
                       <w:rPr>
                         <w:rStyle w:val="Hyperlink"/>
@@ -2077,7 +2670,7 @@
                     <w:pStyle w:val="Compact"/>
                     <w:jc w:val="center"/>
                   </w:pPr>
-                  <w:hyperlink r:id="rId33">
+                  <w:hyperlink r:id="rId39">
                     <w:r>
                       <w:rPr>
                         <w:rStyle w:val="Hyperlink"/>
@@ -2108,7 +2701,7 @@
                     <w:pStyle w:val="Compact"/>
                     <w:jc w:val="center"/>
                   </w:pPr>
-                  <w:hyperlink r:id="rId34">
+                  <w:hyperlink r:id="rId40">
                     <w:r>
                       <w:rPr>
                         <w:rStyle w:val="Hyperlink"/>
@@ -2139,7 +2732,7 @@
                     <w:pStyle w:val="Compact"/>
                     <w:jc w:val="center"/>
                   </w:pPr>
-                  <w:hyperlink r:id="rId35">
+                  <w:hyperlink r:id="rId41">
                     <w:r>
                       <w:rPr>
                         <w:rStyle w:val="Hyperlink"/>
@@ -2194,7 +2787,7 @@
                     <w:pStyle w:val="Compact"/>
                     <w:jc w:val="center"/>
                   </w:pPr>
-                  <w:hyperlink r:id="rId36">
+                  <w:hyperlink r:id="rId42">
                     <w:r>
                       <w:rPr>
                         <w:rStyle w:val="Hyperlink"/>
@@ -2225,7 +2818,7 @@
                     <w:pStyle w:val="Compact"/>
                     <w:jc w:val="center"/>
                   </w:pPr>
-                  <w:hyperlink r:id="rId37">
+                  <w:hyperlink r:id="rId43">
                     <w:r>
                       <w:rPr>
                         <w:rStyle w:val="Hyperlink"/>
@@ -2237,13 +2830,13 @@
               </w:tc>
             </w:tr>
           </w:tbl>
-          <w:bookmarkEnd w:id="38"/>
+          <w:bookmarkEnd w:id="44"/>
           <w:p/>
         </w:tc>
       </w:tr>
     </w:tbl>
-    <w:bookmarkStart w:id="41" w:name="refs"/>
-    <w:bookmarkStart w:id="40" w:name="ref-knuth1987mathematical"/>
+    <w:bookmarkStart w:id="47" w:name="refs"/>
+    <w:bookmarkStart w:id="46" w:name="ref-knuth1987mathematical"/>
     <w:p>
       <w:pPr>
         <w:pStyle w:val="Bibliography"/>
@@ -2267,7 +2860,7 @@
       <w:r>
         <w:t xml:space="preserve"> </w:t>
       </w:r>
-      <w:hyperlink r:id="rId39">
+      <w:hyperlink r:id="rId45">
         <w:r>
           <w:rPr>
             <w:rStyle w:val="Hyperlink"/>
@@ -2279,9 +2872,9 @@
         <w:t xml:space="preserve">.</w:t>
       </w:r>
     </w:p>
-    <w:bookmarkEnd w:id="40"/>
-    <w:bookmarkEnd w:id="41"/>
-    <w:bookmarkEnd w:id="42"/>
+    <w:bookmarkEnd w:id="46"/>
+    <w:bookmarkEnd w:id="47"/>
+    <w:bookmarkEnd w:id="48"/>
     <w:sectPr>
       <w:footnotePr>
         <w:numRestart w:val="eachSect"/>

--- a/chapters/mathematical-writing.docx
+++ b/chapters/mathematical-writing.docx
@@ -15,7 +15,7 @@
         <w:pStyle w:val="Date"/>
       </w:pPr>
       <w:r>
-        <w:t xml:space="preserve">Last modified: 2026-10-26 13:08:28 (PDT)</w:t>
+        <w:t xml:space="preserve">Last modified: 2026-10-26 13:43:45 (PDT)</w:t>
       </w:r>
     </w:p>
     <w:tbl>

--- a/chapters/mathematical-writing.docx
+++ b/chapters/mathematical-writing.docx
@@ -15,7 +15,7 @@
         <w:pStyle w:val="Date"/>
       </w:pPr>
       <w:r>
-        <w:t xml:space="preserve">Last modified: 2026-10-26 13:43:45 (PDT)</w:t>
+        <w:t xml:space="preserve">Last modified: 2026-10-26 14:13:25 (PDT)</w:t>
       </w:r>
     </w:p>
     <w:tbl>

--- a/chapters/mathematical-writing.docx
+++ b/chapters/mathematical-writing.docx
@@ -15,7 +15,7 @@
         <w:pStyle w:val="Date"/>
       </w:pPr>
       <w:r>
-        <w:t xml:space="preserve">Last modified: 2026-10-26 14:13:25 (PDT)</w:t>
+        <w:t xml:space="preserve">Last modified: 2026-10-26 18:19:40 (PDT)</w:t>
       </w:r>
     </w:p>
     <w:tbl>

--- a/chapters/mathematical-writing.docx
+++ b/chapters/mathematical-writing.docx
@@ -15,7 +15,7 @@
         <w:pStyle w:val="Date"/>
       </w:pPr>
       <w:r>
-        <w:t xml:space="preserve">Last modified: 2026-10-26 18:19:40 (PDT)</w:t>
+        <w:t xml:space="preserve">Last modified: 2026-10-26 18:25:07 (PDT)</w:t>
       </w:r>
     </w:p>
     <w:tbl>

--- a/chapters/mathematical-writing.docx
+++ b/chapters/mathematical-writing.docx
@@ -15,7 +15,7 @@
         <w:pStyle w:val="Date"/>
       </w:pPr>
       <w:r>
-        <w:t xml:space="preserve">Last modified: 2026-10-26 18:25:07 (PDT)</w:t>
+        <w:t xml:space="preserve">Last modified: 2026-10-26 19:27:28 (PDT)</w:t>
       </w:r>
     </w:p>
     <w:tbl>

--- a/chapters/mathematical-writing.docx
+++ b/chapters/mathematical-writing.docx
@@ -15,7 +15,7 @@
         <w:pStyle w:val="Date"/>
       </w:pPr>
       <w:r>
-        <w:t xml:space="preserve">Last modified: 2026-10-26 19:27:28 (PDT)</w:t>
+        <w:t xml:space="preserve">Last modified: 2026-10-26 23:59:30 (PDT)</w:t>
       </w:r>
     </w:p>
     <w:tbl>

--- a/chapters/mathematical-writing.docx
+++ b/chapters/mathematical-writing.docx
@@ -15,7 +15,7 @@
         <w:pStyle w:val="Date"/>
       </w:pPr>
       <w:r>
-        <w:t xml:space="preserve">Last modified: 2026-10-26 23:59:30 (PDT)</w:t>
+        <w:t xml:space="preserve">Last modified: 2026-10-27 01:39:34 (PDT)</w:t>
       </w:r>
     </w:p>
     <w:tbl>

--- a/chapters/mathematical-writing.docx
+++ b/chapters/mathematical-writing.docx
@@ -15,7 +15,7 @@
         <w:pStyle w:val="Date"/>
       </w:pPr>
       <w:r>
-        <w:t xml:space="preserve">Last modified: 2026-10-27 01:39:34 (PDT)</w:t>
+        <w:t xml:space="preserve">Last modified: 2026-10-27 13:10:13 (PDT)</w:t>
       </w:r>
     </w:p>
     <w:tbl>

--- a/chapters/mathematical-writing.docx
+++ b/chapters/mathematical-writing.docx
@@ -15,7 +15,7 @@
         <w:pStyle w:val="Date"/>
       </w:pPr>
       <w:r>
-        <w:t xml:space="preserve">Last modified: 2026-10-27 13:10:13 (PDT)</w:t>
+        <w:t xml:space="preserve">Last modified: 2026-10-27 20:13:11 (PDT)</w:t>
       </w:r>
     </w:p>
     <w:tbl>

--- a/chapters/mathematical-writing.docx
+++ b/chapters/mathematical-writing.docx
@@ -15,7 +15,7 @@
         <w:pStyle w:val="Date"/>
       </w:pPr>
       <w:r>
-        <w:t xml:space="preserve">Last modified: 2026-10-27 20:13:11 (PDT)</w:t>
+        <w:t xml:space="preserve">Last modified: 2026-10-27 20:19:40 (PDT)</w:t>
       </w:r>
     </w:p>
     <w:tbl>

--- a/chapters/mathematical-writing.docx
+++ b/chapters/mathematical-writing.docx
@@ -15,7 +15,7 @@
         <w:pStyle w:val="Date"/>
       </w:pPr>
       <w:r>
-        <w:t xml:space="preserve">Last modified: 2026-10-27 20:19:40 (PDT)</w:t>
+        <w:t xml:space="preserve">Last modified: 2026-10-27 20:28:02 (PDT)</w:t>
       </w:r>
     </w:p>
     <w:tbl>

--- a/chapters/mathematical-writing.docx
+++ b/chapters/mathematical-writing.docx
@@ -15,7 +15,7 @@
         <w:pStyle w:val="Date"/>
       </w:pPr>
       <w:r>
-        <w:t xml:space="preserve">Last modified: 2026-10-27 20:28:02 (PDT)</w:t>
+        <w:t xml:space="preserve">Last modified: 2026-10-27 20:34:06 (PDT)</w:t>
       </w:r>
     </w:p>
     <w:tbl>

--- a/chapters/mathematical-writing.docx
+++ b/chapters/mathematical-writing.docx
@@ -15,7 +15,7 @@
         <w:pStyle w:val="Date"/>
       </w:pPr>
       <w:r>
-        <w:t xml:space="preserve">Last modified: 2026-10-27 20:34:06 (PDT)</w:t>
+        <w:t xml:space="preserve">Last modified: 2026-10-27 20:51:01 (PDT)</w:t>
       </w:r>
     </w:p>
     <w:tbl>

--- a/chapters/mathematical-writing.docx
+++ b/chapters/mathematical-writing.docx
@@ -15,7 +15,7 @@
         <w:pStyle w:val="Date"/>
       </w:pPr>
       <w:r>
-        <w:t xml:space="preserve">Last modified: 2026-10-27 20:51:01 (PDT)</w:t>
+        <w:t xml:space="preserve">Last modified: 2026-10-27 20:57:47 (PDT)</w:t>
       </w:r>
     </w:p>
     <w:tbl>

--- a/chapters/mathematical-writing.docx
+++ b/chapters/mathematical-writing.docx
@@ -15,7 +15,7 @@
         <w:pStyle w:val="Date"/>
       </w:pPr>
       <w:r>
-        <w:t xml:space="preserve">Last modified: 2026-10-27 20:57:47 (PDT)</w:t>
+        <w:t xml:space="preserve">Last modified: 2026-10-27 21:06:32 (PDT)</w:t>
       </w:r>
     </w:p>
     <w:tbl>

--- a/chapters/mathematical-writing.docx
+++ b/chapters/mathematical-writing.docx
@@ -15,7 +15,7 @@
         <w:pStyle w:val="Date"/>
       </w:pPr>
       <w:r>
-        <w:t xml:space="preserve">Last modified: 2026-10-27 21:06:32 (PDT)</w:t>
+        <w:t xml:space="preserve">Last modified: 2026-10-27 21:19:35 (PDT)</w:t>
       </w:r>
     </w:p>
     <w:tbl>

--- a/chapters/mathematical-writing.docx
+++ b/chapters/mathematical-writing.docx
@@ -15,7 +15,7 @@
         <w:pStyle w:val="Date"/>
       </w:pPr>
       <w:r>
-        <w:t xml:space="preserve">Last modified: 2026-10-27 21:19:35 (PDT)</w:t>
+        <w:t xml:space="preserve">Last modified: 2026-10-27 21:26:52 (PDT)</w:t>
       </w:r>
     </w:p>
     <w:tbl>

--- a/chapters/mathematical-writing.docx
+++ b/chapters/mathematical-writing.docx
@@ -15,7 +15,7 @@
         <w:pStyle w:val="Date"/>
       </w:pPr>
       <w:r>
-        <w:t xml:space="preserve">Last modified: 2026-10-27 21:26:52 (PDT)</w:t>
+        <w:t xml:space="preserve">Last modified: 2026-10-27 21:52:02 (PDT)</w:t>
       </w:r>
     </w:p>
     <w:tbl>
@@ -835,18 +835,117 @@
       <w:r>
         <w:t xml:space="preserve"> </w:t>
       </w:r>
-      <w:r>
-        <w:t xml:space="preserve">$\E{\paren{\newoutvar - \predvalf{\predvar}}^2}$</w:t>
-      </w:r>
+      <m:oMath>
+        <m:r>
+          <m:rPr>
+            <m:scr m:val="double-struck"/>
+            <m:sty m:val="p"/>
+          </m:rPr>
+          <m:t>E</m:t>
+        </m:r>
+        <m:r>
+          <m:t>​</m:t>
+        </m:r>
+        <m:d>
+          <m:dPr>
+            <m:begChr m:val="["/>
+            <m:sepChr m:val=""/>
+            <m:endChr m:val="]"/>
+            <m:grow/>
+          </m:dPr>
+          <m:e>
+            <m:r>
+              <m:t>​</m:t>
+            </m:r>
+            <m:d>
+              <m:dPr>
+                <m:begChr m:val="("/>
+                <m:sepChr m:val=""/>
+                <m:endChr m:val=")"/>
+                <m:grow/>
+              </m:dPr>
+              <m:e>
+                <m:sSub>
+                  <m:e>
+                    <m:r>
+                      <m:t>Y</m:t>
+                    </m:r>
+                  </m:e>
+                  <m:sub>
+                    <m:r>
+                      <m:rPr>
+                        <m:sty m:val="p"/>
+                      </m:rPr>
+                      <m:t>*</m:t>
+                    </m:r>
+                  </m:sub>
+                </m:sSub>
+                <m:r>
+                  <m:rPr>
+                    <m:sty m:val="p"/>
+                  </m:rPr>
+                  <m:t>−</m:t>
+                </m:r>
+                <m:acc>
+                  <m:accPr>
+                    <m:chr m:val="̂"/>
+                  </m:accPr>
+                  <m:e>
+                    <m:r>
+                      <m:t>y</m:t>
+                    </m:r>
+                  </m:e>
+                </m:acc>
+                <m:r>
+                  <m:t>​</m:t>
+                </m:r>
+                <m:d>
+                  <m:dPr>
+                    <m:begChr m:val="("/>
+                    <m:sepChr m:val=""/>
+                    <m:endChr m:val=")"/>
+                    <m:grow/>
+                  </m:dPr>
+                  <m:e>
+                    <m:r>
+                      <m:t>x</m:t>
+                    </m:r>
+                  </m:e>
+                </m:d>
+                <m:r>
+                  <m:t>​</m:t>
+                </m:r>
+              </m:e>
+            </m:d>
+            <m:sSup>
+              <m:e>
+                <m:r>
+                  <m:t>​</m:t>
+                </m:r>
+              </m:e>
+              <m:sup>
+                <m:r>
+                  <m:t>2</m:t>
+                </m:r>
+              </m:sup>
+            </m:sSup>
+          </m:e>
+        </m:d>
+        <m:r>
+          <m:t>​</m:t>
+        </m:r>
+      </m:oMath>
       <w:r>
         <w:t xml:space="preserve">, a population mean at one covariate value</w:t>
       </w:r>
       <w:r>
         <w:t xml:space="preserve"> </w:t>
       </w:r>
-      <w:r>
-        <w:t xml:space="preserve">$\predvar$</w:t>
-      </w:r>
+      <m:oMath>
+        <m:r>
+          <m:t>x</m:t>
+        </m:r>
+      </m:oMath>
       <w:r>
         <w:t xml:space="preserve">.</w:t>
       </w:r>
@@ -889,9 +988,11 @@
       <w:r>
         <w:t xml:space="preserve"> </w:t>
       </w:r>
-      <w:r>
-        <w:t xml:space="preserve">$\predvar$</w:t>
-      </w:r>
+      <m:oMath>
+        <m:r>
+          <m:t>x</m:t>
+        </m:r>
+      </m:oMath>
       <w:r>
         <w:t xml:space="preserve">”</w:t>
       </w:r>
@@ -2305,18 +2406,108 @@
       <w:r>
         <w:t xml:space="preserve"> </w:t>
       </w:r>
-      <w:r>
-        <w:t xml:space="preserve">$2 \resid_i \vfeatmap(\vx_i)$</w:t>
-      </w:r>
+      <m:oMath>
+        <m:r>
+          <m:t>2</m:t>
+        </m:r>
+        <m:sSub>
+          <m:e>
+            <m:acc>
+              <m:accPr>
+                <m:chr m:val="̂"/>
+              </m:accPr>
+              <m:e>
+                <m:r>
+                  <m:t>ε</m:t>
+                </m:r>
+              </m:e>
+            </m:acc>
+          </m:e>
+          <m:sub>
+            <m:r>
+              <m:t>i</m:t>
+            </m:r>
+          </m:sub>
+        </m:sSub>
+        <m:limLow>
+          <m:e>
+            <m:r>
+              <m:t>D</m:t>
+            </m:r>
+          </m:e>
+          <m:lim>
+            <m:r>
+              <m:rPr>
+                <m:sty m:val="p"/>
+              </m:rPr>
+              <m:t>∼</m:t>
+            </m:r>
+          </m:lim>
+        </m:limLow>
+        <m:r>
+          <m:rPr>
+            <m:sty m:val="p"/>
+          </m:rPr>
+          <m:t>(</m:t>
+        </m:r>
+        <m:sSub>
+          <m:e>
+            <m:limLow>
+              <m:e>
+                <m:r>
+                  <m:t>x</m:t>
+                </m:r>
+              </m:e>
+              <m:lim>
+                <m:r>
+                  <m:rPr>
+                    <m:sty m:val="p"/>
+                  </m:rPr>
+                  <m:t>∼</m:t>
+                </m:r>
+              </m:lim>
+            </m:limLow>
+          </m:e>
+          <m:sub>
+            <m:r>
+              <m:t>i</m:t>
+            </m:r>
+          </m:sub>
+        </m:sSub>
+        <m:r>
+          <m:rPr>
+            <m:sty m:val="p"/>
+          </m:rPr>
+          <m:t>)</m:t>
+        </m:r>
+      </m:oMath>
       <w:r>
         <w:t xml:space="preserve">, where</w:t>
       </w:r>
       <w:r>
         <w:t xml:space="preserve"> </w:t>
       </w:r>
-      <w:r>
-        <w:t xml:space="preserve">$\resid_i$</w:t>
-      </w:r>
+      <m:oMath>
+        <m:sSub>
+          <m:e>
+            <m:acc>
+              <m:accPr>
+                <m:chr m:val="̂"/>
+              </m:accPr>
+              <m:e>
+                <m:r>
+                  <m:t>ε</m:t>
+                </m:r>
+              </m:e>
+            </m:acc>
+          </m:e>
+          <m:sub>
+            <m:r>
+              <m:t>i</m:t>
+            </m:r>
+          </m:sub>
+        </m:sSub>
+      </m:oMath>
       <w:r>
         <w:t xml:space="preserve"> </w:t>
       </w:r>
@@ -2326,9 +2517,59 @@
       <w:r>
         <w:t xml:space="preserve"> </w:t>
       </w:r>
-      <w:r>
-        <w:t xml:space="preserve">$\vfeatmap(\vx_i)$</w:t>
-      </w:r>
+      <m:oMath>
+        <m:limLow>
+          <m:e>
+            <m:r>
+              <m:t>D</m:t>
+            </m:r>
+          </m:e>
+          <m:lim>
+            <m:r>
+              <m:rPr>
+                <m:sty m:val="p"/>
+              </m:rPr>
+              <m:t>∼</m:t>
+            </m:r>
+          </m:lim>
+        </m:limLow>
+        <m:r>
+          <m:rPr>
+            <m:sty m:val="p"/>
+          </m:rPr>
+          <m:t>(</m:t>
+        </m:r>
+        <m:sSub>
+          <m:e>
+            <m:limLow>
+              <m:e>
+                <m:r>
+                  <m:t>x</m:t>
+                </m:r>
+              </m:e>
+              <m:lim>
+                <m:r>
+                  <m:rPr>
+                    <m:sty m:val="p"/>
+                  </m:rPr>
+                  <m:t>∼</m:t>
+                </m:r>
+              </m:lim>
+            </m:limLow>
+          </m:e>
+          <m:sub>
+            <m:r>
+              <m:t>i</m:t>
+            </m:r>
+          </m:sub>
+        </m:sSub>
+        <m:r>
+          <m:rPr>
+            <m:sty m:val="p"/>
+          </m:rPr>
+          <m:t>)</m:t>
+        </m:r>
+      </m:oMath>
       <w:r>
         <w:t xml:space="preserve"> </w:t>
       </w:r>
@@ -2388,9 +2629,81 @@
       <w:r>
         <w:t xml:space="preserve"> </w:t>
       </w:r>
-      <w:r>
-        <w:t xml:space="preserve">$2 \resid_i \vfeatmap(\vx_i)$</w:t>
-      </w:r>
+      <m:oMath>
+        <m:r>
+          <m:t>2</m:t>
+        </m:r>
+        <m:sSub>
+          <m:e>
+            <m:acc>
+              <m:accPr>
+                <m:chr m:val="̂"/>
+              </m:accPr>
+              <m:e>
+                <m:r>
+                  <m:t>ε</m:t>
+                </m:r>
+              </m:e>
+            </m:acc>
+          </m:e>
+          <m:sub>
+            <m:r>
+              <m:t>i</m:t>
+            </m:r>
+          </m:sub>
+        </m:sSub>
+        <m:limLow>
+          <m:e>
+            <m:r>
+              <m:t>D</m:t>
+            </m:r>
+          </m:e>
+          <m:lim>
+            <m:r>
+              <m:rPr>
+                <m:sty m:val="p"/>
+              </m:rPr>
+              <m:t>∼</m:t>
+            </m:r>
+          </m:lim>
+        </m:limLow>
+        <m:r>
+          <m:rPr>
+            <m:sty m:val="p"/>
+          </m:rPr>
+          <m:t>(</m:t>
+        </m:r>
+        <m:sSub>
+          <m:e>
+            <m:limLow>
+              <m:e>
+                <m:r>
+                  <m:t>x</m:t>
+                </m:r>
+              </m:e>
+              <m:lim>
+                <m:r>
+                  <m:rPr>
+                    <m:sty m:val="p"/>
+                  </m:rPr>
+                  <m:t>∼</m:t>
+                </m:r>
+              </m:lim>
+            </m:limLow>
+          </m:e>
+          <m:sub>
+            <m:r>
+              <m:t>i</m:t>
+            </m:r>
+          </m:sub>
+        </m:sSub>
+        <m:r>
+          <m:rPr>
+            <m:sty m:val="p"/>
+          </m:rPr>
+          <m:t>)</m:t>
+        </m:r>
+      </m:oMath>
       <w:r>
         <w:t xml:space="preserve"> </w:t>
       </w:r>

--- a/chapters/mathematical-writing.docx
+++ b/chapters/mathematical-writing.docx
@@ -15,7 +15,7 @@
         <w:pStyle w:val="Date"/>
       </w:pPr>
       <w:r>
-        <w:t xml:space="preserve">Last modified: 2026-10-27 21:52:02 (PDT)</w:t>
+        <w:t xml:space="preserve">Last modified: 2026-10-28 00:14:18 (PDT)</w:t>
       </w:r>
     </w:p>
     <w:tbl>

--- a/chapters/mathematical-writing.docx
+++ b/chapters/mathematical-writing.docx
@@ -15,7 +15,7 @@
         <w:pStyle w:val="Date"/>
       </w:pPr>
       <w:r>
-        <w:t xml:space="preserve">Last modified: 2026-10-28 00:14:18 (PDT)</w:t>
+        <w:t xml:space="preserve">Last modified: 2026-10-28 00:37:47 (PDT)</w:t>
       </w:r>
     </w:p>
     <w:tbl>

--- a/chapters/mathematical-writing.docx
+++ b/chapters/mathematical-writing.docx
@@ -15,7 +15,7 @@
         <w:pStyle w:val="Date"/>
       </w:pPr>
       <w:r>
-        <w:t xml:space="preserve">Last modified: 2026-10-28 00:37:47 (PDT)</w:t>
+        <w:t xml:space="preserve">Last modified: 2026-10-28 00:45:54 (PDT)</w:t>
       </w:r>
     </w:p>
     <w:tbl>
@@ -222,7 +222,7 @@
         <w:t xml:space="preserve">The notes also cover spelling, punctuation and refereeing, which this book does not.</w:t>
       </w:r>
     </w:p>
-    <w:bookmarkStart w:id="23" w:name="keep-formulas-inside-sentences"/>
+    <w:bookmarkStart w:id="25" w:name="keep-formulas-inside-sentences"/>
     <w:p>
       <w:pPr>
         <w:pStyle w:val="Heading2"/>
@@ -779,7 +779,7 @@
       </w:r>
     </w:p>
     <w:bookmarkEnd w:id="18"/>
-    <w:bookmarkStart w:id="22" w:name="make-the-prose-say-what-the-formula-says"/>
+    <w:bookmarkStart w:id="24" w:name="make-the-prose-say-what-the-formula-says"/>
     <w:p>
       <w:pPr>
         <w:pStyle w:val="Heading3"/>
@@ -799,7 +799,24 @@
         <w:t xml:space="preserve"> </w:t>
       </w:r>
       <w:r>
-        <w:t xml:space="preserve">Check every term in the sentence against the formula, symbol by symbol.</w:t>
+        <w:t xml:space="preserve">Check every</w:t>
+      </w:r>
+      <w:r>
+        <w:t xml:space="preserve"> </w:t>
+      </w:r>
+      <w:hyperlink r:id="rId19">
+        <w:r>
+          <w:rPr>
+            <w:rStyle w:val="Hyperlink"/>
+          </w:rPr>
+          <w:t xml:space="preserve">term</w:t>
+        </w:r>
+      </w:hyperlink>
+      <w:r>
+        <w:t xml:space="preserve"> </w:t>
+      </w:r>
+      <w:r>
+        <w:t xml:space="preserve">in the sentence against the formula, symbol by symbol.</w:t>
       </w:r>
       <w:r>
         <w:t xml:space="preserve"> </w:t>
@@ -814,7 +831,7 @@
         <w:t xml:space="preserve">When you change one, change the other in the same edit.</w:t>
       </w:r>
     </w:p>
-    <w:bookmarkStart w:id="19" w:name="exm-prose-matches-math"/>
+    <w:bookmarkStart w:id="21" w:name="exm-prose-matches-math"/>
     <w:p>
       <w:pPr>
         <w:pStyle w:val="BodyText"/>
@@ -936,7 +953,24 @@
         </m:r>
       </m:oMath>
       <w:r>
-        <w:t xml:space="preserve">, a population mean at one covariate value</w:t>
+        <w:t xml:space="preserve">, a</w:t>
+      </w:r>
+      <w:r>
+        <w:t xml:space="preserve"> </w:t>
+      </w:r>
+      <w:hyperlink r:id="rId20">
+        <w:r>
+          <w:rPr>
+            <w:rStyle w:val="Hyperlink"/>
+          </w:rPr>
+          <w:t xml:space="preserve">population</w:t>
+        </w:r>
+      </w:hyperlink>
+      <w:r>
+        <w:t xml:space="preserve"> </w:t>
+      </w:r>
+      <w:r>
+        <w:t xml:space="preserve">mean at one covariate value</w:t>
       </w:r>
       <w:r>
         <w:t xml:space="preserve"> </w:t>
@@ -1003,7 +1037,7 @@
         <w:t xml:space="preserve">instead.</w:t>
       </w:r>
     </w:p>
-    <w:bookmarkEnd w:id="19"/>
+    <w:bookmarkEnd w:id="21"/>
     <w:p>
       <w:pPr>
         <w:pStyle w:val="BodyText"/>
@@ -1026,7 +1060,7 @@
       <w:r>
         <w:t xml:space="preserve"> </w:t>
       </w:r>
-      <w:hyperlink r:id="rId20">
+      <w:hyperlink r:id="rId22">
         <w:r>
           <w:rPr>
             <w:rStyle w:val="Hyperlink"/>
@@ -1043,7 +1077,7 @@
       <w:r>
         <w:t xml:space="preserve"> </w:t>
       </w:r>
-      <w:hyperlink r:id="rId21">
+      <w:hyperlink r:id="rId23">
         <w:r>
           <w:rPr>
             <w:rStyle w:val="Hyperlink"/>
@@ -1055,9 +1089,9 @@
         <w:t xml:space="preserve">.</w:t>
       </w:r>
     </w:p>
-    <w:bookmarkEnd w:id="22"/>
-    <w:bookmarkEnd w:id="23"/>
-    <w:bookmarkStart w:id="25" w:name="introduce-a-theorem-with-a-sentence"/>
+    <w:bookmarkEnd w:id="24"/>
+    <w:bookmarkEnd w:id="25"/>
+    <w:bookmarkStart w:id="27" w:name="introduce-a-theorem-with-a-sentence"/>
     <w:p>
       <w:pPr>
         <w:pStyle w:val="Heading2"/>
@@ -1098,7 +1132,7 @@
         <w:t xml:space="preserve">finish a sentence that began above it.</w:t>
       </w:r>
     </w:p>
-    <w:bookmarkStart w:id="24" w:name="exm-introduce-theorem"/>
+    <w:bookmarkStart w:id="26" w:name="exm-introduce-theorem"/>
     <w:p>
       <w:pPr>
         <w:pStyle w:val="BodyText"/>
@@ -1216,6 +1250,9 @@
       <w:r>
         <w:t xml:space="preserve">defined in equation (3) is increasing.</w:t>
       </w:r>
+      <w:r>
+        <w:t xml:space="preserve"> </w:t>
+      </w:r>
     </w:p>
     <w:p>
       <w:pPr>
@@ -1231,7 +1268,7 @@
         <w:t xml:space="preserve">The ✅ version uses a complete sentence, and the theorem names its object.</w:t>
       </w:r>
     </w:p>
-    <w:bookmarkEnd w:id="24"/>
+    <w:bookmarkEnd w:id="26"/>
     <w:p>
       <w:pPr>
         <w:pStyle w:val="BodyText"/>
@@ -1252,8 +1289,8 @@
         <w:t xml:space="preserve">so repeat them in the statement.</w:t>
       </w:r>
     </w:p>
-    <w:bookmarkEnd w:id="25"/>
-    <w:bookmarkStart w:id="27" w:name="X635c8c263491261849c5951c600a7c8b3b0ab19"/>
+    <w:bookmarkEnd w:id="27"/>
+    <w:bookmarkStart w:id="29" w:name="X635c8c263491261849c5951c600a7c8b3b0ab19"/>
     <w:p>
       <w:pPr>
         <w:pStyle w:val="Heading2"/>
@@ -1290,7 +1327,7 @@
       <w:r>
         <w:t xml:space="preserve"> </w:t>
       </w:r>
-      <w:hyperlink r:id="rId26">
+      <w:hyperlink r:id="rId28">
         <w:r>
           <w:rPr>
             <w:rStyle w:val="Hyperlink"/>
@@ -1305,8 +1342,8 @@
         <w:t xml:space="preserve">number a display and let you link to it.</w:t>
       </w:r>
     </w:p>
-    <w:bookmarkEnd w:id="27"/>
-    <w:bookmarkStart w:id="28" w:name="Xa3cf6e4bc6fc8e3d4315c77eaadbd0b034cebd2"/>
+    <w:bookmarkEnd w:id="29"/>
+    <w:bookmarkStart w:id="30" w:name="Xa3cf6e4bc6fc8e3d4315c77eaadbd0b034cebd2"/>
     <w:p>
       <w:pPr>
         <w:pStyle w:val="Heading2"/>
@@ -1383,8 +1420,8 @@
         <w:t xml:space="preserve">.</w:t>
       </w:r>
     </w:p>
-    <w:bookmarkEnd w:id="28"/>
-    <w:bookmarkStart w:id="29" w:name="keep-subscripts-under-control"/>
+    <w:bookmarkEnd w:id="30"/>
+    <w:bookmarkStart w:id="31" w:name="keep-subscripts-under-control"/>
     <w:p>
       <w:pPr>
         <w:pStyle w:val="Heading2"/>
@@ -1710,8 +1747,8 @@
         <w:t xml:space="preserve">only when you need two specified elements.</w:t>
       </w:r>
     </w:p>
-    <w:bookmarkEnd w:id="29"/>
-    <w:bookmarkStart w:id="30" w:name="choose-the-voice-and-the-person"/>
+    <w:bookmarkEnd w:id="31"/>
+    <w:bookmarkStart w:id="32" w:name="choose-the-voice-and-the-person"/>
     <w:p>
       <w:pPr>
         <w:pStyle w:val="Heading2"/>
@@ -1933,8 +1970,8 @@
         <w:t xml:space="preserve">.</w:t>
       </w:r>
     </w:p>
-    <w:bookmarkEnd w:id="30"/>
-    <w:bookmarkStart w:id="31" w:name="choose-the-proof-that-fits-the-claim"/>
+    <w:bookmarkEnd w:id="32"/>
+    <w:bookmarkStart w:id="33" w:name="choose-the-proof-that-fits-the-claim"/>
     <w:p>
       <w:pPr>
         <w:pStyle w:val="Heading2"/>
@@ -1969,8 +2006,8 @@
         <w:t xml:space="preserve">and it does not assume that the entries are integers or restate their ordering.</w:t>
       </w:r>
     </w:p>
-    <w:bookmarkEnd w:id="31"/>
-    <w:bookmarkStart w:id="35" w:name="cite-results-not-solutions"/>
+    <w:bookmarkEnd w:id="33"/>
+    <w:bookmarkStart w:id="37" w:name="cite-results-not-solutions"/>
     <w:p>
       <w:pPr>
         <w:pStyle w:val="Heading2"/>
@@ -2023,7 +2060,7 @@
         <w:t xml:space="preserve">Cite that result div in every argument that uses the claim.</w:t>
       </w:r>
     </w:p>
-    <w:bookmarkStart w:id="32" w:name="exm-cite-results"/>
+    <w:bookmarkStart w:id="34" w:name="exm-cite-results"/>
     <w:p>
       <w:pPr>
         <w:pStyle w:val="BodyText"/>
@@ -2104,7 +2141,7 @@
         <w:t xml:space="preserve">The ✅ version cites claims that the notes state, number and keep.</w:t>
       </w:r>
     </w:p>
-    <w:bookmarkEnd w:id="32"/>
+    <w:bookmarkEnd w:id="34"/>
     <w:p>
       <w:pPr>
         <w:pStyle w:val="BodyText"/>
@@ -2192,7 +2229,7 @@
       <w:r>
         <w:t xml:space="preserve"> </w:t>
       </w:r>
-      <w:hyperlink r:id="rId33">
+      <w:hyperlink r:id="rId35">
         <w:r>
           <w:rPr>
             <w:rStyle w:val="Hyperlink"/>
@@ -2256,7 +2293,7 @@
       <w:r>
         <w:t xml:space="preserve"> </w:t>
       </w:r>
-      <w:hyperlink r:id="rId34">
+      <w:hyperlink r:id="rId36">
         <w:r>
           <w:rPr>
             <w:rStyle w:val="VerbatimChar"/>
@@ -2325,8 +2362,8 @@
         <w:t xml:space="preserve">The workflow does not check prose outside proof and result divs, but the rule still applies there.</w:t>
       </w:r>
     </w:p>
-    <w:bookmarkEnd w:id="35"/>
-    <w:bookmarkStart w:id="37" w:name="keep-each-div-minimal-cite-never-inline"/>
+    <w:bookmarkEnd w:id="37"/>
+    <w:bookmarkStart w:id="39" w:name="keep-each-div-minimal-cite-never-inline"/>
     <w:p>
       <w:pPr>
         <w:pStyle w:val="Heading2"/>
@@ -2361,7 +2398,7 @@
         <w:t xml:space="preserve">A solution decomposes the same way: each solution is the smallest argument that answers its exercise, and it cites result divs for the steps that other arguments also use.</w:t>
       </w:r>
     </w:p>
-    <w:bookmarkStart w:id="36" w:name="exm-never-inline"/>
+    <w:bookmarkStart w:id="38" w:name="exm-never-inline"/>
     <w:p>
       <w:pPr>
         <w:pStyle w:val="BodyText"/>
@@ -2730,7 +2767,7 @@
         <w:t xml:space="preserve">The ❌ proof derives inline the result that Lemma 4 states, so a reader who needs that step elsewhere has nowhere to cite.</w:t>
       </w:r>
     </w:p>
-    <w:bookmarkEnd w:id="36"/>
+    <w:bookmarkEnd w:id="38"/>
     <w:p>
       <w:pPr>
         <w:pStyle w:val="BodyText"/>
@@ -2774,8 +2811,8 @@
         <w:t xml:space="preserve">workflow covers only the citation of solutions.</w:t>
       </w:r>
     </w:p>
-    <w:bookmarkEnd w:id="37"/>
-    <w:bookmarkStart w:id="48" w:name="rules-that-other-chapters-cover"/>
+    <w:bookmarkEnd w:id="39"/>
+    <w:bookmarkStart w:id="51" w:name="rules-that-other-chapters-cover"/>
     <w:p>
       <w:pPr>
         <w:pStyle w:val="Heading2"/>
@@ -2816,7 +2853,7 @@
       <w:tr>
         <w:tc>
           <w:tcPr/>
-          <w:bookmarkStart w:id="44" w:name="tbl-knuth-elsewhere"/>
+          <w:bookmarkStart w:id="47" w:name="tbl-knuth-elsewhere"/>
           <w:p>
             <w:pPr>
               <w:jc w:val="center"/>
@@ -2890,7 +2927,7 @@
                     <w:pStyle w:val="Compact"/>
                     <w:jc w:val="center"/>
                   </w:pPr>
-                  <w:hyperlink r:id="rId21">
+                  <w:hyperlink r:id="rId23">
                     <w:r>
                       <w:rPr>
                         <w:rStyle w:val="Hyperlink"/>
@@ -2921,7 +2958,7 @@
                     <w:pStyle w:val="Compact"/>
                     <w:jc w:val="center"/>
                   </w:pPr>
-                  <w:hyperlink r:id="rId20">
+                  <w:hyperlink r:id="rId22">
                     <w:r>
                       <w:rPr>
                         <w:rStyle w:val="Hyperlink"/>
@@ -2952,7 +2989,7 @@
                     <w:pStyle w:val="Compact"/>
                     <w:jc w:val="center"/>
                   </w:pPr>
-                  <w:hyperlink r:id="rId38">
+                  <w:hyperlink r:id="rId40">
                     <w:r>
                       <w:rPr>
                         <w:rStyle w:val="Hyperlink"/>
@@ -2983,7 +3020,7 @@
                     <w:pStyle w:val="Compact"/>
                     <w:jc w:val="center"/>
                   </w:pPr>
-                  <w:hyperlink r:id="rId39">
+                  <w:hyperlink r:id="rId41">
                     <w:r>
                       <w:rPr>
                         <w:rStyle w:val="Hyperlink"/>
@@ -3014,7 +3051,7 @@
                     <w:pStyle w:val="Compact"/>
                     <w:jc w:val="center"/>
                   </w:pPr>
-                  <w:hyperlink r:id="rId40">
+                  <w:hyperlink r:id="rId42">
                     <w:r>
                       <w:rPr>
                         <w:rStyle w:val="Hyperlink"/>
@@ -3045,7 +3082,7 @@
                     <w:pStyle w:val="Compact"/>
                     <w:jc w:val="center"/>
                   </w:pPr>
-                  <w:hyperlink r:id="rId41">
+                  <w:hyperlink r:id="rId43">
                     <w:r>
                       <w:rPr>
                         <w:rStyle w:val="Hyperlink"/>
@@ -3089,8 +3126,19 @@
                     <w:t xml:space="preserve"> </w:t>
                   </w:r>
                   <w:r>
-                    <w:t xml:space="preserve">in a restrictive clause</w:t>
+                    <w:t xml:space="preserve">in a</w:t>
                   </w:r>
+                  <w:r>
+                    <w:t xml:space="preserve"> </w:t>
+                  </w:r>
+                  <w:hyperlink r:id="rId44">
+                    <w:r>
+                      <w:rPr>
+                        <w:rStyle w:val="Hyperlink"/>
+                      </w:rPr>
+                      <w:t xml:space="preserve">restrictive clause</w:t>
+                    </w:r>
+                  </w:hyperlink>
                 </w:p>
               </w:tc>
               <w:tc>
@@ -3100,7 +3148,7 @@
                     <w:pStyle w:val="Compact"/>
                     <w:jc w:val="center"/>
                   </w:pPr>
-                  <w:hyperlink r:id="rId42">
+                  <w:hyperlink r:id="rId45">
                     <w:r>
                       <w:rPr>
                         <w:rStyle w:val="Hyperlink"/>
@@ -3131,7 +3179,7 @@
                     <w:pStyle w:val="Compact"/>
                     <w:jc w:val="center"/>
                   </w:pPr>
-                  <w:hyperlink r:id="rId43">
+                  <w:hyperlink r:id="rId46">
                     <w:r>
                       <w:rPr>
                         <w:rStyle w:val="Hyperlink"/>
@@ -3143,13 +3191,13 @@
               </w:tc>
             </w:tr>
           </w:tbl>
-          <w:bookmarkEnd w:id="44"/>
+          <w:bookmarkEnd w:id="47"/>
           <w:p/>
         </w:tc>
       </w:tr>
     </w:tbl>
-    <w:bookmarkStart w:id="47" w:name="refs"/>
-    <w:bookmarkStart w:id="46" w:name="ref-knuth1987mathematical"/>
+    <w:bookmarkStart w:id="50" w:name="refs"/>
+    <w:bookmarkStart w:id="49" w:name="ref-knuth1987mathematical"/>
     <w:p>
       <w:pPr>
         <w:pStyle w:val="Bibliography"/>
@@ -3173,7 +3221,7 @@
       <w:r>
         <w:t xml:space="preserve"> </w:t>
       </w:r>
-      <w:hyperlink r:id="rId45">
+      <w:hyperlink r:id="rId48">
         <w:r>
           <w:rPr>
             <w:rStyle w:val="Hyperlink"/>
@@ -3185,9 +3233,9 @@
         <w:t xml:space="preserve">.</w:t>
       </w:r>
     </w:p>
-    <w:bookmarkEnd w:id="46"/>
-    <w:bookmarkEnd w:id="47"/>
-    <w:bookmarkEnd w:id="48"/>
+    <w:bookmarkEnd w:id="49"/>
+    <w:bookmarkEnd w:id="50"/>
+    <w:bookmarkEnd w:id="51"/>
     <w:sectPr>
       <w:footnotePr>
         <w:numRestart w:val="eachSect"/>

--- a/chapters/mathematical-writing.docx
+++ b/chapters/mathematical-writing.docx
@@ -15,7 +15,7 @@
         <w:pStyle w:val="Date"/>
       </w:pPr>
       <w:r>
-        <w:t xml:space="preserve">Last modified: 2026-10-28 00:45:54 (PDT)</w:t>
+        <w:t xml:space="preserve">Last modified: 2026-10-28 01:12:24 (PDT)</w:t>
       </w:r>
     </w:p>
     <w:tbl>

--- a/chapters/mathematical-writing.docx
+++ b/chapters/mathematical-writing.docx
@@ -15,7 +15,7 @@
         <w:pStyle w:val="Date"/>
       </w:pPr>
       <w:r>
-        <w:t xml:space="preserve">Last modified: 2026-10-28 01:12:24 (PDT)</w:t>
+        <w:t xml:space="preserve">Last modified: 2026-10-28 14:23:41 (PDT)</w:t>
       </w:r>
     </w:p>
     <w:tbl>

--- a/chapters/mathematical-writing.docx
+++ b/chapters/mathematical-writing.docx
@@ -15,7 +15,7 @@
         <w:pStyle w:val="Date"/>
       </w:pPr>
       <w:r>
-        <w:t xml:space="preserve">Last modified: 2026-10-28 14:23:41 (PDT)</w:t>
+        <w:t xml:space="preserve">Last modified: 2026-10-28 14:35:19 (PDT)</w:t>
       </w:r>
     </w:p>
     <w:tbl>

--- a/chapters/mathematical-writing.docx
+++ b/chapters/mathematical-writing.docx
@@ -15,7 +15,7 @@
         <w:pStyle w:val="Date"/>
       </w:pPr>
       <w:r>
-        <w:t xml:space="preserve">Last modified: 2026-10-28 14:35:19 (PDT)</w:t>
+        <w:t xml:space="preserve">Last modified: 2026-10-28 15:25:37 (PDT)</w:t>
       </w:r>
     </w:p>
     <w:tbl>

--- a/chapters/mathematical-writing.docx
+++ b/chapters/mathematical-writing.docx
@@ -15,7 +15,7 @@
         <w:pStyle w:val="Date"/>
       </w:pPr>
       <w:r>
-        <w:t xml:space="preserve">Last modified: 2026-10-28 15:25:37 (PDT)</w:t>
+        <w:t xml:space="preserve">Last modified: 2026-10-28 15:53:04 (PDT)</w:t>
       </w:r>
     </w:p>
     <w:tbl>
@@ -1290,7 +1290,7 @@
       </w:r>
     </w:p>
     <w:bookmarkEnd w:id="27"/>
-    <w:bookmarkStart w:id="29" w:name="X635c8c263491261849c5951c600a7c8b3b0ab19"/>
+    <w:bookmarkStart w:id="30" w:name="X635c8c263491261849c5951c600a7c8b3b0ab19"/>
     <w:p>
       <w:pPr>
         <w:pStyle w:val="Heading2"/>
@@ -1342,8 +1342,356 @@
         <w:t xml:space="preserve">number a display and let you link to it.</w:t>
       </w:r>
     </w:p>
+    <w:p>
+      <w:pPr>
+        <w:pStyle w:val="BodyText"/>
+      </w:pPr>
+      <w:r>
+        <w:t xml:space="preserve">A key equation always goes in a display, never inline.</w:t>
+      </w:r>
+      <w:r>
+        <w:t xml:space="preserve"> </w:t>
+      </w:r>
+      <w:r>
+        <w:t xml:space="preserve">A key equation is any of these:</w:t>
+      </w:r>
+    </w:p>
+    <w:p>
+      <w:pPr>
+        <w:pStyle w:val="Compact"/>
+        <w:numPr>
+          <w:ilvl w:val="0"/>
+          <w:numId w:val="1001"/>
+        </w:numPr>
+      </w:pPr>
+      <w:r>
+        <w:t xml:space="preserve">the conclusion of a theorem, lemma, or proposition;</w:t>
+      </w:r>
+    </w:p>
+    <w:p>
+      <w:pPr>
+        <w:pStyle w:val="Compact"/>
+        <w:numPr>
+          <w:ilvl w:val="0"/>
+          <w:numId w:val="1001"/>
+        </w:numPr>
+      </w:pPr>
+      <w:r>
+        <w:t xml:space="preserve">an equation that a proof builds toward;</w:t>
+      </w:r>
+    </w:p>
+    <w:p>
+      <w:pPr>
+        <w:pStyle w:val="Compact"/>
+        <w:numPr>
+          <w:ilvl w:val="0"/>
+          <w:numId w:val="1001"/>
+        </w:numPr>
+      </w:pPr>
+      <w:r>
+        <w:t xml:space="preserve">an equation that a later step refers to.</w:t>
+      </w:r>
+    </w:p>
+    <w:p>
+      <w:pPr>
+        <w:pStyle w:val="FirstParagraph"/>
+      </w:pPr>
+      <w:r>
+        <w:t xml:space="preserve">In a proof, a sentence such as</w:t>
+      </w:r>
+      <w:r>
+        <w:t xml:space="preserve"> </w:t>
+      </w:r>
+      <w:r>
+        <w:t xml:space="preserve">“so</w:t>
+      </w:r>
+      <w:r>
+        <w:t xml:space="preserve"> </w:t>
+      </w:r>
+      <m:oMath>
+        <m:r>
+          <m:t>A</m:t>
+        </m:r>
+        <m:r>
+          <m:rPr>
+            <m:sty m:val="p"/>
+          </m:rPr>
+          <m:t>=</m:t>
+        </m:r>
+        <m:r>
+          <m:t>B</m:t>
+        </m:r>
+      </m:oMath>
+      <w:r>
+        <w:t xml:space="preserve">”</w:t>
+      </w:r>
+      <w:r>
+        <w:t xml:space="preserve"> </w:t>
+      </w:r>
+      <w:r>
+        <w:t xml:space="preserve">or</w:t>
+      </w:r>
+      <w:r>
+        <w:t xml:space="preserve"> </w:t>
+      </w:r>
+      <w:r>
+        <w:t xml:space="preserve">“this gives</w:t>
+      </w:r>
+      <w:r>
+        <w:t xml:space="preserve"> </w:t>
+      </w:r>
+      <m:oMath>
+        <m:r>
+          <m:t>A</m:t>
+        </m:r>
+        <m:r>
+          <m:rPr>
+            <m:sty m:val="p"/>
+          </m:rPr>
+          <m:t>=</m:t>
+        </m:r>
+        <m:r>
+          <m:t>B</m:t>
+        </m:r>
+      </m:oMath>
+      <w:r>
+        <w:t xml:space="preserve">”</w:t>
+      </w:r>
+      <w:r>
+        <w:t xml:space="preserve"> </w:t>
+      </w:r>
+      <w:r>
+        <w:t xml:space="preserve">hides the result in the middle of a line.</w:t>
+      </w:r>
+      <w:r>
+        <w:t xml:space="preserve"> </w:t>
+      </w:r>
+      <w:r>
+        <w:t xml:space="preserve">Put the equation in a display and let the sentence introduce it.</w:t>
+      </w:r>
+      <w:r>
+        <w:t xml:space="preserve"> </w:t>
+      </w:r>
+      <w:r>
+        <w:t xml:space="preserve">Use inline math for symbols and short expressions inside a sentence,</w:t>
+      </w:r>
+      <w:r>
+        <w:t xml:space="preserve"> </w:t>
+      </w:r>
+      <w:r>
+        <w:t xml:space="preserve">not for the equation the reader is meant to remember.</w:t>
+      </w:r>
+    </w:p>
+    <w:bookmarkStart w:id="29" w:name="exm-key-equation-displayed"/>
+    <w:p>
+      <w:pPr>
+        <w:pStyle w:val="BodyText"/>
+      </w:pPr>
+      <w:r>
+        <w:rPr>
+          <w:b/>
+          <w:bCs/>
+        </w:rPr>
+        <w:t xml:space="preserve">Example 5 (Displaying the normal equations)</w:t>
+      </w:r>
+      <w:r>
+        <w:t xml:space="preserve"> </w:t>
+      </w:r>
+      <w:r>
+        <w:t xml:space="preserve"> </w:t>
+      </w:r>
+    </w:p>
+    <w:p>
+      <w:pPr>
+        <w:pStyle w:val="BlockText"/>
+      </w:pPr>
+      <w:r>
+        <w:t xml:space="preserve">❌ Setting the gradient to zero yields</w:t>
+      </w:r>
+      <w:r>
+        <w:t xml:space="preserve"> </w:t>
+      </w:r>
+      <m:oMath>
+        <m:sSup>
+          <m:e>
+            <m:r>
+              <m:t>D</m:t>
+            </m:r>
+          </m:e>
+          <m:sup>
+            <m:r>
+              <m:rPr>
+                <m:sty m:val="p"/>
+              </m:rPr>
+              <m:t>⊤</m:t>
+            </m:r>
+          </m:sup>
+        </m:sSup>
+        <m:r>
+          <m:t>D</m:t>
+        </m:r>
+        <m:limLow>
+          <m:e>
+            <m:r>
+              <m:t>β</m:t>
+            </m:r>
+          </m:e>
+          <m:lim>
+            <m:r>
+              <m:rPr>
+                <m:sty m:val="p"/>
+              </m:rPr>
+              <m:t>∼</m:t>
+            </m:r>
+          </m:lim>
+        </m:limLow>
+        <m:r>
+          <m:rPr>
+            <m:sty m:val="p"/>
+          </m:rPr>
+          <m:t>=</m:t>
+        </m:r>
+        <m:sSup>
+          <m:e>
+            <m:r>
+              <m:t>D</m:t>
+            </m:r>
+          </m:e>
+          <m:sup>
+            <m:r>
+              <m:rPr>
+                <m:sty m:val="p"/>
+              </m:rPr>
+              <m:t>⊤</m:t>
+            </m:r>
+          </m:sup>
+        </m:sSup>
+        <m:limLow>
+          <m:e>
+            <m:r>
+              <m:t>y</m:t>
+            </m:r>
+          </m:e>
+          <m:lim>
+            <m:r>
+              <m:rPr>
+                <m:sty m:val="p"/>
+              </m:rPr>
+              <m:t>∼</m:t>
+            </m:r>
+          </m:lim>
+        </m:limLow>
+      </m:oMath>
+      <w:r>
+        <w:t xml:space="preserve">.</w:t>
+      </w:r>
+    </w:p>
+    <w:p>
+      <w:pPr>
+        <w:pStyle w:val="BlockText"/>
+      </w:pPr>
+      <w:r>
+        <w:t xml:space="preserve">✅ Setting the gradient to zero yields the normal equations:</w:t>
+      </w:r>
+    </w:p>
+    <w:p>
+      <w:pPr>
+        <w:pStyle w:val="BlockText"/>
+      </w:pPr>
+      <m:oMathPara>
+        <m:oMathParaPr>
+          <m:jc m:val="center"/>
+        </m:oMathParaPr>
+        <m:oMath>
+          <m:sSup>
+            <m:e>
+              <m:r>
+                <m:t>D</m:t>
+              </m:r>
+            </m:e>
+            <m:sup>
+              <m:r>
+                <m:rPr>
+                  <m:sty m:val="p"/>
+                </m:rPr>
+                <m:t>⊤</m:t>
+              </m:r>
+            </m:sup>
+          </m:sSup>
+          <m:r>
+            <m:t>D</m:t>
+          </m:r>
+          <m:limLow>
+            <m:e>
+              <m:r>
+                <m:t>β</m:t>
+              </m:r>
+            </m:e>
+            <m:lim>
+              <m:r>
+                <m:rPr>
+                  <m:sty m:val="p"/>
+                </m:rPr>
+                <m:t>∼</m:t>
+              </m:r>
+            </m:lim>
+          </m:limLow>
+          <m:r>
+            <m:rPr>
+              <m:sty m:val="p"/>
+            </m:rPr>
+            <m:t>=</m:t>
+          </m:r>
+          <m:sSup>
+            <m:e>
+              <m:r>
+                <m:t>D</m:t>
+              </m:r>
+            </m:e>
+            <m:sup>
+              <m:r>
+                <m:rPr>
+                  <m:sty m:val="p"/>
+                </m:rPr>
+                <m:t>⊤</m:t>
+              </m:r>
+            </m:sup>
+          </m:sSup>
+          <m:limLow>
+            <m:e>
+              <m:r>
+                <m:t>y</m:t>
+              </m:r>
+            </m:e>
+            <m:lim>
+              <m:r>
+                <m:rPr>
+                  <m:sty m:val="p"/>
+                </m:rPr>
+                <m:t>∼</m:t>
+              </m:r>
+            </m:lim>
+          </m:limLow>
+        </m:oMath>
+      </m:oMathPara>
+    </w:p>
+    <w:p>
+      <w:pPr>
+        <w:pStyle w:val="FirstParagraph"/>
+      </w:pPr>
+      <w:r>
+        <w:t xml:space="preserve">In the ❌ version the result sits in the middle of a line, where the reader can miss it.</w:t>
+      </w:r>
+      <w:r>
+        <w:t xml:space="preserve"> </w:t>
+      </w:r>
+      <w:r>
+        <w:t xml:space="preserve">The ✅ version gives it a line of its own.</w:t>
+      </w:r>
+    </w:p>
     <w:bookmarkEnd w:id="29"/>
-    <w:bookmarkStart w:id="30" w:name="Xa3cf6e4bc6fc8e3d4315c77eaadbd0b034cebd2"/>
+    <w:bookmarkEnd w:id="30"/>
+    <w:bookmarkStart w:id="31" w:name="Xa3cf6e4bc6fc8e3d4315c77eaadbd0b034cebd2"/>
     <w:p>
       <w:pPr>
         <w:pStyle w:val="Heading2"/>
@@ -1420,8 +1768,8 @@
         <w:t xml:space="preserve">.</w:t>
       </w:r>
     </w:p>
-    <w:bookmarkEnd w:id="30"/>
-    <w:bookmarkStart w:id="31" w:name="keep-subscripts-under-control"/>
+    <w:bookmarkEnd w:id="31"/>
+    <w:bookmarkStart w:id="32" w:name="keep-subscripts-under-control"/>
     <w:p>
       <w:pPr>
         <w:pStyle w:val="Heading2"/>
@@ -1747,8 +2095,8 @@
         <w:t xml:space="preserve">only when you need two specified elements.</w:t>
       </w:r>
     </w:p>
-    <w:bookmarkEnd w:id="31"/>
-    <w:bookmarkStart w:id="32" w:name="choose-the-voice-and-the-person"/>
+    <w:bookmarkEnd w:id="32"/>
+    <w:bookmarkStart w:id="33" w:name="choose-the-voice-and-the-person"/>
     <w:p>
       <w:pPr>
         <w:pStyle w:val="Heading2"/>
@@ -1970,8 +2318,8 @@
         <w:t xml:space="preserve">.</w:t>
       </w:r>
     </w:p>
-    <w:bookmarkEnd w:id="32"/>
-    <w:bookmarkStart w:id="33" w:name="choose-the-proof-that-fits-the-claim"/>
+    <w:bookmarkEnd w:id="33"/>
+    <w:bookmarkStart w:id="34" w:name="choose-the-proof-that-fits-the-claim"/>
     <w:p>
       <w:pPr>
         <w:pStyle w:val="Heading2"/>
@@ -2006,8 +2354,8 @@
         <w:t xml:space="preserve">and it does not assume that the entries are integers or restate their ordering.</w:t>
       </w:r>
     </w:p>
-    <w:bookmarkEnd w:id="33"/>
-    <w:bookmarkStart w:id="37" w:name="cite-results-not-solutions"/>
+    <w:bookmarkEnd w:id="34"/>
+    <w:bookmarkStart w:id="38" w:name="cite-results-not-solutions"/>
     <w:p>
       <w:pPr>
         <w:pStyle w:val="Heading2"/>
@@ -2060,7 +2408,7 @@
         <w:t xml:space="preserve">Cite that result div in every argument that uses the claim.</w:t>
       </w:r>
     </w:p>
-    <w:bookmarkStart w:id="34" w:name="exm-cite-results"/>
+    <w:bookmarkStart w:id="35" w:name="exm-cite-results"/>
     <w:p>
       <w:pPr>
         <w:pStyle w:val="BodyText"/>
@@ -2070,7 +2418,7 @@
           <w:b/>
           <w:bCs/>
         </w:rPr>
-        <w:t xml:space="preserve">Example 5 (Citing a result div)</w:t>
+        <w:t xml:space="preserve">Example 6 (Citing a result div)</w:t>
       </w:r>
       <w:r>
         <w:t xml:space="preserve"> </w:t>
@@ -2141,7 +2489,7 @@
         <w:t xml:space="preserve">The ✅ version cites claims that the notes state, number and keep.</w:t>
       </w:r>
     </w:p>
-    <w:bookmarkEnd w:id="34"/>
+    <w:bookmarkEnd w:id="35"/>
     <w:p>
       <w:pPr>
         <w:pStyle w:val="BodyText"/>
@@ -2229,7 +2577,7 @@
       <w:r>
         <w:t xml:space="preserve"> </w:t>
       </w:r>
-      <w:hyperlink r:id="rId35">
+      <w:hyperlink r:id="rId36">
         <w:r>
           <w:rPr>
             <w:rStyle w:val="Hyperlink"/>
@@ -2293,7 +2641,7 @@
       <w:r>
         <w:t xml:space="preserve"> </w:t>
       </w:r>
-      <w:hyperlink r:id="rId36">
+      <w:hyperlink r:id="rId37">
         <w:r>
           <w:rPr>
             <w:rStyle w:val="VerbatimChar"/>
@@ -2362,8 +2710,8 @@
         <w:t xml:space="preserve">The workflow does not check prose outside proof and result divs, but the rule still applies there.</w:t>
       </w:r>
     </w:p>
-    <w:bookmarkEnd w:id="37"/>
-    <w:bookmarkStart w:id="39" w:name="keep-each-div-minimal-cite-never-inline"/>
+    <w:bookmarkEnd w:id="38"/>
+    <w:bookmarkStart w:id="40" w:name="keep-each-div-minimal-cite-never-inline"/>
     <w:p>
       <w:pPr>
         <w:pStyle w:val="Heading2"/>
@@ -2398,7 +2746,7 @@
         <w:t xml:space="preserve">A solution decomposes the same way: each solution is the smallest argument that answers its exercise, and it cites result divs for the steps that other arguments also use.</w:t>
       </w:r>
     </w:p>
-    <w:bookmarkStart w:id="38" w:name="exm-never-inline"/>
+    <w:bookmarkStart w:id="39" w:name="exm-never-inline"/>
     <w:p>
       <w:pPr>
         <w:pStyle w:val="BodyText"/>
@@ -2408,7 +2756,7 @@
           <w:b/>
           <w:bCs/>
         </w:rPr>
-        <w:t xml:space="preserve">Example 6 (Citing a step instead of deriving it)</w:t>
+        <w:t xml:space="preserve">Example 7 (Citing a step instead of deriving it)</w:t>
       </w:r>
       <w:r>
         <w:t xml:space="preserve"> </w:t>
@@ -2767,7 +3115,7 @@
         <w:t xml:space="preserve">The ❌ proof derives inline the result that Lemma 4 states, so a reader who needs that step elsewhere has nowhere to cite.</w:t>
       </w:r>
     </w:p>
-    <w:bookmarkEnd w:id="38"/>
+    <w:bookmarkEnd w:id="39"/>
     <w:p>
       <w:pPr>
         <w:pStyle w:val="BodyText"/>
@@ -2811,8 +3159,8 @@
         <w:t xml:space="preserve">workflow covers only the citation of solutions.</w:t>
       </w:r>
     </w:p>
-    <w:bookmarkEnd w:id="39"/>
-    <w:bookmarkStart w:id="51" w:name="rules-that-other-chapters-cover"/>
+    <w:bookmarkEnd w:id="40"/>
+    <w:bookmarkStart w:id="52" w:name="rules-that-other-chapters-cover"/>
     <w:p>
       <w:pPr>
         <w:pStyle w:val="Heading2"/>
@@ -2853,7 +3201,7 @@
       <w:tr>
         <w:tc>
           <w:tcPr/>
-          <w:bookmarkStart w:id="47" w:name="tbl-knuth-elsewhere"/>
+          <w:bookmarkStart w:id="48" w:name="tbl-knuth-elsewhere"/>
           <w:p>
             <w:pPr>
               <w:jc w:val="center"/>
@@ -2989,7 +3337,7 @@
                     <w:pStyle w:val="Compact"/>
                     <w:jc w:val="center"/>
                   </w:pPr>
-                  <w:hyperlink r:id="rId40">
+                  <w:hyperlink r:id="rId41">
                     <w:r>
                       <w:rPr>
                         <w:rStyle w:val="Hyperlink"/>
@@ -3020,7 +3368,7 @@
                     <w:pStyle w:val="Compact"/>
                     <w:jc w:val="center"/>
                   </w:pPr>
-                  <w:hyperlink r:id="rId41">
+                  <w:hyperlink r:id="rId42">
                     <w:r>
                       <w:rPr>
                         <w:rStyle w:val="Hyperlink"/>
@@ -3051,7 +3399,7 @@
                     <w:pStyle w:val="Compact"/>
                     <w:jc w:val="center"/>
                   </w:pPr>
-                  <w:hyperlink r:id="rId42">
+                  <w:hyperlink r:id="rId43">
                     <w:r>
                       <w:rPr>
                         <w:rStyle w:val="Hyperlink"/>
@@ -3082,7 +3430,7 @@
                     <w:pStyle w:val="Compact"/>
                     <w:jc w:val="center"/>
                   </w:pPr>
-                  <w:hyperlink r:id="rId43">
+                  <w:hyperlink r:id="rId44">
                     <w:r>
                       <w:rPr>
                         <w:rStyle w:val="Hyperlink"/>
@@ -3131,7 +3479,7 @@
                   <w:r>
                     <w:t xml:space="preserve"> </w:t>
                   </w:r>
-                  <w:hyperlink r:id="rId44">
+                  <w:hyperlink r:id="rId45">
                     <w:r>
                       <w:rPr>
                         <w:rStyle w:val="Hyperlink"/>
@@ -3148,7 +3496,7 @@
                     <w:pStyle w:val="Compact"/>
                     <w:jc w:val="center"/>
                   </w:pPr>
-                  <w:hyperlink r:id="rId45">
+                  <w:hyperlink r:id="rId46">
                     <w:r>
                       <w:rPr>
                         <w:rStyle w:val="Hyperlink"/>
@@ -3179,7 +3527,7 @@
                     <w:pStyle w:val="Compact"/>
                     <w:jc w:val="center"/>
                   </w:pPr>
-                  <w:hyperlink r:id="rId46">
+                  <w:hyperlink r:id="rId47">
                     <w:r>
                       <w:rPr>
                         <w:rStyle w:val="Hyperlink"/>
@@ -3191,13 +3539,13 @@
               </w:tc>
             </w:tr>
           </w:tbl>
-          <w:bookmarkEnd w:id="47"/>
+          <w:bookmarkEnd w:id="48"/>
           <w:p/>
         </w:tc>
       </w:tr>
     </w:tbl>
-    <w:bookmarkStart w:id="50" w:name="refs"/>
-    <w:bookmarkStart w:id="49" w:name="ref-knuth1987mathematical"/>
+    <w:bookmarkStart w:id="51" w:name="refs"/>
+    <w:bookmarkStart w:id="50" w:name="ref-knuth1987mathematical"/>
     <w:p>
       <w:pPr>
         <w:pStyle w:val="Bibliography"/>
@@ -3221,7 +3569,7 @@
       <w:r>
         <w:t xml:space="preserve"> </w:t>
       </w:r>
-      <w:hyperlink r:id="rId48">
+      <w:hyperlink r:id="rId49">
         <w:r>
           <w:rPr>
             <w:rStyle w:val="Hyperlink"/>
@@ -3233,9 +3581,9 @@
         <w:t xml:space="preserve">.</w:t>
       </w:r>
     </w:p>
-    <w:bookmarkEnd w:id="49"/>
     <w:bookmarkEnd w:id="50"/>
     <w:bookmarkEnd w:id="51"/>
+    <w:bookmarkEnd w:id="52"/>
     <w:sectPr>
       <w:footnotePr>
         <w:numRestart w:val="eachSect"/>
@@ -3346,8 +3694,114 @@
       </w:pPr>
     </w:lvl>
   </w:abstractNum>
+  <w:abstractNum w:abstractNumId="991">
+    <w:nsid w:val="0000A991"/>
+    <w:multiLevelType w:val="multilevel"/>
+    <w:lvl w:ilvl="0">
+      <w:numFmt w:val="bullet"/>
+      <w:lvlText w:val=""/>
+      <w:lvlJc w:val="left"/>
+      <w:pPr>
+        <w:ind w:left="720" w:hanging="360"/>
+      </w:pPr>
+      <w:rPr>
+        <w:rFonts w:ascii="Symbol" w:hAnsi="Symbol" w:cs="Symbol" w:hint="default"/>
+      </w:rPr>
+    </w:lvl>
+    <w:lvl w:ilvl="1">
+      <w:numFmt w:val="bullet"/>
+      <w:lvlText w:val="o"/>
+      <w:lvlJc w:val="left"/>
+      <w:pPr>
+        <w:ind w:left="1440" w:hanging="360"/>
+      </w:pPr>
+      <w:rPr>
+        <w:rFonts w:ascii="Courier New" w:hAnsi="Courier New" w:cs="Courier New" w:hint="default"/>
+      </w:rPr>
+    </w:lvl>
+    <w:lvl w:ilvl="2">
+      <w:numFmt w:val="bullet"/>
+      <w:lvlText w:val=""/>
+      <w:lvlJc w:val="left"/>
+      <w:pPr>
+        <w:ind w:left="2160" w:hanging="360"/>
+      </w:pPr>
+      <w:rPr>
+        <w:rFonts w:ascii="Wingdings" w:hAnsi="Wingdings" w:cs="Wingdings" w:hint="default"/>
+      </w:rPr>
+    </w:lvl>
+    <w:lvl w:ilvl="3">
+      <w:numFmt w:val="bullet"/>
+      <w:lvlText w:val=""/>
+      <w:lvlJc w:val="left"/>
+      <w:pPr>
+        <w:ind w:left="2880" w:hanging="360"/>
+      </w:pPr>
+      <w:rPr>
+        <w:rFonts w:ascii="Symbol" w:hAnsi="Symbol" w:cs="Symbol" w:hint="default"/>
+      </w:rPr>
+    </w:lvl>
+    <w:lvl w:ilvl="4">
+      <w:numFmt w:val="bullet"/>
+      <w:lvlText w:val="o"/>
+      <w:lvlJc w:val="left"/>
+      <w:pPr>
+        <w:ind w:left="3600" w:hanging="360"/>
+      </w:pPr>
+      <w:rPr>
+        <w:rFonts w:ascii="Courier New" w:hAnsi="Courier New" w:cs="Courier New" w:hint="default"/>
+      </w:rPr>
+    </w:lvl>
+    <w:lvl w:ilvl="5">
+      <w:numFmt w:val="bullet"/>
+      <w:lvlText w:val=""/>
+      <w:lvlJc w:val="left"/>
+      <w:pPr>
+        <w:ind w:left="4320" w:hanging="360"/>
+      </w:pPr>
+      <w:rPr>
+        <w:rFonts w:ascii="Wingdings" w:hAnsi="Wingdings" w:cs="Wingdings" w:hint="default"/>
+      </w:rPr>
+    </w:lvl>
+    <w:lvl w:ilvl="6">
+      <w:numFmt w:val="bullet"/>
+      <w:lvlText w:val=""/>
+      <w:lvlJc w:val="left"/>
+      <w:pPr>
+        <w:ind w:left="5040" w:hanging="360"/>
+      </w:pPr>
+      <w:rPr>
+        <w:rFonts w:ascii="Symbol" w:hAnsi="Symbol" w:cs="Symbol" w:hint="default"/>
+      </w:rPr>
+    </w:lvl>
+    <w:lvl w:ilvl="7">
+      <w:numFmt w:val="bullet"/>
+      <w:lvlText w:val="o"/>
+      <w:lvlJc w:val="left"/>
+      <w:pPr>
+        <w:ind w:left="5760" w:hanging="360"/>
+      </w:pPr>
+      <w:rPr>
+        <w:rFonts w:ascii="Courier New" w:hAnsi="Courier New" w:cs="Courier New" w:hint="default"/>
+      </w:rPr>
+    </w:lvl>
+    <w:lvl w:ilvl="8">
+      <w:numFmt w:val="bullet"/>
+      <w:lvlText w:val=""/>
+      <w:lvlJc w:val="left"/>
+      <w:pPr>
+        <w:ind w:left="6480" w:hanging="360"/>
+      </w:pPr>
+      <w:rPr>
+        <w:rFonts w:ascii="Wingdings" w:hAnsi="Wingdings" w:cs="Wingdings" w:hint="default"/>
+      </w:rPr>
+    </w:lvl>
+  </w:abstractNum>
   <w:num w:numId="1000">
     <w:abstractNumId w:val="990"/>
+  </w:num>
+  <w:num w:numId="1001">
+    <w:abstractNumId w:val="991"/>
   </w:num>
 </w:numbering>
 </file>

--- a/chapters/mathematical-writing.docx
+++ b/chapters/mathematical-writing.docx
@@ -15,7 +15,7 @@
         <w:pStyle w:val="Date"/>
       </w:pPr>
       <w:r>
-        <w:t xml:space="preserve">Last modified: 2026-10-28 15:53:04 (PDT)</w:t>
+        <w:t xml:space="preserve">Last modified: 2026-10-28 16:02:11 (PDT)</w:t>
       </w:r>
     </w:p>
     <w:tbl>

--- a/chapters/mathematical-writing.docx
+++ b/chapters/mathematical-writing.docx
@@ -15,7 +15,7 @@
         <w:pStyle w:val="Date"/>
       </w:pPr>
       <w:r>
-        <w:t xml:space="preserve">Last modified: 2026-10-28 16:02:11 (PDT)</w:t>
+        <w:t xml:space="preserve">Last modified: 2026-10-28 16:35:15 (PDT)</w:t>
       </w:r>
     </w:p>
     <w:tbl>

--- a/chapters/mathematical-writing.docx
+++ b/chapters/mathematical-writing.docx
@@ -15,7 +15,7 @@
         <w:pStyle w:val="Date"/>
       </w:pPr>
       <w:r>
-        <w:t xml:space="preserve">Last modified: 2026-10-28 16:35:15 (PDT)</w:t>
+        <w:t xml:space="preserve">Last modified: 2026-10-28 18:26:29 (PDT)</w:t>
       </w:r>
     </w:p>
     <w:tbl>

--- a/chapters/mathematical-writing.docx
+++ b/chapters/mathematical-writing.docx
@@ -15,7 +15,7 @@
         <w:pStyle w:val="Date"/>
       </w:pPr>
       <w:r>
-        <w:t xml:space="preserve">Last modified: 2026-10-28 18:26:29 (PDT)</w:t>
+        <w:t xml:space="preserve">Last modified: 2026-10-28 18:32:23 (PDT)</w:t>
       </w:r>
     </w:p>
     <w:tbl>

--- a/chapters/mathematical-writing.docx
+++ b/chapters/mathematical-writing.docx
@@ -15,7 +15,7 @@
         <w:pStyle w:val="Date"/>
       </w:pPr>
       <w:r>
-        <w:t xml:space="preserve">Last modified: 2026-10-28 18:32:23 (PDT)</w:t>
+        <w:t xml:space="preserve">Last modified: 2026-10-28 20:05:55 (PDT)</w:t>
       </w:r>
     </w:p>
     <w:tbl>

--- a/chapters/mathematical-writing.docx
+++ b/chapters/mathematical-writing.docx
@@ -15,7 +15,7 @@
         <w:pStyle w:val="Date"/>
       </w:pPr>
       <w:r>
-        <w:t xml:space="preserve">Last modified: 2026-10-28 20:05:55 (PDT)</w:t>
+        <w:t xml:space="preserve">Last modified: 2026-10-28 20:59:43 (PDT)</w:t>
       </w:r>
     </w:p>
     <w:tbl>

--- a/chapters/mathematical-writing.docx
+++ b/chapters/mathematical-writing.docx
@@ -15,7 +15,7 @@
         <w:pStyle w:val="Date"/>
       </w:pPr>
       <w:r>
-        <w:t xml:space="preserve">Last modified: 2026-10-28 20:59:43 (PDT)</w:t>
+        <w:t xml:space="preserve">Last modified: 2026-10-29 00:12:59 (PDT)</w:t>
       </w:r>
     </w:p>
     <w:tbl>

--- a/chapters/mathematical-writing.docx
+++ b/chapters/mathematical-writing.docx
@@ -15,7 +15,7 @@
         <w:pStyle w:val="Date"/>
       </w:pPr>
       <w:r>
-        <w:t xml:space="preserve">Last modified: 2026-10-29 00:12:59 (PDT)</w:t>
+        <w:t xml:space="preserve">Last modified: 2026-10-29 00:21:17 (PDT)</w:t>
       </w:r>
     </w:p>
     <w:tbl>

--- a/chapters/mathematical-writing.docx
+++ b/chapters/mathematical-writing.docx
@@ -15,7 +15,7 @@
         <w:pStyle w:val="Date"/>
       </w:pPr>
       <w:r>
-        <w:t xml:space="preserve">Last modified: 2026-10-29 00:21:17 (PDT)</w:t>
+        <w:t xml:space="preserve">Last modified: 2026-10-29 08:00:13 (PDT)</w:t>
       </w:r>
     </w:p>
     <w:tbl>

--- a/chapters/mathematical-writing.docx
+++ b/chapters/mathematical-writing.docx
@@ -15,7 +15,7 @@
         <w:pStyle w:val="Date"/>
       </w:pPr>
       <w:r>
-        <w:t xml:space="preserve">Last modified: 2026-10-29 08:00:13 (PDT)</w:t>
+        <w:t xml:space="preserve">Last modified: 2026-10-29 12:57:04 (PDT)</w:t>
       </w:r>
     </w:p>
     <w:tbl>

--- a/chapters/mathematical-writing.docx
+++ b/chapters/mathematical-writing.docx
@@ -15,7 +15,7 @@
         <w:pStyle w:val="Date"/>
       </w:pPr>
       <w:r>
-        <w:t xml:space="preserve">Last modified: 2026-10-29 12:57:04 (PDT)</w:t>
+        <w:t xml:space="preserve">Last modified: 2026-10-29 13:51:16 (PDT)</w:t>
       </w:r>
     </w:p>
     <w:tbl>

--- a/chapters/mathematical-writing.docx
+++ b/chapters/mathematical-writing.docx
@@ -15,7 +15,7 @@
         <w:pStyle w:val="Date"/>
       </w:pPr>
       <w:r>
-        <w:t xml:space="preserve">Last modified: 2026-10-29 13:51:16 (PDT)</w:t>
+        <w:t xml:space="preserve">Last modified: 2026-10-29 14:29:08 (PDT)</w:t>
       </w:r>
     </w:p>
     <w:tbl>

--- a/chapters/mathematical-writing.docx
+++ b/chapters/mathematical-writing.docx
@@ -15,7 +15,7 @@
         <w:pStyle w:val="Date"/>
       </w:pPr>
       <w:r>
-        <w:t xml:space="preserve">Last modified: 2026-10-29 14:29:08 (PDT)</w:t>
+        <w:t xml:space="preserve">Last modified: 2026-10-29 14:35:32 (PDT)</w:t>
       </w:r>
     </w:p>
     <w:tbl>

--- a/chapters/mathematical-writing.docx
+++ b/chapters/mathematical-writing.docx
@@ -15,7 +15,7 @@
         <w:pStyle w:val="Date"/>
       </w:pPr>
       <w:r>
-        <w:t xml:space="preserve">Last modified: 2026-10-29 14:35:32 (PDT)</w:t>
+        <w:t xml:space="preserve">Last modified: 2026-10-29 15:25:43 (PDT)</w:t>
       </w:r>
     </w:p>
     <w:tbl>
@@ -222,7 +222,7 @@
         <w:t xml:space="preserve">The notes also cover spelling, punctuation and refereeing, which this book does not.</w:t>
       </w:r>
     </w:p>
-    <w:bookmarkStart w:id="25" w:name="keep-formulas-inside-sentences"/>
+    <w:bookmarkStart w:id="27" w:name="keep-formulas-inside-sentences"/>
     <w:p>
       <w:pPr>
         <w:pStyle w:val="Heading2"/>
@@ -1090,14 +1090,13 @@
       </w:r>
     </w:p>
     <w:bookmarkEnd w:id="24"/>
-    <w:bookmarkEnd w:id="25"/>
-    <w:bookmarkStart w:id="27" w:name="introduce-a-theorem-with-a-sentence"/>
-    <w:p>
-      <w:pPr>
-        <w:pStyle w:val="Heading2"/>
-      </w:pPr>
-      <w:r>
-        <w:t xml:space="preserve">2 Introduce a theorem with a sentence</w:t>
+    <w:bookmarkStart w:id="26" w:name="Xefe13e73e12914023d8f2c0f69ba86b25ec3c0b"/>
+    <w:p>
+      <w:pPr>
+        <w:pStyle w:val="Heading3"/>
+      </w:pPr>
+      <w:r>
+        <w:t xml:space="preserve">1.7 Write each sentence in words or in math, not both</w:t>
       </w:r>
     </w:p>
     <w:p>
@@ -1105,34 +1104,66 @@
         <w:pStyle w:val="FirstParagraph"/>
       </w:pPr>
       <w:r>
-        <w:t xml:space="preserve">The line before a theorem, lemma or algorithm should be a complete sentence,</w:t>
-      </w:r>
-      <w:r>
-        <w:t xml:space="preserve"> </w:t>
-      </w:r>
-      <w:r>
-        <w:t xml:space="preserve">or end with a colon.</w:t>
-      </w:r>
-      <w:r>
-        <w:t xml:space="preserve"> </w:t>
-      </w:r>
-      <w:r>
-        <w:t xml:space="preserve">Do not let a heading such as</w:t>
-      </w:r>
-      <w:r>
-        <w:t xml:space="preserve"> </w:t>
-      </w:r>
-      <w:r>
-        <w:t xml:space="preserve">“Theorem”</w:t>
-      </w:r>
-      <w:r>
-        <w:t xml:space="preserve"> </w:t>
-      </w:r>
-      <w:r>
-        <w:t xml:space="preserve">finish a sentence that began above it.</w:t>
-      </w:r>
-    </w:p>
-    <w:bookmarkStart w:id="26" w:name="exm-introduce-theorem"/>
+        <w:t xml:space="preserve">A sentence is either entirely in words or entirely in math.</w:t>
+      </w:r>
+      <w:r>
+        <w:t xml:space="preserve"> </w:t>
+      </w:r>
+      <w:r>
+        <w:t xml:space="preserve">A single inline expression inside a word sentence is fine,</w:t>
+      </w:r>
+      <w:r>
+        <w:t xml:space="preserve"> </w:t>
+      </w:r>
+      <w:r>
+        <w:t xml:space="preserve">as in</w:t>
+      </w:r>
+      <w:r>
+        <w:t xml:space="preserve"> </w:t>
+      </w:r>
+      <w:r>
+        <w:t xml:space="preserve">“the prediction function</w:t>
+      </w:r>
+      <w:r>
+        <w:t xml:space="preserve"> </w:t>
+      </w:r>
+      <m:oMath>
+        <m:r>
+          <m:t>f</m:t>
+        </m:r>
+      </m:oMath>
+      <w:r>
+        <w:t xml:space="preserve"> </w:t>
+      </w:r>
+      <w:r>
+        <w:t xml:space="preserve">equals the conditional mean”</w:t>
+      </w:r>
+      <w:r>
+        <w:t xml:space="preserve">.</w:t>
+      </w:r>
+      <w:r>
+        <w:t xml:space="preserve"> </w:t>
+      </w:r>
+      <w:r>
+        <w:t xml:space="preserve"> </w:t>
+      </w:r>
+      <w:r>
+        <w:t xml:space="preserve">A sentence that states one condition in words and a second condition as a relation between expressions is a hybrid.</w:t>
+      </w:r>
+      <w:r>
+        <w:t xml:space="preserve"> </w:t>
+      </w:r>
+      <w:r>
+        <w:t xml:space="preserve">Split it into two complete sentences:</w:t>
+      </w:r>
+      <w:r>
+        <w:t xml:space="preserve"> </w:t>
+      </w:r>
+      <w:r>
+        <w:t xml:space="preserve">the first states the result in words, and the second states it as a displayed formula.</w:t>
+      </w:r>
+    </w:p>
+    <w:bookmarkStart w:id="25" w:name="exm-no-hybrid-sentences"/>
     <w:p>
       <w:pPr>
         <w:pStyle w:val="BodyText"/>
@@ -1142,7 +1173,447 @@
           <w:b/>
           <w:bCs/>
         </w:rPr>
-        <w:t xml:space="preserve">Example 4 (Introducing a theorem)</w:t>
+        <w:t xml:space="preserve">Example 4 (Splitting a hybrid sentence)</w:t>
+      </w:r>
+      <w:r>
+        <w:t xml:space="preserve"> </w:t>
+      </w:r>
+      <w:r>
+        <w:t xml:space="preserve"> </w:t>
+      </w:r>
+    </w:p>
+    <w:p>
+      <w:pPr>
+        <w:pStyle w:val="BlockText"/>
+      </w:pPr>
+      <w:r>
+        <w:t xml:space="preserve">❌ The reducible risk is zero if and only if</w:t>
+      </w:r>
+      <w:r>
+        <w:t xml:space="preserve"> </w:t>
+      </w:r>
+      <m:oMath>
+        <m:r>
+          <m:rPr>
+            <m:scr m:val="double-struck"/>
+            <m:sty m:val="p"/>
+          </m:rPr>
+          <m:t>P</m:t>
+        </m:r>
+        <m:r>
+          <m:rPr>
+            <m:sty m:val="p"/>
+          </m:rPr>
+          <m:t>(</m:t>
+        </m:r>
+        <m:r>
+          <m:t>f</m:t>
+        </m:r>
+        <m:r>
+          <m:t>​</m:t>
+        </m:r>
+        <m:d>
+          <m:dPr>
+            <m:begChr m:val="("/>
+            <m:sepChr m:val=""/>
+            <m:endChr m:val=")"/>
+            <m:grow/>
+          </m:dPr>
+          <m:e>
+            <m:r>
+              <m:t>X</m:t>
+            </m:r>
+          </m:e>
+        </m:d>
+        <m:r>
+          <m:t>​</m:t>
+        </m:r>
+        <m:r>
+          <m:rPr>
+            <m:sty m:val="p"/>
+          </m:rPr>
+          <m:t>≠</m:t>
+        </m:r>
+        <m:r>
+          <m:rPr>
+            <m:scr m:val="double-struck"/>
+            <m:sty m:val="p"/>
+          </m:rPr>
+          <m:t>E</m:t>
+        </m:r>
+        <m:r>
+          <m:t>​</m:t>
+        </m:r>
+        <m:d>
+          <m:dPr>
+            <m:begChr m:val="["/>
+            <m:sepChr m:val=""/>
+            <m:endChr m:val="]"/>
+            <m:grow/>
+          </m:dPr>
+          <m:e>
+            <m:r>
+              <m:t>Y</m:t>
+            </m:r>
+            <m:r>
+              <m:rPr>
+                <m:sty m:val="p"/>
+              </m:rPr>
+              <m:t>∣</m:t>
+            </m:r>
+            <m:r>
+              <m:t>X</m:t>
+            </m:r>
+          </m:e>
+        </m:d>
+        <m:r>
+          <m:t>​</m:t>
+        </m:r>
+        <m:r>
+          <m:rPr>
+            <m:sty m:val="p"/>
+          </m:rPr>
+          <m:t>)</m:t>
+        </m:r>
+        <m:r>
+          <m:rPr>
+            <m:sty m:val="p"/>
+          </m:rPr>
+          <m:t>=</m:t>
+        </m:r>
+        <m:r>
+          <m:t>0</m:t>
+        </m:r>
+      </m:oMath>
+      <w:r>
+        <w:t xml:space="preserve">.</w:t>
+      </w:r>
+    </w:p>
+    <w:p>
+      <w:pPr>
+        <w:pStyle w:val="BlockText"/>
+      </w:pPr>
+      <w:r>
+        <w:t xml:space="preserve">✅ The reducible risk is zero if and only if the prediction function differs from the conditional mean with probability 0.</w:t>
+      </w:r>
+      <w:r>
+        <w:t xml:space="preserve"> </w:t>
+      </w:r>
+    </w:p>
+    <w:p>
+      <w:pPr>
+        <w:pStyle w:val="BlockText"/>
+      </w:pPr>
+      <m:oMathPara>
+        <m:oMathParaPr>
+          <m:jc m:val="center"/>
+        </m:oMathParaPr>
+        <m:oMath>
+          <m:eqArr>
+            <m:e>
+              <m:r>
+                <m:rPr>
+                  <m:scr m:val="double-struck"/>
+                  <m:sty m:val="p"/>
+                </m:rPr>
+                <m:t>E</m:t>
+              </m:r>
+              <m:r>
+                <m:t>​</m:t>
+              </m:r>
+              <m:d>
+                <m:dPr>
+                  <m:begChr m:val="["/>
+                  <m:sepChr m:val=""/>
+                  <m:endChr m:val="]"/>
+                  <m:grow/>
+                </m:dPr>
+                <m:e>
+                  <m:sSup>
+                    <m:e>
+                      <m:r>
+                        <m:t>​</m:t>
+                      </m:r>
+                      <m:d>
+                        <m:dPr>
+                          <m:begChr m:val="("/>
+                          <m:sepChr m:val=""/>
+                          <m:endChr m:val=")"/>
+                          <m:grow/>
+                        </m:dPr>
+                        <m:e>
+                          <m:r>
+                            <m:rPr>
+                              <m:scr m:val="double-struck"/>
+                              <m:sty m:val="p"/>
+                            </m:rPr>
+                            <m:t>E</m:t>
+                          </m:r>
+                          <m:r>
+                            <m:t>​</m:t>
+                          </m:r>
+                          <m:d>
+                            <m:dPr>
+                              <m:begChr m:val="["/>
+                              <m:sepChr m:val=""/>
+                              <m:endChr m:val="]"/>
+                              <m:grow/>
+                            </m:dPr>
+                            <m:e>
+                              <m:r>
+                                <m:t>Y</m:t>
+                              </m:r>
+                              <m:r>
+                                <m:rPr>
+                                  <m:sty m:val="p"/>
+                                </m:rPr>
+                                <m:t>∣</m:t>
+                              </m:r>
+                              <m:r>
+                                <m:t>X</m:t>
+                              </m:r>
+                            </m:e>
+                          </m:d>
+                          <m:r>
+                            <m:t>​</m:t>
+                          </m:r>
+                          <m:r>
+                            <m:rPr>
+                              <m:sty m:val="p"/>
+                            </m:rPr>
+                            <m:t>−</m:t>
+                          </m:r>
+                          <m:r>
+                            <m:t>f</m:t>
+                          </m:r>
+                          <m:r>
+                            <m:t>​</m:t>
+                          </m:r>
+                          <m:d>
+                            <m:dPr>
+                              <m:begChr m:val="("/>
+                              <m:sepChr m:val=""/>
+                              <m:endChr m:val=")"/>
+                              <m:grow/>
+                            </m:dPr>
+                            <m:e>
+                              <m:r>
+                                <m:t>X</m:t>
+                              </m:r>
+                            </m:e>
+                          </m:d>
+                          <m:r>
+                            <m:t>​</m:t>
+                          </m:r>
+                        </m:e>
+                      </m:d>
+                      <m:r>
+                        <m:t>​</m:t>
+                      </m:r>
+                    </m:e>
+                    <m:sup>
+                      <m:r>
+                        <m:t>2</m:t>
+                      </m:r>
+                    </m:sup>
+                  </m:sSup>
+                </m:e>
+              </m:d>
+              <m:r>
+                <m:t>​</m:t>
+              </m:r>
+              <m:r>
+                <m:t>&amp;</m:t>
+              </m:r>
+              <m:r>
+                <m:rPr>
+                  <m:sty m:val="p"/>
+                </m:rPr>
+                <m:t>=</m:t>
+              </m:r>
+              <m:r>
+                <m:t>0</m:t>
+              </m:r>
+            </m:e>
+            <m:e>
+              <m:r>
+                <m:rPr>
+                  <m:sty m:val="p"/>
+                </m:rPr>
+                <m:t>⇔</m:t>
+              </m:r>
+              <m:r>
+                <m:rPr>
+                  <m:scr m:val="double-struck"/>
+                  <m:sty m:val="p"/>
+                </m:rPr>
+                <m:t>P</m:t>
+              </m:r>
+              <m:r>
+                <m:t>​</m:t>
+              </m:r>
+              <m:d>
+                <m:dPr>
+                  <m:begChr m:val="("/>
+                  <m:sepChr m:val=""/>
+                  <m:endChr m:val=")"/>
+                  <m:grow/>
+                </m:dPr>
+                <m:e>
+                  <m:r>
+                    <m:t>f</m:t>
+                  </m:r>
+                  <m:r>
+                    <m:t>​</m:t>
+                  </m:r>
+                  <m:d>
+                    <m:dPr>
+                      <m:begChr m:val="("/>
+                      <m:sepChr m:val=""/>
+                      <m:endChr m:val=")"/>
+                      <m:grow/>
+                    </m:dPr>
+                    <m:e>
+                      <m:r>
+                        <m:t>X</m:t>
+                      </m:r>
+                    </m:e>
+                  </m:d>
+                  <m:r>
+                    <m:t>​</m:t>
+                  </m:r>
+                  <m:r>
+                    <m:rPr>
+                      <m:sty m:val="p"/>
+                    </m:rPr>
+                    <m:t>≠</m:t>
+                  </m:r>
+                  <m:r>
+                    <m:rPr>
+                      <m:scr m:val="double-struck"/>
+                      <m:sty m:val="p"/>
+                    </m:rPr>
+                    <m:t>E</m:t>
+                  </m:r>
+                  <m:r>
+                    <m:t>​</m:t>
+                  </m:r>
+                  <m:d>
+                    <m:dPr>
+                      <m:begChr m:val="["/>
+                      <m:sepChr m:val=""/>
+                      <m:endChr m:val="]"/>
+                      <m:grow/>
+                    </m:dPr>
+                    <m:e>
+                      <m:r>
+                        <m:t>Y</m:t>
+                      </m:r>
+                      <m:r>
+                        <m:rPr>
+                          <m:sty m:val="p"/>
+                        </m:rPr>
+                        <m:t>∣</m:t>
+                      </m:r>
+                      <m:r>
+                        <m:t>X</m:t>
+                      </m:r>
+                    </m:e>
+                  </m:d>
+                  <m:r>
+                    <m:t>​</m:t>
+                  </m:r>
+                </m:e>
+              </m:d>
+              <m:r>
+                <m:t>​</m:t>
+              </m:r>
+              <m:r>
+                <m:t>&amp;</m:t>
+              </m:r>
+              <m:r>
+                <m:rPr>
+                  <m:sty m:val="p"/>
+                </m:rPr>
+                <m:t>=</m:t>
+              </m:r>
+              <m:r>
+                <m:t>0</m:t>
+              </m:r>
+            </m:e>
+          </m:eqArr>
+        </m:oMath>
+      </m:oMathPara>
+    </w:p>
+    <w:p>
+      <w:pPr>
+        <w:pStyle w:val="FirstParagraph"/>
+      </w:pPr>
+      <w:r>
+        <w:t xml:space="preserve">The ❌ version puts the first condition in words and the second in math.</w:t>
+      </w:r>
+      <w:r>
+        <w:t xml:space="preserve"> </w:t>
+      </w:r>
+      <w:r>
+        <w:t xml:space="preserve">The ✅ version says the result once in words and once in math.</w:t>
+      </w:r>
+    </w:p>
+    <w:bookmarkEnd w:id="25"/>
+    <w:bookmarkEnd w:id="26"/>
+    <w:bookmarkEnd w:id="27"/>
+    <w:bookmarkStart w:id="29" w:name="introduce-a-theorem-with-a-sentence"/>
+    <w:p>
+      <w:pPr>
+        <w:pStyle w:val="Heading2"/>
+      </w:pPr>
+      <w:r>
+        <w:t xml:space="preserve">2 Introduce a theorem with a sentence</w:t>
+      </w:r>
+    </w:p>
+    <w:p>
+      <w:pPr>
+        <w:pStyle w:val="FirstParagraph"/>
+      </w:pPr>
+      <w:r>
+        <w:t xml:space="preserve">The line before a theorem, lemma or algorithm should be a complete sentence,</w:t>
+      </w:r>
+      <w:r>
+        <w:t xml:space="preserve"> </w:t>
+      </w:r>
+      <w:r>
+        <w:t xml:space="preserve">or end with a colon.</w:t>
+      </w:r>
+      <w:r>
+        <w:t xml:space="preserve"> </w:t>
+      </w:r>
+      <w:r>
+        <w:t xml:space="preserve">Do not let a heading such as</w:t>
+      </w:r>
+      <w:r>
+        <w:t xml:space="preserve"> </w:t>
+      </w:r>
+      <w:r>
+        <w:t xml:space="preserve">“Theorem”</w:t>
+      </w:r>
+      <w:r>
+        <w:t xml:space="preserve"> </w:t>
+      </w:r>
+      <w:r>
+        <w:t xml:space="preserve">finish a sentence that began above it.</w:t>
+      </w:r>
+    </w:p>
+    <w:bookmarkStart w:id="28" w:name="exm-introduce-theorem"/>
+    <w:p>
+      <w:pPr>
+        <w:pStyle w:val="BodyText"/>
+      </w:pPr>
+      <w:r>
+        <w:rPr>
+          <w:b/>
+          <w:bCs/>
+        </w:rPr>
+        <w:t xml:space="preserve">Example 5 (Introducing a theorem)</w:t>
       </w:r>
       <w:r>
         <w:t xml:space="preserve"> </w:t>
@@ -1268,7 +1739,7 @@
         <w:t xml:space="preserve">The ✅ version uses a complete sentence, and the theorem names its object.</w:t>
       </w:r>
     </w:p>
-    <w:bookmarkEnd w:id="26"/>
+    <w:bookmarkEnd w:id="28"/>
     <w:p>
       <w:pPr>
         <w:pStyle w:val="BodyText"/>
@@ -1289,8 +1760,8 @@
         <w:t xml:space="preserve">so repeat them in the statement.</w:t>
       </w:r>
     </w:p>
-    <w:bookmarkEnd w:id="27"/>
-    <w:bookmarkStart w:id="30" w:name="X635c8c263491261849c5951c600a7c8b3b0ab19"/>
+    <w:bookmarkEnd w:id="29"/>
+    <w:bookmarkStart w:id="32" w:name="X635c8c263491261849c5951c600a7c8b3b0ab19"/>
     <w:p>
       <w:pPr>
         <w:pStyle w:val="Heading2"/>
@@ -1327,7 +1798,7 @@
       <w:r>
         <w:t xml:space="preserve"> </w:t>
       </w:r>
-      <w:hyperlink r:id="rId28">
+      <w:hyperlink r:id="rId30">
         <w:r>
           <w:rPr>
             <w:rStyle w:val="Hyperlink"/>
@@ -1482,7 +1953,7 @@
         <w:t xml:space="preserve">not for the equation the reader is meant to remember.</w:t>
       </w:r>
     </w:p>
-    <w:bookmarkStart w:id="29" w:name="exm-key-equation-displayed"/>
+    <w:bookmarkStart w:id="31" w:name="exm-key-equation-displayed"/>
     <w:p>
       <w:pPr>
         <w:pStyle w:val="BodyText"/>
@@ -1492,7 +1963,7 @@
           <w:b/>
           <w:bCs/>
         </w:rPr>
-        <w:t xml:space="preserve">Example 5 (Displaying the normal equations)</w:t>
+        <w:t xml:space="preserve">Example 6 (Displaying the normal equations)</w:t>
       </w:r>
       <w:r>
         <w:t xml:space="preserve"> </w:t>
@@ -1689,9 +2160,9 @@
         <w:t xml:space="preserve">The ✅ version gives it a line of its own.</w:t>
       </w:r>
     </w:p>
-    <w:bookmarkEnd w:id="29"/>
-    <w:bookmarkEnd w:id="30"/>
-    <w:bookmarkStart w:id="31" w:name="Xa3cf6e4bc6fc8e3d4315c77eaadbd0b034cebd2"/>
+    <w:bookmarkEnd w:id="31"/>
+    <w:bookmarkEnd w:id="32"/>
+    <w:bookmarkStart w:id="33" w:name="Xa3cf6e4bc6fc8e3d4315c77eaadbd0b034cebd2"/>
     <w:p>
       <w:pPr>
         <w:pStyle w:val="Heading2"/>
@@ -1768,8 +2239,8 @@
         <w:t xml:space="preserve">.</w:t>
       </w:r>
     </w:p>
-    <w:bookmarkEnd w:id="31"/>
-    <w:bookmarkStart w:id="32" w:name="keep-subscripts-under-control"/>
+    <w:bookmarkEnd w:id="33"/>
+    <w:bookmarkStart w:id="34" w:name="keep-subscripts-under-control"/>
     <w:p>
       <w:pPr>
         <w:pStyle w:val="Heading2"/>
@@ -2095,8 +2566,8 @@
         <w:t xml:space="preserve">only when you need two specified elements.</w:t>
       </w:r>
     </w:p>
-    <w:bookmarkEnd w:id="32"/>
-    <w:bookmarkStart w:id="33" w:name="choose-the-voice-and-the-person"/>
+    <w:bookmarkEnd w:id="34"/>
+    <w:bookmarkStart w:id="35" w:name="choose-the-voice-and-the-person"/>
     <w:p>
       <w:pPr>
         <w:pStyle w:val="Heading2"/>
@@ -2318,8 +2789,8 @@
         <w:t xml:space="preserve">.</w:t>
       </w:r>
     </w:p>
-    <w:bookmarkEnd w:id="33"/>
-    <w:bookmarkStart w:id="34" w:name="choose-the-proof-that-fits-the-claim"/>
+    <w:bookmarkEnd w:id="35"/>
+    <w:bookmarkStart w:id="36" w:name="choose-the-proof-that-fits-the-claim"/>
     <w:p>
       <w:pPr>
         <w:pStyle w:val="Heading2"/>
@@ -2354,8 +2825,8 @@
         <w:t xml:space="preserve">and it does not assume that the entries are integers or restate their ordering.</w:t>
       </w:r>
     </w:p>
-    <w:bookmarkEnd w:id="34"/>
-    <w:bookmarkStart w:id="38" w:name="cite-results-not-solutions"/>
+    <w:bookmarkEnd w:id="36"/>
+    <w:bookmarkStart w:id="40" w:name="cite-results-not-solutions"/>
     <w:p>
       <w:pPr>
         <w:pStyle w:val="Heading2"/>
@@ -2408,7 +2879,7 @@
         <w:t xml:space="preserve">Cite that result div in every argument that uses the claim.</w:t>
       </w:r>
     </w:p>
-    <w:bookmarkStart w:id="35" w:name="exm-cite-results"/>
+    <w:bookmarkStart w:id="37" w:name="exm-cite-results"/>
     <w:p>
       <w:pPr>
         <w:pStyle w:val="BodyText"/>
@@ -2418,7 +2889,7 @@
           <w:b/>
           <w:bCs/>
         </w:rPr>
-        <w:t xml:space="preserve">Example 6 (Citing a result div)</w:t>
+        <w:t xml:space="preserve">Example 7 (Citing a result div)</w:t>
       </w:r>
       <w:r>
         <w:t xml:space="preserve"> </w:t>
@@ -2489,7 +2960,7 @@
         <w:t xml:space="preserve">The ✅ version cites claims that the notes state, number and keep.</w:t>
       </w:r>
     </w:p>
-    <w:bookmarkEnd w:id="35"/>
+    <w:bookmarkEnd w:id="37"/>
     <w:p>
       <w:pPr>
         <w:pStyle w:val="BodyText"/>
@@ -2577,7 +3048,7 @@
       <w:r>
         <w:t xml:space="preserve"> </w:t>
       </w:r>
-      <w:hyperlink r:id="rId36">
+      <w:hyperlink r:id="rId38">
         <w:r>
           <w:rPr>
             <w:rStyle w:val="Hyperlink"/>
@@ -2641,7 +3112,7 @@
       <w:r>
         <w:t xml:space="preserve"> </w:t>
       </w:r>
-      <w:hyperlink r:id="rId37">
+      <w:hyperlink r:id="rId39">
         <w:r>
           <w:rPr>
             <w:rStyle w:val="VerbatimChar"/>
@@ -2710,8 +3181,8 @@
         <w:t xml:space="preserve">The workflow does not check prose outside proof and result divs, but the rule still applies there.</w:t>
       </w:r>
     </w:p>
-    <w:bookmarkEnd w:id="38"/>
-    <w:bookmarkStart w:id="40" w:name="keep-each-div-minimal-cite-never-inline"/>
+    <w:bookmarkEnd w:id="40"/>
+    <w:bookmarkStart w:id="42" w:name="keep-each-div-minimal-cite-never-inline"/>
     <w:p>
       <w:pPr>
         <w:pStyle w:val="Heading2"/>
@@ -2746,7 +3217,7 @@
         <w:t xml:space="preserve">A solution decomposes the same way: each solution is the smallest argument that answers its exercise, and it cites result divs for the steps that other arguments also use.</w:t>
       </w:r>
     </w:p>
-    <w:bookmarkStart w:id="39" w:name="exm-never-inline"/>
+    <w:bookmarkStart w:id="41" w:name="exm-never-inline"/>
     <w:p>
       <w:pPr>
         <w:pStyle w:val="BodyText"/>
@@ -2756,7 +3227,7 @@
           <w:b/>
           <w:bCs/>
         </w:rPr>
-        <w:t xml:space="preserve">Example 7 (Citing a step instead of deriving it)</w:t>
+        <w:t xml:space="preserve">Example 8 (Citing a step instead of deriving it)</w:t>
       </w:r>
       <w:r>
         <w:t xml:space="preserve"> </w:t>
@@ -3115,7 +3586,7 @@
         <w:t xml:space="preserve">The ❌ proof derives inline the result that Lemma 4 states, so a reader who needs that step elsewhere has nowhere to cite.</w:t>
       </w:r>
     </w:p>
-    <w:bookmarkEnd w:id="39"/>
+    <w:bookmarkEnd w:id="41"/>
     <w:p>
       <w:pPr>
         <w:pStyle w:val="BodyText"/>
@@ -3159,8 +3630,8 @@
         <w:t xml:space="preserve">workflow covers only the citation of solutions.</w:t>
       </w:r>
     </w:p>
-    <w:bookmarkEnd w:id="40"/>
-    <w:bookmarkStart w:id="52" w:name="rules-that-other-chapters-cover"/>
+    <w:bookmarkEnd w:id="42"/>
+    <w:bookmarkStart w:id="54" w:name="rules-that-other-chapters-cover"/>
     <w:p>
       <w:pPr>
         <w:pStyle w:val="Heading2"/>
@@ -3201,7 +3672,7 @@
       <w:tr>
         <w:tc>
           <w:tcPr/>
-          <w:bookmarkStart w:id="48" w:name="tbl-knuth-elsewhere"/>
+          <w:bookmarkStart w:id="50" w:name="tbl-knuth-elsewhere"/>
           <w:p>
             <w:pPr>
               <w:jc w:val="center"/>
@@ -3337,7 +3808,7 @@
                     <w:pStyle w:val="Compact"/>
                     <w:jc w:val="center"/>
                   </w:pPr>
-                  <w:hyperlink r:id="rId41">
+                  <w:hyperlink r:id="rId43">
                     <w:r>
                       <w:rPr>
                         <w:rStyle w:val="Hyperlink"/>
@@ -3368,7 +3839,7 @@
                     <w:pStyle w:val="Compact"/>
                     <w:jc w:val="center"/>
                   </w:pPr>
-                  <w:hyperlink r:id="rId42">
+                  <w:hyperlink r:id="rId44">
                     <w:r>
                       <w:rPr>
                         <w:rStyle w:val="Hyperlink"/>
@@ -3399,7 +3870,7 @@
                     <w:pStyle w:val="Compact"/>
                     <w:jc w:val="center"/>
                   </w:pPr>
-                  <w:hyperlink r:id="rId43">
+                  <w:hyperlink r:id="rId45">
                     <w:r>
                       <w:rPr>
                         <w:rStyle w:val="Hyperlink"/>
@@ -3430,7 +3901,7 @@
                     <w:pStyle w:val="Compact"/>
                     <w:jc w:val="center"/>
                   </w:pPr>
-                  <w:hyperlink r:id="rId44">
+                  <w:hyperlink r:id="rId46">
                     <w:r>
                       <w:rPr>
                         <w:rStyle w:val="Hyperlink"/>
@@ -3479,7 +3950,7 @@
                   <w:r>
                     <w:t xml:space="preserve"> </w:t>
                   </w:r>
-                  <w:hyperlink r:id="rId45">
+                  <w:hyperlink r:id="rId47">
                     <w:r>
                       <w:rPr>
                         <w:rStyle w:val="Hyperlink"/>
@@ -3496,7 +3967,7 @@
                     <w:pStyle w:val="Compact"/>
                     <w:jc w:val="center"/>
                   </w:pPr>
-                  <w:hyperlink r:id="rId46">
+                  <w:hyperlink r:id="rId48">
                     <w:r>
                       <w:rPr>
                         <w:rStyle w:val="Hyperlink"/>
@@ -3527,7 +3998,7 @@
                     <w:pStyle w:val="Compact"/>
                     <w:jc w:val="center"/>
                   </w:pPr>
-                  <w:hyperlink r:id="rId47">
+                  <w:hyperlink r:id="rId49">
                     <w:r>
                       <w:rPr>
                         <w:rStyle w:val="Hyperlink"/>
@@ -3539,13 +4010,13 @@
               </w:tc>
             </w:tr>
           </w:tbl>
-          <w:bookmarkEnd w:id="48"/>
+          <w:bookmarkEnd w:id="50"/>
           <w:p/>
         </w:tc>
       </w:tr>
     </w:tbl>
-    <w:bookmarkStart w:id="51" w:name="refs"/>
-    <w:bookmarkStart w:id="50" w:name="ref-knuth1987mathematical"/>
+    <w:bookmarkStart w:id="53" w:name="refs"/>
+    <w:bookmarkStart w:id="52" w:name="ref-knuth1987mathematical"/>
     <w:p>
       <w:pPr>
         <w:pStyle w:val="Bibliography"/>
@@ -3569,7 +4040,7 @@
       <w:r>
         <w:t xml:space="preserve"> </w:t>
       </w:r>
-      <w:hyperlink r:id="rId49">
+      <w:hyperlink r:id="rId51">
         <w:r>
           <w:rPr>
             <w:rStyle w:val="Hyperlink"/>
@@ -3581,9 +4052,9 @@
         <w:t xml:space="preserve">.</w:t>
       </w:r>
     </w:p>
-    <w:bookmarkEnd w:id="50"/>
-    <w:bookmarkEnd w:id="51"/>
     <w:bookmarkEnd w:id="52"/>
+    <w:bookmarkEnd w:id="53"/>
+    <w:bookmarkEnd w:id="54"/>
     <w:sectPr>
       <w:footnotePr>
         <w:numRestart w:val="eachSect"/>

--- a/chapters/mathematical-writing.docx
+++ b/chapters/mathematical-writing.docx
@@ -15,7 +15,7 @@
         <w:pStyle w:val="Date"/>
       </w:pPr>
       <w:r>
-        <w:t xml:space="preserve">Last modified: 2026-10-29 15:25:43 (PDT)</w:t>
+        <w:t xml:space="preserve">Last modified: 2026-10-29 15:37:42 (PDT)</w:t>
       </w:r>
     </w:p>
     <w:tbl>

--- a/chapters/mathematical-writing.docx
+++ b/chapters/mathematical-writing.docx
@@ -15,7 +15,7 @@
         <w:pStyle w:val="Date"/>
       </w:pPr>
       <w:r>
-        <w:t xml:space="preserve">Last modified: 2026-10-29 15:37:42 (PDT)</w:t>
+        <w:t xml:space="preserve">Last modified: 2026-10-29 15:44:03 (PDT)</w:t>
       </w:r>
     </w:p>
     <w:tbl>

--- a/chapters/mathematical-writing.docx
+++ b/chapters/mathematical-writing.docx
@@ -15,7 +15,7 @@
         <w:pStyle w:val="Date"/>
       </w:pPr>
       <w:r>
-        <w:t xml:space="preserve">Last modified: 2026-10-29 15:44:03 (PDT)</w:t>
+        <w:t xml:space="preserve">Last modified: 2026-10-29 16:45:39 (PDT)</w:t>
       </w:r>
     </w:p>
     <w:tbl>

--- a/chapters/mathematical-writing.docx
+++ b/chapters/mathematical-writing.docx
@@ -15,7 +15,7 @@
         <w:pStyle w:val="Date"/>
       </w:pPr>
       <w:r>
-        <w:t xml:space="preserve">Last modified: 2026-10-29 16:45:39 (PDT)</w:t>
+        <w:t xml:space="preserve">Last modified: 2026-10-29 16:56:32 (PDT)</w:t>
       </w:r>
     </w:p>
     <w:tbl>
@@ -3631,13 +3631,679 @@
       </w:r>
     </w:p>
     <w:bookmarkEnd w:id="42"/>
-    <w:bookmarkStart w:id="54" w:name="rules-that-other-chapters-cover"/>
+    <w:bookmarkStart w:id="48" w:name="Xd2b1f08161d44443d3d9c5e89d9ddf68e118cc1"/>
     <w:p>
       <w:pPr>
         <w:pStyle w:val="Heading2"/>
       </w:pPr>
       <w:r>
-        <w:t xml:space="preserve">10 Rules that other chapters cover</w:t>
+        <w:t xml:space="preserve">10 Use no symbol that the statement does not need</w:t>
+      </w:r>
+    </w:p>
+    <w:p>
+      <w:pPr>
+        <w:pStyle w:val="FirstParagraph"/>
+      </w:pPr>
+      <w:r>
+        <w:t xml:space="preserve">Halmos advises</w:t>
+      </w:r>
+      <w:r>
+        <w:t xml:space="preserve"> </w:t>
+      </w:r>
+      <w:r>
+        <w:t xml:space="preserve">“avoid the use of irrelevant symbols”</w:t>
+      </w:r>
+      <w:r>
+        <w:t xml:space="preserve"> </w:t>
+      </w:r>
+      <w:r>
+        <w:t xml:space="preserve">and states the rule in its showy form as</w:t>
+      </w:r>
+      <w:r>
+        <w:t xml:space="preserve"> </w:t>
+      </w:r>
+      <w:r>
+        <w:t xml:space="preserve">“use no letter only once”</w:t>
+      </w:r>
+      <w:r>
+        <w:t xml:space="preserve"> </w:t>
+      </w:r>
+      <w:r>
+        <w:t xml:space="preserve">(Halmos 1970, sec. 15)</w:t>
+      </w:r>
+      <w:r>
+        <w:t xml:space="preserve">.</w:t>
+      </w:r>
+      <w:r>
+        <w:t xml:space="preserve"> </w:t>
+      </w:r>
+      <w:r>
+        <w:t xml:space="preserve">A symbol that appears once, in the sentence that introduces it,</w:t>
+      </w:r>
+      <w:r>
+        <w:t xml:space="preserve"> </w:t>
+      </w:r>
+      <w:r>
+        <w:t xml:space="preserve">adds a name for the reader to hold and nothing to use it for.</w:t>
+      </w:r>
+      <w:r>
+        <w:t xml:space="preserve"> </w:t>
+      </w:r>
+      <w:r>
+        <w:t xml:space="preserve">Delete the symbol, or use it in the statement that needs it.</w:t>
+      </w:r>
+    </w:p>
+    <w:bookmarkStart w:id="44" w:name="exm-superfluous-symbol"/>
+    <w:p>
+      <w:pPr>
+        <w:pStyle w:val="BodyText"/>
+      </w:pPr>
+      <w:r>
+        <w:rPr>
+          <w:b/>
+          <w:bCs/>
+        </w:rPr>
+        <w:t xml:space="preserve">Example 9 (Deleting a symbol that is named and never used)</w:t>
+      </w:r>
+      <w:r>
+        <w:t xml:space="preserve"> </w:t>
+      </w:r>
+      <w:r>
+        <w:t xml:space="preserve"> </w:t>
+      </w:r>
+    </w:p>
+    <w:p>
+      <w:pPr>
+        <w:pStyle w:val="BlockText"/>
+      </w:pPr>
+      <w:r>
+        <w:t xml:space="preserve">❌ Every continuous real-valued</w:t>
+      </w:r>
+      <w:r>
+        <w:t xml:space="preserve"> </w:t>
+      </w:r>
+      <w:hyperlink r:id="rId43">
+        <w:r>
+          <w:rPr>
+            <w:rStyle w:val="Hyperlink"/>
+          </w:rPr>
+          <w:t xml:space="preserve">function</w:t>
+        </w:r>
+      </w:hyperlink>
+      <w:r>
+        <w:t xml:space="preserve"> </w:t>
+      </w:r>
+      <m:oMath>
+        <m:r>
+          <m:t>f</m:t>
+        </m:r>
+      </m:oMath>
+      <w:r>
+        <w:t xml:space="preserve"> </w:t>
+      </w:r>
+      <w:r>
+        <w:t xml:space="preserve">on a compact space is bounded.</w:t>
+      </w:r>
+    </w:p>
+    <w:p>
+      <w:pPr>
+        <w:pStyle w:val="BlockText"/>
+      </w:pPr>
+      <w:r>
+        <w:t xml:space="preserve">✅ Every continuous real-valued function on a compact space is bounded.</w:t>
+      </w:r>
+    </w:p>
+    <w:p>
+      <w:pPr>
+        <w:pStyle w:val="FirstParagraph"/>
+      </w:pPr>
+      <w:r>
+        <w:t xml:space="preserve">Nothing in the sentence refers to</w:t>
+      </w:r>
+      <w:r>
+        <w:t xml:space="preserve"> </w:t>
+      </w:r>
+      <m:oMath>
+        <m:r>
+          <m:t>f</m:t>
+        </m:r>
+      </m:oMath>
+      <w:r>
+        <w:t xml:space="preserve"> </w:t>
+      </w:r>
+      <w:r>
+        <w:t xml:space="preserve">again,</w:t>
+      </w:r>
+      <w:r>
+        <w:t xml:space="preserve"> </w:t>
+      </w:r>
+      <w:r>
+        <w:t xml:space="preserve">so the symbol contributes nothing to the statement.</w:t>
+      </w:r>
+      <w:r>
+        <w:t xml:space="preserve"> </w:t>
+      </w:r>
+      <w:r>
+        <w:t xml:space="preserve">Halmos gives this sentence as his example</w:t>
+      </w:r>
+      <w:r>
+        <w:t xml:space="preserve"> </w:t>
+      </w:r>
+      <w:r>
+        <w:t xml:space="preserve">(Halmos 1970, sec. 15)</w:t>
+      </w:r>
+      <w:r>
+        <w:t xml:space="preserve">.</w:t>
+      </w:r>
+    </w:p>
+    <w:bookmarkEnd w:id="44"/>
+    <w:p>
+      <w:pPr>
+        <w:pStyle w:val="BodyText"/>
+      </w:pPr>
+      <w:r>
+        <w:t xml:space="preserve">When you apply a displayed relation to a second object, name the relation or restate it, rather than citing its tag.</w:t>
+      </w:r>
+      <w:r>
+        <w:t xml:space="preserve"> </w:t>
+      </w:r>
+      <w:r>
+        <w:t xml:space="preserve">Halmos calls</w:t>
+      </w:r>
+      <w:r>
+        <w:t xml:space="preserve"> </w:t>
+      </w:r>
+      <w:r>
+        <w:t xml:space="preserve">“</w:t>
+      </w:r>
+      <m:oMath>
+        <m:r>
+          <m:t>g</m:t>
+        </m:r>
+      </m:oMath>
+      <w:r>
+        <w:t xml:space="preserve"> </w:t>
+      </w:r>
+      <w:r>
+        <w:t xml:space="preserve">also satisfies (</w:t>
+      </w:r>
+      <w:r>
+        <w:rPr>
+          <w:i/>
+          <w:iCs/>
+        </w:rPr>
+        <w:t xml:space="preserve">)” ”logical and alphabetical nonsense”</w:t>
+      </w:r>
+      <w:r>
+        <w:rPr>
+          <w:i/>
+          <w:iCs/>
+        </w:rPr>
+        <w:t xml:space="preserve"> </w:t>
+      </w:r>
+      <w:r>
+        <w:rPr>
+          <w:i/>
+          <w:iCs/>
+        </w:rPr>
+        <w:t xml:space="preserve">and advises ”(</w:t>
+      </w:r>
+      <w:r>
+        <w:t xml:space="preserve">) remains satisfied if</w:t>
+      </w:r>
+      <w:r>
+        <w:t xml:space="preserve"> </w:t>
+      </w:r>
+      <m:oMath>
+        <m:r>
+          <m:t>f</m:t>
+        </m:r>
+      </m:oMath>
+      <w:r>
+        <w:t xml:space="preserve"> </w:t>
+      </w:r>
+      <w:r>
+        <w:t xml:space="preserve">is replaced by</w:t>
+      </w:r>
+      <w:r>
+        <w:t xml:space="preserve"> </w:t>
+      </w:r>
+      <m:oMath>
+        <m:r>
+          <m:t>g</m:t>
+        </m:r>
+      </m:oMath>
+      <w:r>
+        <w:t xml:space="preserve">”</w:t>
+      </w:r>
+      <w:r>
+        <w:t xml:space="preserve">,</w:t>
+      </w:r>
+      <w:r>
+        <w:t xml:space="preserve"> </w:t>
+      </w:r>
+      <w:r>
+        <w:t xml:space="preserve">or, better, giving the relation a name</w:t>
+      </w:r>
+      <w:r>
+        <w:t xml:space="preserve"> </w:t>
+      </w:r>
+      <w:r>
+        <w:t xml:space="preserve">(Halmos 1970, sec. 15)</w:t>
+      </w:r>
+      <w:r>
+        <w:t xml:space="preserve">.</w:t>
+      </w:r>
+      <w:r>
+        <w:t xml:space="preserve"> </w:t>
+      </w:r>
+      <w:r>
+        <w:t xml:space="preserve">A named relation also lets the reader find it without hunting for a tag.</w:t>
+      </w:r>
+    </w:p>
+    <w:bookmarkStart w:id="47" w:name="exm-name-the-relation"/>
+    <w:p>
+      <w:pPr>
+        <w:pStyle w:val="BodyText"/>
+      </w:pPr>
+      <w:r>
+        <w:rPr>
+          <w:b/>
+          <w:bCs/>
+        </w:rPr>
+        <w:t xml:space="preserve">Example 10 (Naming the relation instead of tagging it)</w:t>
+      </w:r>
+      <w:r>
+        <w:t xml:space="preserve"> </w:t>
+      </w:r>
+      <w:r>
+        <w:t xml:space="preserve"> </w:t>
+      </w:r>
+    </w:p>
+    <w:p>
+      <w:pPr>
+        <w:pStyle w:val="BlockText"/>
+      </w:pPr>
+      <w:r>
+        <w:t xml:space="preserve">❌ The</w:t>
+      </w:r>
+      <w:r>
+        <w:t xml:space="preserve"> </w:t>
+      </w:r>
+      <w:hyperlink r:id="rId45">
+        <w:r>
+          <w:rPr>
+            <w:rStyle w:val="Hyperlink"/>
+          </w:rPr>
+          <w:t xml:space="preserve">sample mean</w:t>
+        </w:r>
+      </w:hyperlink>
+      <w:r>
+        <w:t xml:space="preserve"> </w:t>
+      </w:r>
+      <w:r>
+        <w:t xml:space="preserve">satisfies Equation 3, which says that the estimator’s expected value equals the parameter.</w:t>
+      </w:r>
+      <w:r>
+        <w:t xml:space="preserve"> </w:t>
+      </w:r>
+      <w:r>
+        <w:t xml:space="preserve">The sample</w:t>
+      </w:r>
+      <w:r>
+        <w:t xml:space="preserve"> </w:t>
+      </w:r>
+      <w:hyperlink r:id="rId46">
+        <w:r>
+          <w:rPr>
+            <w:rStyle w:val="Hyperlink"/>
+          </w:rPr>
+          <w:t xml:space="preserve">variance</w:t>
+        </w:r>
+      </w:hyperlink>
+      <w:r>
+        <w:t xml:space="preserve"> </w:t>
+      </w:r>
+      <w:r>
+        <w:t xml:space="preserve">also satisfies Equation 3.</w:t>
+      </w:r>
+    </w:p>
+    <w:p>
+      <w:pPr>
+        <w:pStyle w:val="BlockText"/>
+      </w:pPr>
+      <w:r>
+        <w:t xml:space="preserve">✅ The sample mean is an unbiased estimator of the</w:t>
+      </w:r>
+      <w:r>
+        <w:t xml:space="preserve"> </w:t>
+      </w:r>
+      <w:hyperlink r:id="rId20">
+        <w:r>
+          <w:rPr>
+            <w:rStyle w:val="Hyperlink"/>
+          </w:rPr>
+          <w:t xml:space="preserve">population</w:t>
+        </w:r>
+      </w:hyperlink>
+      <w:r>
+        <w:t xml:space="preserve"> </w:t>
+      </w:r>
+      <w:r>
+        <w:t xml:space="preserve">mean.</w:t>
+      </w:r>
+      <w:r>
+        <w:t xml:space="preserve"> </w:t>
+      </w:r>
+      <w:r>
+        <w:t xml:space="preserve">The sample variance is an unbiased estimator of the population variance.</w:t>
+      </w:r>
+    </w:p>
+    <w:p>
+      <w:pPr>
+        <w:pStyle w:val="FirstParagraph"/>
+      </w:pPr>
+      <w:r>
+        <w:t xml:space="preserve">In the ❌ version,</w:t>
+      </w:r>
+      <w:r>
+        <w:t xml:space="preserve"> </w:t>
+      </w:r>
+      <w:r>
+        <w:t xml:space="preserve">“also satisfies Equation 3”</w:t>
+      </w:r>
+      <w:r>
+        <w:t xml:space="preserve"> </w:t>
+      </w:r>
+      <w:r>
+        <w:t xml:space="preserve">is a statement about a different parameter,</w:t>
+      </w:r>
+      <w:r>
+        <w:t xml:space="preserve"> </w:t>
+      </w:r>
+      <w:r>
+        <w:t xml:space="preserve">and the equation says nothing about which parameter.</w:t>
+      </w:r>
+      <w:r>
+        <w:t xml:space="preserve"> </w:t>
+      </w:r>
+      <w:r>
+        <w:t xml:space="preserve">The ✅ version names the property,</w:t>
+      </w:r>
+      <w:r>
+        <w:t xml:space="preserve"> </w:t>
+      </w:r>
+      <w:r>
+        <w:t xml:space="preserve">“unbiased”</w:t>
+      </w:r>
+      <w:r>
+        <w:t xml:space="preserve">,</w:t>
+      </w:r>
+      <w:r>
+        <w:t xml:space="preserve"> </w:t>
+      </w:r>
+      <w:r>
+        <w:t xml:space="preserve">and states each parameter.</w:t>
+      </w:r>
+    </w:p>
+    <w:bookmarkEnd w:id="47"/>
+    <w:p>
+      <w:pPr>
+        <w:pStyle w:val="BodyText"/>
+      </w:pPr>
+      <w:r>
+        <w:t xml:space="preserve">Halmos also says this rule</w:t>
+      </w:r>
+      <w:r>
+        <w:t xml:space="preserve"> </w:t>
+      </w:r>
+      <w:r>
+        <w:t xml:space="preserve">“is sometimes better to break than to obey”</w:t>
+      </w:r>
+      <w:r>
+        <w:t xml:space="preserve">:</w:t>
+      </w:r>
+      <w:r>
+        <w:t xml:space="preserve"> </w:t>
+      </w:r>
+      <w:r>
+        <w:t xml:space="preserve">a symbol that you introduce so that a later sentence in the same paragraph can use it is not superfluous.</w:t>
+      </w:r>
+      <w:r>
+        <w:t xml:space="preserve"> </w:t>
+      </w:r>
+      <w:r>
+        <w:t xml:space="preserve">No check can tell a symbol that a later sentence uses from one that it never uses,</w:t>
+      </w:r>
+      <w:r>
+        <w:t xml:space="preserve"> </w:t>
+      </w:r>
+      <w:r>
+        <w:t xml:space="preserve">because</w:t>
+      </w:r>
+      <w:r>
+        <w:t xml:space="preserve"> </w:t>
+      </w:r>
+      <w:r>
+        <w:t xml:space="preserve">“later”</w:t>
+      </w:r>
+      <w:r>
+        <w:t xml:space="preserve"> </w:t>
+      </w:r>
+      <w:r>
+        <w:t xml:space="preserve">can span pages, so this stays a writing rule that review enforces.</w:t>
+      </w:r>
+    </w:p>
+    <w:bookmarkEnd w:id="48"/>
+    <w:bookmarkStart w:id="52" w:name="Xd4c420c794a4d3e47a75832ce6d850be7dcc245"/>
+    <w:p>
+      <w:pPr>
+        <w:pStyle w:val="Heading2"/>
+      </w:pPr>
+      <w:r>
+        <w:t xml:space="preserve">11 Repeat the wording of parallel results, then point out the difference</w:t>
+      </w:r>
+    </w:p>
+    <w:p>
+      <w:pPr>
+        <w:pStyle w:val="FirstParagraph"/>
+      </w:pPr>
+      <w:r>
+        <w:t xml:space="preserve">When a later result treats a parallel or more general case,</w:t>
+      </w:r>
+      <w:r>
+        <w:t xml:space="preserve"> </w:t>
+      </w:r>
+      <w:r>
+        <w:t xml:space="preserve">Halmos advises that</w:t>
+      </w:r>
+      <w:r>
+        <w:t xml:space="preserve"> </w:t>
+      </w:r>
+      <w:r>
+        <w:t xml:space="preserve">“it is a big help to the reader</w:t>
+      </w:r>
+      <w:r>
+        <w:t xml:space="preserve"> </w:t>
+      </w:r>
+      <w:r>
+        <w:t xml:space="preserve">if you use the same words in the same order for as long as possible,</w:t>
+      </w:r>
+      <w:r>
+        <w:t xml:space="preserve"> </w:t>
+      </w:r>
+      <w:r>
+        <w:t xml:space="preserve">and then, with a proper roll of drums, emphasize the difference”</w:t>
+      </w:r>
+      <w:r>
+        <w:t xml:space="preserve"> </w:t>
+      </w:r>
+      <w:r>
+        <w:t xml:space="preserve">(Halmos 1970, sec. 11)</w:t>
+      </w:r>
+      <w:r>
+        <w:t xml:space="preserve">.</w:t>
+      </w:r>
+      <w:r>
+        <w:t xml:space="preserve"> </w:t>
+      </w:r>
+      <w:r>
+        <w:t xml:space="preserve">He adds that listing the shared conditions and dropping one is not enough;</w:t>
+      </w:r>
+      <w:r>
+        <w:t xml:space="preserve"> </w:t>
+      </w:r>
+      <w:r>
+        <w:t xml:space="preserve">say which condition changed</w:t>
+      </w:r>
+      <w:r>
+        <w:t xml:space="preserve"> </w:t>
+      </w:r>
+      <w:r>
+        <w:t xml:space="preserve">(Halmos 1970, sec. 11)</w:t>
+      </w:r>
+      <w:r>
+        <w:t xml:space="preserve">.</w:t>
+      </w:r>
+    </w:p>
+    <w:bookmarkStart w:id="50" w:name="exm-parallel-wording"/>
+    <w:p>
+      <w:pPr>
+        <w:pStyle w:val="BodyText"/>
+      </w:pPr>
+      <w:r>
+        <w:rPr>
+          <w:b/>
+          <w:bCs/>
+        </w:rPr>
+        <w:t xml:space="preserve">Example 11 (Defining the lasso in the words of the ridge definition)</w:t>
+      </w:r>
+      <w:r>
+        <w:t xml:space="preserve"> </w:t>
+      </w:r>
+      <w:r>
+        <w:t xml:space="preserve"> </w:t>
+      </w:r>
+    </w:p>
+    <w:p>
+      <w:pPr>
+        <w:pStyle w:val="BlockText"/>
+      </w:pPr>
+      <w:r>
+        <w:t xml:space="preserve">❌ The ridge estimate minimizes the</w:t>
+      </w:r>
+      <w:r>
+        <w:t xml:space="preserve"> </w:t>
+      </w:r>
+      <w:hyperlink r:id="rId49">
+        <w:r>
+          <w:rPr>
+            <w:rStyle w:val="Hyperlink"/>
+          </w:rPr>
+          <w:t xml:space="preserve">residual sum of squares</w:t>
+        </w:r>
+      </w:hyperlink>
+      <w:r>
+        <w:t xml:space="preserve"> </w:t>
+      </w:r>
+      <w:r>
+        <w:t xml:space="preserve">plus a penalty on the size of the coefficients, which is the sum of their squares.</w:t>
+      </w:r>
+      <w:r>
+        <w:t xml:space="preserve"> </w:t>
+      </w:r>
+      <w:r>
+        <w:t xml:space="preserve">The lasso estimate is the vector of coefficients with the smallest penalized fit, where the penalty adds up the absolute values.</w:t>
+      </w:r>
+    </w:p>
+    <w:p>
+      <w:pPr>
+        <w:pStyle w:val="BlockText"/>
+      </w:pPr>
+      <w:r>
+        <w:t xml:space="preserve">✅ The ridge estimate minimizes the residual sum of squares plus a penalty equal to the sum of the squared coefficients.</w:t>
+      </w:r>
+      <w:r>
+        <w:t xml:space="preserve"> </w:t>
+      </w:r>
+      <w:r>
+        <w:t xml:space="preserve">The lasso estimate minimizes the residual sum of squares plus a penalty equal to the sum of the absolute values of the coefficients.</w:t>
+      </w:r>
+      <w:r>
+        <w:t xml:space="preserve"> </w:t>
+      </w:r>
+      <w:r>
+        <w:t xml:space="preserve">The two definitions differ only in the penalty.</w:t>
+      </w:r>
+    </w:p>
+    <w:p>
+      <w:pPr>
+        <w:pStyle w:val="FirstParagraph"/>
+      </w:pPr>
+      <w:r>
+        <w:t xml:space="preserve">The ❌ pair varies every phrase, so the reader must compare them clause by clause to find that only the penalty differs.</w:t>
+      </w:r>
+      <w:r>
+        <w:t xml:space="preserve"> </w:t>
+      </w:r>
+      <w:r>
+        <w:t xml:space="preserve">The ✅ pair repeats the shared words and ends by naming the one change.</w:t>
+      </w:r>
+    </w:p>
+    <w:bookmarkEnd w:id="50"/>
+    <w:p>
+      <w:pPr>
+        <w:pStyle w:val="BodyText"/>
+      </w:pPr>
+      <w:r>
+        <w:t xml:space="preserve">Rewording is for the places where the meaning differs.</w:t>
+      </w:r>
+      <w:r>
+        <w:t xml:space="preserve"> </w:t>
+      </w:r>
+      <w:r>
+        <w:t xml:space="preserve">Do not repeat a result for the sake of repetition;</w:t>
+      </w:r>
+      <w:r>
+        <w:t xml:space="preserve"> </w:t>
+      </w:r>
+      <w:hyperlink r:id="rId51">
+        <w:r>
+          <w:rPr>
+            <w:rStyle w:val="Hyperlink"/>
+          </w:rPr>
+          <w:t xml:space="preserve">reuse one written version of each result</w:t>
+        </w:r>
+      </w:hyperlink>
+      <w:r>
+        <w:t xml:space="preserve"> </w:t>
+      </w:r>
+      <w:r>
+        <w:t xml:space="preserve">covers that case.</w:t>
+      </w:r>
+    </w:p>
+    <w:p>
+      <w:pPr>
+        <w:pStyle w:val="BodyText"/>
+      </w:pPr>
+      <w:r>
+        <w:t xml:space="preserve">No check can decide that two results are parallel,</w:t>
+      </w:r>
+      <w:r>
+        <w:t xml:space="preserve"> </w:t>
+      </w:r>
+      <w:r>
+        <w:t xml:space="preserve">so this stays a writing rule that review enforces.</w:t>
+      </w:r>
+    </w:p>
+    <w:bookmarkEnd w:id="52"/>
+    <w:bookmarkStart w:id="66" w:name="rules-that-other-chapters-cover"/>
+    <w:p>
+      <w:pPr>
+        <w:pStyle w:val="Heading2"/>
+      </w:pPr>
+      <w:r>
+        <w:t xml:space="preserve">12 Rules that other chapters cover</w:t>
       </w:r>
     </w:p>
     <w:p>
@@ -3672,7 +4338,7 @@
       <w:tr>
         <w:tc>
           <w:tcPr/>
-          <w:bookmarkStart w:id="50" w:name="tbl-knuth-elsewhere"/>
+          <w:bookmarkStart w:id="60" w:name="tbl-knuth-elsewhere"/>
           <w:p>
             <w:pPr>
               <w:jc w:val="center"/>
@@ -3808,7 +4474,7 @@
                     <w:pStyle w:val="Compact"/>
                     <w:jc w:val="center"/>
                   </w:pPr>
-                  <w:hyperlink r:id="rId43">
+                  <w:hyperlink r:id="rId53">
                     <w:r>
                       <w:rPr>
                         <w:rStyle w:val="Hyperlink"/>
@@ -3839,7 +4505,7 @@
                     <w:pStyle w:val="Compact"/>
                     <w:jc w:val="center"/>
                   </w:pPr>
-                  <w:hyperlink r:id="rId44">
+                  <w:hyperlink r:id="rId54">
                     <w:r>
                       <w:rPr>
                         <w:rStyle w:val="Hyperlink"/>
@@ -3870,7 +4536,7 @@
                     <w:pStyle w:val="Compact"/>
                     <w:jc w:val="center"/>
                   </w:pPr>
-                  <w:hyperlink r:id="rId45">
+                  <w:hyperlink r:id="rId55">
                     <w:r>
                       <w:rPr>
                         <w:rStyle w:val="Hyperlink"/>
@@ -3901,7 +4567,7 @@
                     <w:pStyle w:val="Compact"/>
                     <w:jc w:val="center"/>
                   </w:pPr>
-                  <w:hyperlink r:id="rId46">
+                  <w:hyperlink r:id="rId56">
                     <w:r>
                       <w:rPr>
                         <w:rStyle w:val="Hyperlink"/>
@@ -3950,7 +4616,7 @@
                   <w:r>
                     <w:t xml:space="preserve"> </w:t>
                   </w:r>
-                  <w:hyperlink r:id="rId47">
+                  <w:hyperlink r:id="rId57">
                     <w:r>
                       <w:rPr>
                         <w:rStyle w:val="Hyperlink"/>
@@ -3967,7 +4633,7 @@
                     <w:pStyle w:val="Compact"/>
                     <w:jc w:val="center"/>
                   </w:pPr>
-                  <w:hyperlink r:id="rId48">
+                  <w:hyperlink r:id="rId58">
                     <w:r>
                       <w:rPr>
                         <w:rStyle w:val="Hyperlink"/>
@@ -3998,7 +4664,7 @@
                     <w:pStyle w:val="Compact"/>
                     <w:jc w:val="center"/>
                   </w:pPr>
-                  <w:hyperlink r:id="rId49">
+                  <w:hyperlink r:id="rId59">
                     <w:r>
                       <w:rPr>
                         <w:rStyle w:val="Hyperlink"/>
@@ -4010,13 +4676,73 @@
               </w:tc>
             </w:tr>
           </w:tbl>
-          <w:bookmarkEnd w:id="50"/>
+          <w:bookmarkEnd w:id="60"/>
           <w:p/>
         </w:tc>
       </w:tr>
     </w:tbl>
-    <w:bookmarkStart w:id="53" w:name="refs"/>
-    <w:bookmarkStart w:id="52" w:name="ref-knuth1987mathematical"/>
+    <w:bookmarkStart w:id="65" w:name="refs"/>
+    <w:bookmarkStart w:id="62" w:name="ref-halmos1970write"/>
+    <w:p>
+      <w:pPr>
+        <w:pStyle w:val="Bibliography"/>
+      </w:pPr>
+      <w:r>
+        <w:t xml:space="preserve">Halmos, Paul R. 1970.</w:t>
+      </w:r>
+      <w:r>
+        <w:t xml:space="preserve"> </w:t>
+      </w:r>
+      <w:r>
+        <w:t xml:space="preserve">“How to Write Mathematics.”</w:t>
+      </w:r>
+      <w:r>
+        <w:t xml:space="preserve"> </w:t>
+      </w:r>
+      <w:r>
+        <w:rPr>
+          <w:i/>
+          <w:iCs/>
+        </w:rPr>
+        <w:t xml:space="preserve">L’Enseignement Math</w:t>
+      </w:r>
+      <w:r>
+        <w:rPr>
+          <w:i/>
+          <w:iCs/>
+        </w:rPr>
+        <w:t xml:space="preserve">é</w:t>
+      </w:r>
+      <w:r>
+        <w:rPr>
+          <w:i/>
+          <w:iCs/>
+        </w:rPr>
+        <w:t xml:space="preserve">matique</w:t>
+      </w:r>
+      <w:r>
+        <w:t xml:space="preserve"> </w:t>
+      </w:r>
+      <w:r>
+        <w:t xml:space="preserve">16.</w:t>
+      </w:r>
+      <w:r>
+        <w:t xml:space="preserve"> </w:t>
+      </w:r>
+      <w:hyperlink r:id="rId61">
+        <w:r>
+          <w:rPr>
+            <w:rStyle w:val="Hyperlink"/>
+          </w:rPr>
+          <w:t xml:space="preserve">https://doi.org/10.5169/seals-43857</w:t>
+        </w:r>
+      </w:hyperlink>
+      <w:r>
+        <w:t xml:space="preserve">.</w:t>
+      </w:r>
+    </w:p>
+    <w:bookmarkEnd w:id="62"/>
+    <w:bookmarkStart w:id="64" w:name="ref-knuth1987mathematical"/>
     <w:p>
       <w:pPr>
         <w:pStyle w:val="Bibliography"/>
@@ -4040,7 +4766,7 @@
       <w:r>
         <w:t xml:space="preserve"> </w:t>
       </w:r>
-      <w:hyperlink r:id="rId51">
+      <w:hyperlink r:id="rId63">
         <w:r>
           <w:rPr>
             <w:rStyle w:val="Hyperlink"/>
@@ -4052,9 +4778,9 @@
         <w:t xml:space="preserve">.</w:t>
       </w:r>
     </w:p>
-    <w:bookmarkEnd w:id="52"/>
-    <w:bookmarkEnd w:id="53"/>
-    <w:bookmarkEnd w:id="54"/>
+    <w:bookmarkEnd w:id="64"/>
+    <w:bookmarkEnd w:id="65"/>
+    <w:bookmarkEnd w:id="66"/>
     <w:sectPr>
       <w:footnotePr>
         <w:numRestart w:val="eachSect"/>

--- a/chapters/mathematical-writing.docx
+++ b/chapters/mathematical-writing.docx
@@ -15,7 +15,7 @@
         <w:pStyle w:val="Date"/>
       </w:pPr>
       <w:r>
-        <w:t xml:space="preserve">Last modified: 2026-10-29 16:56:32 (PDT)</w:t>
+        <w:t xml:space="preserve">Last modified: 2026-10-29 17:02:18 (PDT)</w:t>
       </w:r>
     </w:p>
     <w:tbl>

--- a/chapters/mathematical-writing.docx
+++ b/chapters/mathematical-writing.docx
@@ -15,7 +15,7 @@
         <w:pStyle w:val="Date"/>
       </w:pPr>
       <w:r>
-        <w:t xml:space="preserve">Last modified: 2026-10-29 17:02:18 (PDT)</w:t>
+        <w:t xml:space="preserve">Last modified: 2026-10-29 18:12:52 (PDT)</w:t>
       </w:r>
     </w:p>
     <w:tbl>
@@ -4297,13 +4297,407 @@
       </w:r>
     </w:p>
     <w:bookmarkEnd w:id="52"/>
-    <w:bookmarkStart w:id="66" w:name="rules-that-other-chapters-cover"/>
+    <w:bookmarkStart w:id="56" w:name="state-a-theorem-in-one-short-sentence"/>
     <w:p>
       <w:pPr>
         <w:pStyle w:val="Heading2"/>
       </w:pPr>
       <w:r>
-        <w:t xml:space="preserve">12 Rules that other chapters cover</w:t>
+        <w:t xml:space="preserve">12 State a theorem in one short sentence</w:t>
+      </w:r>
+    </w:p>
+    <w:p>
+      <w:pPr>
+        <w:pStyle w:val="FirstParagraph"/>
+      </w:pPr>
+      <w:r>
+        <w:t xml:space="preserve">Halmos advises that</w:t>
+      </w:r>
+      <w:r>
+        <w:t xml:space="preserve"> </w:t>
+      </w:r>
+      <w:r>
+        <w:t xml:space="preserve">“the statement of the theorem should consist of one sentence whenever possible”</w:t>
+      </w:r>
+      <w:r>
+        <w:t xml:space="preserve">,</w:t>
+      </w:r>
+      <w:r>
+        <w:t xml:space="preserve"> </w:t>
+      </w:r>
+      <w:r>
+        <w:t xml:space="preserve">and that the sentence be a short one</w:t>
+      </w:r>
+      <w:r>
+        <w:t xml:space="preserve"> </w:t>
+      </w:r>
+      <w:r>
+        <w:t xml:space="preserve">(Halmos 1970, sec. 10)</w:t>
+      </w:r>
+      <w:r>
+        <w:t xml:space="preserve">.</w:t>
+      </w:r>
+      <w:r>
+        <w:t xml:space="preserve"> </w:t>
+      </w:r>
+      <w:r>
+        <w:t xml:space="preserve">Put the introductory comments, preliminary definitions and motivation before the statement,</w:t>
+      </w:r>
+      <w:r>
+        <w:t xml:space="preserve"> </w:t>
+      </w:r>
+      <w:r>
+        <w:t xml:space="preserve">and the proof after it.</w:t>
+      </w:r>
+      <w:r>
+        <w:t xml:space="preserve"> </w:t>
+      </w:r>
+      <w:r>
+        <w:t xml:space="preserve">Leave asides out of the statement itself.</w:t>
+      </w:r>
+      <w:r>
+        <w:t xml:space="preserve"> </w:t>
+      </w:r>
+      <w:r>
+        <w:t xml:space="preserve">Halmos says that phrases such as</w:t>
+      </w:r>
+      <w:r>
+        <w:t xml:space="preserve"> </w:t>
+      </w:r>
+      <w:r>
+        <w:t xml:space="preserve">“without loss of generality we may assume …”</w:t>
+      </w:r>
+      <w:r>
+        <w:t xml:space="preserve"> </w:t>
+      </w:r>
+      <w:r>
+        <w:t xml:space="preserve">and</w:t>
+      </w:r>
+      <w:r>
+        <w:t xml:space="preserve"> </w:t>
+      </w:r>
+      <w:r>
+        <w:t xml:space="preserve">“moreover it follows from Theorem 1 that …”</w:t>
+      </w:r>
+      <w:r>
+        <w:t xml:space="preserve"> </w:t>
+      </w:r>
+      <w:r>
+        <w:t xml:space="preserve">do not belong in the statement of a theorem</w:t>
+      </w:r>
+      <w:r>
+        <w:t xml:space="preserve"> </w:t>
+      </w:r>
+      <w:r>
+        <w:t xml:space="preserve">(Halmos 1970, sec. 10)</w:t>
+      </w:r>
+      <w:r>
+        <w:t xml:space="preserve">.</w:t>
+      </w:r>
+      <w:r>
+        <w:t xml:space="preserve"> </w:t>
+      </w:r>
+      <w:r>
+        <w:t xml:space="preserve">A reasoning word in a statement (</w:t>
+      </w:r>
+      <w:r>
+        <w:t xml:space="preserve">“so”</w:t>
+      </w:r>
+      <w:r>
+        <w:t xml:space="preserve">,</w:t>
+      </w:r>
+      <w:r>
+        <w:t xml:space="preserve"> </w:t>
+      </w:r>
+      <w:r>
+        <w:t xml:space="preserve">“because”</w:t>
+      </w:r>
+      <w:r>
+        <w:t xml:space="preserve">) is a separate fault,</w:t>
+      </w:r>
+      <w:r>
+        <w:t xml:space="preserve"> </w:t>
+      </w:r>
+      <w:r>
+        <w:t xml:space="preserve">and</w:t>
+      </w:r>
+      <w:r>
+        <w:t xml:space="preserve"> </w:t>
+      </w:r>
+      <w:hyperlink r:id="rId53">
+        <w:r>
+          <w:rPr>
+            <w:rStyle w:val="Hyperlink"/>
+          </w:rPr>
+          <w:t xml:space="preserve">Build every unit from smaller atomic units</w:t>
+        </w:r>
+      </w:hyperlink>
+      <w:r>
+        <w:t xml:space="preserve"> </w:t>
+      </w:r>
+      <w:r>
+        <w:t xml:space="preserve">covers it.</w:t>
+      </w:r>
+    </w:p>
+    <w:bookmarkStart w:id="54" w:name="exm-one-sentence-statement"/>
+    <w:p>
+      <w:pPr>
+        <w:pStyle w:val="BodyText"/>
+      </w:pPr>
+      <w:r>
+        <w:rPr>
+          <w:b/>
+          <w:bCs/>
+        </w:rPr>
+        <w:t xml:space="preserve">Example 12 (Moving an aside out of a statement)</w:t>
+      </w:r>
+      <w:r>
+        <w:t xml:space="preserve"> </w:t>
+      </w:r>
+      <w:r>
+        <w:t xml:space="preserve"> </w:t>
+      </w:r>
+    </w:p>
+    <w:p>
+      <w:pPr>
+        <w:pStyle w:val="BlockText"/>
+      </w:pPr>
+      <w:r>
+        <w:t xml:space="preserve">❌ Without loss of generality, let</w:t>
+      </w:r>
+      <w:r>
+        <w:t xml:space="preserve"> </w:t>
+      </w:r>
+      <m:oMath>
+        <m:r>
+          <m:t>x</m:t>
+        </m:r>
+        <m:r>
+          <m:rPr>
+            <m:sty m:val="p"/>
+          </m:rPr>
+          <m:t>&gt;</m:t>
+        </m:r>
+        <m:r>
+          <m:t>0</m:t>
+        </m:r>
+      </m:oMath>
+      <w:r>
+        <w:t xml:space="preserve">.</w:t>
+      </w:r>
+      <w:r>
+        <w:t xml:space="preserve"> </w:t>
+      </w:r>
+      <w:r>
+        <w:t xml:space="preserve">Moreover, the sequence converges.</w:t>
+      </w:r>
+    </w:p>
+    <w:p>
+      <w:pPr>
+        <w:pStyle w:val="BlockText"/>
+      </w:pPr>
+      <w:r>
+        <w:t xml:space="preserve">✅ If</w:t>
+      </w:r>
+      <w:r>
+        <w:t xml:space="preserve"> </w:t>
+      </w:r>
+      <m:oMath>
+        <m:r>
+          <m:t>x</m:t>
+        </m:r>
+        <m:r>
+          <m:rPr>
+            <m:sty m:val="p"/>
+          </m:rPr>
+          <m:t>&gt;</m:t>
+        </m:r>
+        <m:r>
+          <m:t>0</m:t>
+        </m:r>
+      </m:oMath>
+      <w:r>
+        <w:t xml:space="preserve">, then the sequence converges.</w:t>
+      </w:r>
+    </w:p>
+    <w:p>
+      <w:pPr>
+        <w:pStyle w:val="FirstParagraph"/>
+      </w:pPr>
+      <w:r>
+        <w:t xml:space="preserve">The ❌ statement is two sentences, and the first one is an aside.</w:t>
+      </w:r>
+      <w:r>
+        <w:t xml:space="preserve"> </w:t>
+      </w:r>
+      <w:r>
+        <w:t xml:space="preserve">The ✅ statement is one implication.</w:t>
+      </w:r>
+      <w:r>
+        <w:t xml:space="preserve"> </w:t>
+      </w:r>
+      <w:r>
+        <w:t xml:space="preserve">If the case</w:t>
+      </w:r>
+      <w:r>
+        <w:t xml:space="preserve"> </w:t>
+      </w:r>
+      <m:oMath>
+        <m:r>
+          <m:t>x</m:t>
+        </m:r>
+        <m:r>
+          <m:rPr>
+            <m:sty m:val="p"/>
+          </m:rPr>
+          <m:t>&lt;</m:t>
+        </m:r>
+        <m:r>
+          <m:t>0</m:t>
+        </m:r>
+      </m:oMath>
+      <w:r>
+        <w:t xml:space="preserve"> </w:t>
+      </w:r>
+      <w:r>
+        <w:t xml:space="preserve">needs the same argument, say so in the proof.</w:t>
+      </w:r>
+    </w:p>
+    <w:bookmarkEnd w:id="54"/>
+    <w:p>
+      <w:pPr>
+        <w:pStyle w:val="BodyText"/>
+      </w:pPr>
+      <w:r>
+        <w:t xml:space="preserve">A statement that lists many hypotheses and many conclusions is too long for one sentence.</w:t>
+      </w:r>
+      <w:r>
+        <w:t xml:space="preserve"> </w:t>
+      </w:r>
+      <w:r>
+        <w:t xml:space="preserve">Halmos says that</w:t>
+      </w:r>
+      <w:r>
+        <w:t xml:space="preserve"> </w:t>
+      </w:r>
+      <w:r>
+        <w:t xml:space="preserve">“a list of eight hypotheses … and a list of six conclusions do not a theorem make;</w:t>
+      </w:r>
+      <w:r>
+        <w:t xml:space="preserve"> </w:t>
+      </w:r>
+      <w:r>
+        <w:t xml:space="preserve">they are a badly expounded theory”</w:t>
+      </w:r>
+      <w:r>
+        <w:t xml:space="preserve">,</w:t>
+      </w:r>
+      <w:r>
+        <w:t xml:space="preserve"> </w:t>
+      </w:r>
+      <w:r>
+        <w:t xml:space="preserve">and that the hypotheses</w:t>
+      </w:r>
+      <w:r>
+        <w:t xml:space="preserve"> </w:t>
+      </w:r>
+      <w:r>
+        <w:t xml:space="preserve">“probably describe a general concept that deserves to be isolated, named, and studied”</w:t>
+      </w:r>
+      <w:r>
+        <w:t xml:space="preserve"> </w:t>
+      </w:r>
+      <w:r>
+        <w:t xml:space="preserve">(Halmos 1970, sec. 10)</w:t>
+      </w:r>
+      <w:r>
+        <w:t xml:space="preserve">.</w:t>
+      </w:r>
+      <w:r>
+        <w:t xml:space="preserve"> </w:t>
+      </w:r>
+      <w:r>
+        <w:t xml:space="preserve">Name the shared concept in its own definition,</w:t>
+      </w:r>
+      <w:r>
+        <w:t xml:space="preserve"> </w:t>
+      </w:r>
+      <w:r>
+        <w:t xml:space="preserve">and state each conclusion as its own result.</w:t>
+      </w:r>
+    </w:p>
+    <w:p>
+      <w:pPr>
+        <w:pStyle w:val="BodyText"/>
+      </w:pPr>
+      <w:r>
+        <w:t xml:space="preserve">A warn-only check (</w:t>
+      </w:r>
+      <w:hyperlink r:id="rId55">
+        <w:r>
+          <w:rPr>
+            <w:rStyle w:val="Hyperlink"/>
+          </w:rPr>
+          <w:t xml:space="preserve">gha#1368</w:t>
+        </w:r>
+      </w:hyperlink>
+      <w:r>
+        <w:t xml:space="preserve">) flags</w:t>
+      </w:r>
+      <w:r>
+        <w:t xml:space="preserve"> </w:t>
+      </w:r>
+      <w:r>
+        <w:t xml:space="preserve">“without loss of generality”</w:t>
+      </w:r>
+      <w:r>
+        <w:t xml:space="preserve">,</w:t>
+      </w:r>
+      <w:r>
+        <w:t xml:space="preserve"> </w:t>
+      </w:r>
+      <w:r>
+        <w:t xml:space="preserve">“moreover”</w:t>
+      </w:r>
+      <w:r>
+        <w:t xml:space="preserve"> </w:t>
+      </w:r>
+      <w:r>
+        <w:t xml:space="preserve">and</w:t>
+      </w:r>
+      <w:r>
+        <w:t xml:space="preserve"> </w:t>
+      </w:r>
+      <w:r>
+        <w:t xml:space="preserve">“furthermore”</w:t>
+      </w:r>
+      <w:r>
+        <w:t xml:space="preserve"> </w:t>
+      </w:r>
+      <w:r>
+        <w:t xml:space="preserve">on a line that a pull request adds to a theorem statement.</w:t>
+      </w:r>
+      <w:r>
+        <w:t xml:space="preserve"> </w:t>
+      </w:r>
+      <w:r>
+        <w:t xml:space="preserve">No check can measure whether a statement is short or whether its hypotheses form a concept,</w:t>
+      </w:r>
+      <w:r>
+        <w:t xml:space="preserve"> </w:t>
+      </w:r>
+      <w:r>
+        <w:t xml:space="preserve">so the length rule stays a writing rule that review enforces.</w:t>
+      </w:r>
+    </w:p>
+    <w:bookmarkEnd w:id="56"/>
+    <w:bookmarkStart w:id="70" w:name="rules-that-other-chapters-cover"/>
+    <w:p>
+      <w:pPr>
+        <w:pStyle w:val="Heading2"/>
+      </w:pPr>
+      <w:r>
+        <w:t xml:space="preserve">13 Rules that other chapters cover</w:t>
       </w:r>
     </w:p>
     <w:p>
@@ -4338,7 +4732,7 @@
       <w:tr>
         <w:tc>
           <w:tcPr/>
-          <w:bookmarkStart w:id="60" w:name="tbl-knuth-elsewhere"/>
+          <w:bookmarkStart w:id="64" w:name="tbl-knuth-elsewhere"/>
           <w:p>
             <w:pPr>
               <w:jc w:val="center"/>
@@ -4474,7 +4868,7 @@
                     <w:pStyle w:val="Compact"/>
                     <w:jc w:val="center"/>
                   </w:pPr>
-                  <w:hyperlink r:id="rId53">
+                  <w:hyperlink r:id="rId57">
                     <w:r>
                       <w:rPr>
                         <w:rStyle w:val="Hyperlink"/>
@@ -4505,7 +4899,7 @@
                     <w:pStyle w:val="Compact"/>
                     <w:jc w:val="center"/>
                   </w:pPr>
-                  <w:hyperlink r:id="rId54">
+                  <w:hyperlink r:id="rId58">
                     <w:r>
                       <w:rPr>
                         <w:rStyle w:val="Hyperlink"/>
@@ -4536,7 +4930,7 @@
                     <w:pStyle w:val="Compact"/>
                     <w:jc w:val="center"/>
                   </w:pPr>
-                  <w:hyperlink r:id="rId55">
+                  <w:hyperlink r:id="rId59">
                     <w:r>
                       <w:rPr>
                         <w:rStyle w:val="Hyperlink"/>
@@ -4567,7 +4961,7 @@
                     <w:pStyle w:val="Compact"/>
                     <w:jc w:val="center"/>
                   </w:pPr>
-                  <w:hyperlink r:id="rId56">
+                  <w:hyperlink r:id="rId60">
                     <w:r>
                       <w:rPr>
                         <w:rStyle w:val="Hyperlink"/>
@@ -4616,7 +5010,7 @@
                   <w:r>
                     <w:t xml:space="preserve"> </w:t>
                   </w:r>
-                  <w:hyperlink r:id="rId57">
+                  <w:hyperlink r:id="rId61">
                     <w:r>
                       <w:rPr>
                         <w:rStyle w:val="Hyperlink"/>
@@ -4633,7 +5027,7 @@
                     <w:pStyle w:val="Compact"/>
                     <w:jc w:val="center"/>
                   </w:pPr>
-                  <w:hyperlink r:id="rId58">
+                  <w:hyperlink r:id="rId62">
                     <w:r>
                       <w:rPr>
                         <w:rStyle w:val="Hyperlink"/>
@@ -4664,7 +5058,7 @@
                     <w:pStyle w:val="Compact"/>
                     <w:jc w:val="center"/>
                   </w:pPr>
-                  <w:hyperlink r:id="rId59">
+                  <w:hyperlink r:id="rId63">
                     <w:r>
                       <w:rPr>
                         <w:rStyle w:val="Hyperlink"/>
@@ -4676,13 +5070,13 @@
               </w:tc>
             </w:tr>
           </w:tbl>
-          <w:bookmarkEnd w:id="60"/>
+          <w:bookmarkEnd w:id="64"/>
           <w:p/>
         </w:tc>
       </w:tr>
     </w:tbl>
-    <w:bookmarkStart w:id="65" w:name="refs"/>
-    <w:bookmarkStart w:id="62" w:name="ref-halmos1970write"/>
+    <w:bookmarkStart w:id="69" w:name="refs"/>
+    <w:bookmarkStart w:id="66" w:name="ref-halmos1970write"/>
     <w:p>
       <w:pPr>
         <w:pStyle w:val="Bibliography"/>
@@ -4729,7 +5123,7 @@
       <w:r>
         <w:t xml:space="preserve"> </w:t>
       </w:r>
-      <w:hyperlink r:id="rId61">
+      <w:hyperlink r:id="rId65">
         <w:r>
           <w:rPr>
             <w:rStyle w:val="Hyperlink"/>
@@ -4741,8 +5135,8 @@
         <w:t xml:space="preserve">.</w:t>
       </w:r>
     </w:p>
-    <w:bookmarkEnd w:id="62"/>
-    <w:bookmarkStart w:id="64" w:name="ref-knuth1987mathematical"/>
+    <w:bookmarkEnd w:id="66"/>
+    <w:bookmarkStart w:id="68" w:name="ref-knuth1987mathematical"/>
     <w:p>
       <w:pPr>
         <w:pStyle w:val="Bibliography"/>
@@ -4766,7 +5160,7 @@
       <w:r>
         <w:t xml:space="preserve"> </w:t>
       </w:r>
-      <w:hyperlink r:id="rId63">
+      <w:hyperlink r:id="rId67">
         <w:r>
           <w:rPr>
             <w:rStyle w:val="Hyperlink"/>
@@ -4778,9 +5172,9 @@
         <w:t xml:space="preserve">.</w:t>
       </w:r>
     </w:p>
-    <w:bookmarkEnd w:id="64"/>
-    <w:bookmarkEnd w:id="65"/>
-    <w:bookmarkEnd w:id="66"/>
+    <w:bookmarkEnd w:id="68"/>
+    <w:bookmarkEnd w:id="69"/>
+    <w:bookmarkEnd w:id="70"/>
     <w:sectPr>
       <w:footnotePr>
         <w:numRestart w:val="eachSect"/>

--- a/chapters/mathematical-writing.docx
+++ b/chapters/mathematical-writing.docx
@@ -15,7 +15,7 @@
         <w:pStyle w:val="Date"/>
       </w:pPr>
       <w:r>
-        <w:t xml:space="preserve">Last modified: 2026-10-29 18:12:52 (PDT)</w:t>
+        <w:t xml:space="preserve">Last modified: 2026-10-31 07:13:32 (PDT)</w:t>
       </w:r>
     </w:p>
     <w:tbl>

--- a/chapters/mathematical-writing.docx
+++ b/chapters/mathematical-writing.docx
@@ -15,7 +15,7 @@
         <w:pStyle w:val="Date"/>
       </w:pPr>
       <w:r>
-        <w:t xml:space="preserve">Last modified: 2026-10-31 07:13:32 (PDT)</w:t>
+        <w:t xml:space="preserve">Last modified: 2026-11-01 01:56:20 (PDT)</w:t>
       </w:r>
     </w:p>
     <w:tbl>
